--- a/Doc_GitHub_WissTek_IoT_26_05_31.docx
+++ b/Doc_GitHub_WissTek_IoT_26_05_31.docx
@@ -132,16 +132,13 @@
     <w:p>
       <w:pPr>
         <w:jc w:val="center"/>
-      </w:pPr>
-      <w:r>
         <w:rPr>
           <w:b/>
           <w:bCs/>
           <w:sz w:val="36"/>
           <w:szCs w:val="36"/>
         </w:rPr>
-        <w:t xml:space="preserve">INSTRUÇÕES PARA </w:t>
-      </w:r>
+      </w:pPr>
       <w:r>
         <w:rPr>
           <w:b/>
@@ -149,7 +146,7 @@
           <w:sz w:val="36"/>
           <w:szCs w:val="36"/>
         </w:rPr>
-        <w:t>USO DO</w:t>
+        <w:t xml:space="preserve">INSTRUÇÕES PARA </w:t>
       </w:r>
       <w:r>
         <w:rPr>
@@ -158,7 +155,41 @@
           <w:sz w:val="36"/>
           <w:szCs w:val="36"/>
         </w:rPr>
+        <w:t>USO DO</w:t>
+      </w:r>
+      <w:r>
+        <w:rPr>
+          <w:b/>
+          <w:bCs/>
+          <w:sz w:val="36"/>
+          <w:szCs w:val="36"/>
+        </w:rPr>
         <w:t xml:space="preserve"> GITHUB</w:t>
+      </w:r>
+    </w:p>
+    <w:p>
+      <w:pPr>
+        <w:jc w:val="center"/>
+        <w:rPr>
+          <w:b/>
+          <w:bCs/>
+          <w:sz w:val="36"/>
+          <w:szCs w:val="36"/>
+        </w:rPr>
+      </w:pPr>
+    </w:p>
+    <w:p>
+      <w:pPr>
+        <w:jc w:val="center"/>
+      </w:pPr>
+      <w:r>
+        <w:rPr>
+          <w:b/>
+          <w:bCs/>
+          <w:sz w:val="36"/>
+          <w:szCs w:val="36"/>
+        </w:rPr>
+        <w:t>DOCUMENTAÇÃO DE PROJETOS NO WISSTEK-IOT</w:t>
       </w:r>
     </w:p>
     <w:p>
@@ -364,7 +395,7 @@
           <w:r>
             <w:fldChar w:fldCharType="separate"/>
           </w:r>
-          <w:hyperlink w:anchor="_Toc231120107" w:history="1">
+          <w:hyperlink w:anchor="_Toc231122669" w:history="1">
             <w:r>
               <w:rPr>
                 <w:rStyle w:val="Hyperlink"/>
@@ -409,7 +440,7 @@
                 <w:noProof/>
                 <w:webHidden/>
               </w:rPr>
-              <w:instrText xml:space="preserve"> PAGEREF _Toc231120107 \h </w:instrText>
+              <w:instrText xml:space="preserve"> PAGEREF _Toc231122669 \h </w:instrText>
             </w:r>
             <w:r>
               <w:rPr>
@@ -456,7 +487,7 @@
               <w14:ligatures w14:val="standardContextual"/>
             </w:rPr>
           </w:pPr>
-          <w:hyperlink w:anchor="_Toc231120108" w:history="1">
+          <w:hyperlink w:anchor="_Toc231122670" w:history="1">
             <w:r>
               <w:rPr>
                 <w:rStyle w:val="Hyperlink"/>
@@ -501,7 +532,7 @@
                 <w:noProof/>
                 <w:webHidden/>
               </w:rPr>
-              <w:instrText xml:space="preserve"> PAGEREF _Toc231120108 \h </w:instrText>
+              <w:instrText xml:space="preserve"> PAGEREF _Toc231122670 \h </w:instrText>
             </w:r>
             <w:r>
               <w:rPr>
@@ -548,7 +579,7 @@
               <w14:ligatures w14:val="standardContextual"/>
             </w:rPr>
           </w:pPr>
-          <w:hyperlink w:anchor="_Toc231120109" w:history="1">
+          <w:hyperlink w:anchor="_Toc231122671" w:history="1">
             <w:r>
               <w:rPr>
                 <w:rStyle w:val="Hyperlink"/>
@@ -593,7 +624,7 @@
                 <w:noProof/>
                 <w:webHidden/>
               </w:rPr>
-              <w:instrText xml:space="preserve"> PAGEREF _Toc231120109 \h </w:instrText>
+              <w:instrText xml:space="preserve"> PAGEREF _Toc231122671 \h </w:instrText>
             </w:r>
             <w:r>
               <w:rPr>
@@ -640,7 +671,7 @@
               <w14:ligatures w14:val="standardContextual"/>
             </w:rPr>
           </w:pPr>
-          <w:hyperlink w:anchor="_Toc231120110" w:history="1">
+          <w:hyperlink w:anchor="_Toc231122672" w:history="1">
             <w:r>
               <w:rPr>
                 <w:rStyle w:val="Hyperlink"/>
@@ -693,7 +724,7 @@
                 <w:noProof/>
                 <w:webHidden/>
               </w:rPr>
-              <w:instrText xml:space="preserve"> PAGEREF _Toc231120110 \h </w:instrText>
+              <w:instrText xml:space="preserve"> PAGEREF _Toc231122672 \h </w:instrText>
             </w:r>
             <w:r>
               <w:rPr>
@@ -740,7 +771,7 @@
               <w14:ligatures w14:val="standardContextual"/>
             </w:rPr>
           </w:pPr>
-          <w:hyperlink w:anchor="_Toc231120111" w:history="1">
+          <w:hyperlink w:anchor="_Toc231122673" w:history="1">
             <w:r>
               <w:rPr>
                 <w:rStyle w:val="Hyperlink"/>
@@ -785,7 +816,7 @@
                 <w:noProof/>
                 <w:webHidden/>
               </w:rPr>
-              <w:instrText xml:space="preserve"> PAGEREF _Toc231120111 \h </w:instrText>
+              <w:instrText xml:space="preserve"> PAGEREF _Toc231122673 \h </w:instrText>
             </w:r>
             <w:r>
               <w:rPr>
@@ -832,7 +863,7 @@
               <w14:ligatures w14:val="standardContextual"/>
             </w:rPr>
           </w:pPr>
-          <w:hyperlink w:anchor="_Toc231120112" w:history="1">
+          <w:hyperlink w:anchor="_Toc231122674" w:history="1">
             <w:r>
               <w:rPr>
                 <w:rStyle w:val="Hyperlink"/>
@@ -885,7 +916,7 @@
                 <w:noProof/>
                 <w:webHidden/>
               </w:rPr>
-              <w:instrText xml:space="preserve"> PAGEREF _Toc231120112 \h </w:instrText>
+              <w:instrText xml:space="preserve"> PAGEREF _Toc231122674 \h </w:instrText>
             </w:r>
             <w:r>
               <w:rPr>
@@ -932,7 +963,7 @@
               <w14:ligatures w14:val="standardContextual"/>
             </w:rPr>
           </w:pPr>
-          <w:hyperlink w:anchor="_Toc231120113" w:history="1">
+          <w:hyperlink w:anchor="_Toc231122675" w:history="1">
             <w:r>
               <w:rPr>
                 <w:rStyle w:val="Hyperlink"/>
@@ -977,7 +1008,7 @@
                 <w:noProof/>
                 <w:webHidden/>
               </w:rPr>
-              <w:instrText xml:space="preserve"> PAGEREF _Toc231120113 \h </w:instrText>
+              <w:instrText xml:space="preserve"> PAGEREF _Toc231122675 \h </w:instrText>
             </w:r>
             <w:r>
               <w:rPr>
@@ -997,7 +1028,7 @@
                 <w:noProof/>
                 <w:webHidden/>
               </w:rPr>
-              <w:t>7</w:t>
+              <w:t>8</w:t>
             </w:r>
             <w:r>
               <w:rPr>
@@ -1024,7 +1055,7 @@
               <w14:ligatures w14:val="standardContextual"/>
             </w:rPr>
           </w:pPr>
-          <w:hyperlink w:anchor="_Toc231120114" w:history="1">
+          <w:hyperlink w:anchor="_Toc231122676" w:history="1">
             <w:r>
               <w:rPr>
                 <w:rStyle w:val="Hyperlink"/>
@@ -1069,7 +1100,7 @@
                 <w:noProof/>
                 <w:webHidden/>
               </w:rPr>
-              <w:instrText xml:space="preserve"> PAGEREF _Toc231120114 \h </w:instrText>
+              <w:instrText xml:space="preserve"> PAGEREF _Toc231122676 \h </w:instrText>
             </w:r>
             <w:r>
               <w:rPr>
@@ -1089,7 +1120,7 @@
                 <w:noProof/>
                 <w:webHidden/>
               </w:rPr>
-              <w:t>8</w:t>
+              <w:t>9</w:t>
             </w:r>
             <w:r>
               <w:rPr>
@@ -1116,7 +1147,7 @@
               <w14:ligatures w14:val="standardContextual"/>
             </w:rPr>
           </w:pPr>
-          <w:hyperlink w:anchor="_Toc231120115" w:history="1">
+          <w:hyperlink w:anchor="_Toc231122677" w:history="1">
             <w:r>
               <w:rPr>
                 <w:rStyle w:val="Hyperlink"/>
@@ -1161,7 +1192,7 @@
                 <w:noProof/>
                 <w:webHidden/>
               </w:rPr>
-              <w:instrText xml:space="preserve"> PAGEREF _Toc231120115 \h </w:instrText>
+              <w:instrText xml:space="preserve"> PAGEREF _Toc231122677 \h </w:instrText>
             </w:r>
             <w:r>
               <w:rPr>
@@ -1181,7 +1212,7 @@
                 <w:noProof/>
                 <w:webHidden/>
               </w:rPr>
-              <w:t>8</w:t>
+              <w:t>9</w:t>
             </w:r>
             <w:r>
               <w:rPr>
@@ -1208,7 +1239,7 @@
               <w14:ligatures w14:val="standardContextual"/>
             </w:rPr>
           </w:pPr>
-          <w:hyperlink w:anchor="_Toc231120116" w:history="1">
+          <w:hyperlink w:anchor="_Toc231122678" w:history="1">
             <w:r>
               <w:rPr>
                 <w:rStyle w:val="Hyperlink"/>
@@ -1253,7 +1284,7 @@
                 <w:noProof/>
                 <w:webHidden/>
               </w:rPr>
-              <w:instrText xml:space="preserve"> PAGEREF _Toc231120116 \h </w:instrText>
+              <w:instrText xml:space="preserve"> PAGEREF _Toc231122678 \h </w:instrText>
             </w:r>
             <w:r>
               <w:rPr>
@@ -1273,7 +1304,7 @@
                 <w:noProof/>
                 <w:webHidden/>
               </w:rPr>
-              <w:t>12</w:t>
+              <w:t>13</w:t>
             </w:r>
             <w:r>
               <w:rPr>
@@ -1300,7 +1331,7 @@
               <w14:ligatures w14:val="standardContextual"/>
             </w:rPr>
           </w:pPr>
-          <w:hyperlink w:anchor="_Toc231120117" w:history="1">
+          <w:hyperlink w:anchor="_Toc231122679" w:history="1">
             <w:r>
               <w:rPr>
                 <w:rStyle w:val="Hyperlink"/>
@@ -1345,7 +1376,7 @@
                 <w:noProof/>
                 <w:webHidden/>
               </w:rPr>
-              <w:instrText xml:space="preserve"> PAGEREF _Toc231120117 \h </w:instrText>
+              <w:instrText xml:space="preserve"> PAGEREF _Toc231122679 \h </w:instrText>
             </w:r>
             <w:r>
               <w:rPr>
@@ -1365,7 +1396,7 @@
                 <w:noProof/>
                 <w:webHidden/>
               </w:rPr>
-              <w:t>13</w:t>
+              <w:t>14</w:t>
             </w:r>
             <w:r>
               <w:rPr>
@@ -1392,7 +1423,7 @@
               <w14:ligatures w14:val="standardContextual"/>
             </w:rPr>
           </w:pPr>
-          <w:hyperlink w:anchor="_Toc231120118" w:history="1">
+          <w:hyperlink w:anchor="_Toc231122680" w:history="1">
             <w:r>
               <w:rPr>
                 <w:rStyle w:val="Hyperlink"/>
@@ -1437,7 +1468,7 @@
                 <w:noProof/>
                 <w:webHidden/>
               </w:rPr>
-              <w:instrText xml:space="preserve"> PAGEREF _Toc231120118 \h </w:instrText>
+              <w:instrText xml:space="preserve"> PAGEREF _Toc231122680 \h </w:instrText>
             </w:r>
             <w:r>
               <w:rPr>
@@ -1457,7 +1488,7 @@
                 <w:noProof/>
                 <w:webHidden/>
               </w:rPr>
-              <w:t>15</w:t>
+              <w:t>16</w:t>
             </w:r>
             <w:r>
               <w:rPr>
@@ -1484,7 +1515,7 @@
               <w14:ligatures w14:val="standardContextual"/>
             </w:rPr>
           </w:pPr>
-          <w:hyperlink w:anchor="_Toc231120119" w:history="1">
+          <w:hyperlink w:anchor="_Toc231122681" w:history="1">
             <w:r>
               <w:rPr>
                 <w:rStyle w:val="Hyperlink"/>
@@ -1529,7 +1560,7 @@
                 <w:noProof/>
                 <w:webHidden/>
               </w:rPr>
-              <w:instrText xml:space="preserve"> PAGEREF _Toc231120119 \h </w:instrText>
+              <w:instrText xml:space="preserve"> PAGEREF _Toc231122681 \h </w:instrText>
             </w:r>
             <w:r>
               <w:rPr>
@@ -1549,7 +1580,7 @@
                 <w:noProof/>
                 <w:webHidden/>
               </w:rPr>
-              <w:t>16</w:t>
+              <w:t>17</w:t>
             </w:r>
             <w:r>
               <w:rPr>
@@ -1576,7 +1607,7 @@
               <w14:ligatures w14:val="standardContextual"/>
             </w:rPr>
           </w:pPr>
-          <w:hyperlink w:anchor="_Toc231120120" w:history="1">
+          <w:hyperlink w:anchor="_Toc231122682" w:history="1">
             <w:r>
               <w:rPr>
                 <w:rStyle w:val="Hyperlink"/>
@@ -1621,7 +1652,7 @@
                 <w:noProof/>
                 <w:webHidden/>
               </w:rPr>
-              <w:instrText xml:space="preserve"> PAGEREF _Toc231120120 \h </w:instrText>
+              <w:instrText xml:space="preserve"> PAGEREF _Toc231122682 \h </w:instrText>
             </w:r>
             <w:r>
               <w:rPr>
@@ -1641,7 +1672,7 @@
                 <w:noProof/>
                 <w:webHidden/>
               </w:rPr>
-              <w:t>17</w:t>
+              <w:t>18</w:t>
             </w:r>
             <w:r>
               <w:rPr>
@@ -1668,7 +1699,7 @@
               <w14:ligatures w14:val="standardContextual"/>
             </w:rPr>
           </w:pPr>
-          <w:hyperlink w:anchor="_Toc231120121" w:history="1">
+          <w:hyperlink w:anchor="_Toc231122683" w:history="1">
             <w:r>
               <w:rPr>
                 <w:rStyle w:val="Hyperlink"/>
@@ -1713,7 +1744,7 @@
                 <w:noProof/>
                 <w:webHidden/>
               </w:rPr>
-              <w:instrText xml:space="preserve"> PAGEREF _Toc231120121 \h </w:instrText>
+              <w:instrText xml:space="preserve"> PAGEREF _Toc231122683 \h </w:instrText>
             </w:r>
             <w:r>
               <w:rPr>
@@ -1733,7 +1764,7 @@
                 <w:noProof/>
                 <w:webHidden/>
               </w:rPr>
-              <w:t>22</w:t>
+              <w:t>23</w:t>
             </w:r>
             <w:r>
               <w:rPr>
@@ -1760,7 +1791,7 @@
               <w14:ligatures w14:val="standardContextual"/>
             </w:rPr>
           </w:pPr>
-          <w:hyperlink w:anchor="_Toc231120122" w:history="1">
+          <w:hyperlink w:anchor="_Toc231122684" w:history="1">
             <w:r>
               <w:rPr>
                 <w:rStyle w:val="Hyperlink"/>
@@ -1805,7 +1836,7 @@
                 <w:noProof/>
                 <w:webHidden/>
               </w:rPr>
-              <w:instrText xml:space="preserve"> PAGEREF _Toc231120122 \h </w:instrText>
+              <w:instrText xml:space="preserve"> PAGEREF _Toc231122684 \h </w:instrText>
             </w:r>
             <w:r>
               <w:rPr>
@@ -1825,7 +1856,7 @@
                 <w:noProof/>
                 <w:webHidden/>
               </w:rPr>
-              <w:t>22</w:t>
+              <w:t>23</w:t>
             </w:r>
             <w:r>
               <w:rPr>
@@ -1852,7 +1883,7 @@
               <w14:ligatures w14:val="standardContextual"/>
             </w:rPr>
           </w:pPr>
-          <w:hyperlink w:anchor="_Toc231120123" w:history="1">
+          <w:hyperlink w:anchor="_Toc231122685" w:history="1">
             <w:r>
               <w:rPr>
                 <w:rStyle w:val="Hyperlink"/>
@@ -1897,7 +1928,7 @@
                 <w:noProof/>
                 <w:webHidden/>
               </w:rPr>
-              <w:instrText xml:space="preserve"> PAGEREF _Toc231120123 \h </w:instrText>
+              <w:instrText xml:space="preserve"> PAGEREF _Toc231122685 \h </w:instrText>
             </w:r>
             <w:r>
               <w:rPr>
@@ -1917,7 +1948,7 @@
                 <w:noProof/>
                 <w:webHidden/>
               </w:rPr>
-              <w:t>22</w:t>
+              <w:t>23</w:t>
             </w:r>
             <w:r>
               <w:rPr>
@@ -1944,7 +1975,7 @@
               <w14:ligatures w14:val="standardContextual"/>
             </w:rPr>
           </w:pPr>
-          <w:hyperlink w:anchor="_Toc231120124" w:history="1">
+          <w:hyperlink w:anchor="_Toc231122686" w:history="1">
             <w:r>
               <w:rPr>
                 <w:rStyle w:val="Hyperlink"/>
@@ -1989,7 +2020,7 @@
                 <w:noProof/>
                 <w:webHidden/>
               </w:rPr>
-              <w:instrText xml:space="preserve"> PAGEREF _Toc231120124 \h </w:instrText>
+              <w:instrText xml:space="preserve"> PAGEREF _Toc231122686 \h </w:instrText>
             </w:r>
             <w:r>
               <w:rPr>
@@ -2009,7 +2040,7 @@
                 <w:noProof/>
                 <w:webHidden/>
               </w:rPr>
-              <w:t>23</w:t>
+              <w:t>24</w:t>
             </w:r>
             <w:r>
               <w:rPr>
@@ -2036,7 +2067,7 @@
               <w14:ligatures w14:val="standardContextual"/>
             </w:rPr>
           </w:pPr>
-          <w:hyperlink w:anchor="_Toc231120125" w:history="1">
+          <w:hyperlink w:anchor="_Toc231122687" w:history="1">
             <w:r>
               <w:rPr>
                 <w:rStyle w:val="Hyperlink"/>
@@ -2081,7 +2112,7 @@
                 <w:noProof/>
                 <w:webHidden/>
               </w:rPr>
-              <w:instrText xml:space="preserve"> PAGEREF _Toc231120125 \h </w:instrText>
+              <w:instrText xml:space="preserve"> PAGEREF _Toc231122687 \h </w:instrText>
             </w:r>
             <w:r>
               <w:rPr>
@@ -2101,7 +2132,7 @@
                 <w:noProof/>
                 <w:webHidden/>
               </w:rPr>
-              <w:t>31</w:t>
+              <w:t>32</w:t>
             </w:r>
             <w:r>
               <w:rPr>
@@ -2159,7 +2190,7 @@
         <w:pStyle w:val="Ttulo1"/>
       </w:pPr>
       <w:bookmarkStart w:id="0" w:name="_87ibnqc94kna"/>
-      <w:bookmarkStart w:id="1" w:name="_Toc231120107"/>
+      <w:bookmarkStart w:id="1" w:name="_Toc231122669"/>
       <w:bookmarkEnd w:id="0"/>
       <w:r>
         <w:t>INTRODUÇÃO</w:t>
@@ -2348,7 +2379,7 @@
       <w:pPr>
         <w:pStyle w:val="Ttulo1"/>
       </w:pPr>
-      <w:bookmarkStart w:id="2" w:name="_Toc231120108"/>
+      <w:bookmarkStart w:id="2" w:name="_Toc231122670"/>
       <w:r>
         <w:t>Quais as aplicações necessárias</w:t>
       </w:r>
@@ -2391,13 +2422,8 @@
         <w:jc w:val="left"/>
       </w:pPr>
       <w:r>
-        <w:t xml:space="preserve">O </w:t>
-      </w:r>
-      <w:proofErr w:type="spellStart"/>
-      <w:r>
-        <w:t>Git</w:t>
-      </w:r>
-      <w:proofErr w:type="spellEnd"/>
+        <w:t>O Git</w:t>
+      </w:r>
     </w:p>
     <w:p>
       <w:pPr>
@@ -2448,7 +2474,7 @@
           <w:numId w:val="2"/>
         </w:numPr>
       </w:pPr>
-      <w:bookmarkStart w:id="3" w:name="_Toc231120109"/>
+      <w:bookmarkStart w:id="3" w:name="_Toc231122671"/>
       <w:r>
         <w:lastRenderedPageBreak/>
         <w:t>Criar Subdiretório no computador</w:t>
@@ -2674,7 +2700,7 @@
           <w:numId w:val="2"/>
         </w:numPr>
       </w:pPr>
-      <w:bookmarkStart w:id="4" w:name="_Toc231120110"/>
+      <w:bookmarkStart w:id="4" w:name="_Toc231122672"/>
       <w:r>
         <w:t xml:space="preserve">Instalando o </w:t>
       </w:r>
@@ -2741,7 +2767,7 @@
           <w:numId w:val="2"/>
         </w:numPr>
       </w:pPr>
-      <w:bookmarkStart w:id="5" w:name="_Toc231120111"/>
+      <w:bookmarkStart w:id="5" w:name="_Toc231122673"/>
       <w:r>
         <w:t>Instalar o GitHub Desktop</w:t>
       </w:r>
@@ -2999,7 +3025,7 @@
           <w:numId w:val="2"/>
         </w:numPr>
       </w:pPr>
-      <w:bookmarkStart w:id="6" w:name="_Toc231120112"/>
+      <w:bookmarkStart w:id="6" w:name="_Toc231122674"/>
       <w:r>
         <w:lastRenderedPageBreak/>
         <w:t>Instalar o Visual Studio</w:t>
@@ -3090,13 +3116,8 @@
           <w:numId w:val="7"/>
         </w:numPr>
       </w:pPr>
-      <w:proofErr w:type="spellStart"/>
-      <w:r>
-        <w:t>macOS</w:t>
-      </w:r>
-      <w:proofErr w:type="spellEnd"/>
-      <w:r>
-        <w:t xml:space="preserve"> </w:t>
+      <w:r>
+        <w:t xml:space="preserve">macOS </w:t>
       </w:r>
     </w:p>
     <w:p>
@@ -3112,15 +3133,7 @@
     </w:p>
     <w:p>
       <w:r>
-        <w:t>Abra o arquivo .</w:t>
-      </w:r>
-      <w:proofErr w:type="spellStart"/>
-      <w:r>
-        <w:t>exe</w:t>
-      </w:r>
-      <w:proofErr w:type="spellEnd"/>
-      <w:r>
-        <w:t xml:space="preserve"> que você baixou </w:t>
+        <w:t xml:space="preserve">Abra o arquivo .exe que você baixou </w:t>
       </w:r>
     </w:p>
     <w:p>
@@ -3195,6 +3208,9 @@
     </w:p>
     <w:p>
       <w:r>
+        <w:rPr>
+          <w:noProof/>
+        </w:rPr>
         <w:lastRenderedPageBreak/>
         <w:drawing>
           <wp:inline distT="0" distB="0" distL="0" distR="0" wp14:anchorId="03AA2442" wp14:editId="4769F3A9">
@@ -3241,7 +3257,7 @@
           <w:numId w:val="2"/>
         </w:numPr>
       </w:pPr>
-      <w:bookmarkStart w:id="7" w:name="_Toc231120113"/>
+      <w:bookmarkStart w:id="7" w:name="_Toc231122675"/>
       <w:r>
         <w:t>Criar Profile no GitHub na Web</w:t>
       </w:r>
@@ -3322,12 +3338,15 @@
       <w:r>
         <w:t>baixar o GitHub Desktop e como criar um perfil no GitHub.</w:t>
       </w:r>
+      <w:r>
+        <w:t xml:space="preserve"> Documento no Anexo.</w:t>
+      </w:r>
     </w:p>
     <w:p>
       <w:pPr>
         <w:pStyle w:val="Ttulo1"/>
       </w:pPr>
-      <w:bookmarkStart w:id="8" w:name="_Toc231120114"/>
+      <w:bookmarkStart w:id="8" w:name="_Toc231122676"/>
       <w:r>
         <w:t>COMO CRIAR UM REPOSITÓRIO NOVO</w:t>
       </w:r>
@@ -3385,7 +3404,7 @@
           <w:numId w:val="2"/>
         </w:numPr>
       </w:pPr>
-      <w:bookmarkStart w:id="9" w:name="_Toc231120115"/>
+      <w:bookmarkStart w:id="9" w:name="_Toc231122677"/>
       <w:r>
         <w:t>Criar repositório no GitHub DeskTop</w:t>
       </w:r>
@@ -3674,15 +3693,7 @@
     </w:p>
     <w:p>
       <w:r>
-        <w:t xml:space="preserve">Existe uma outra forma de criar o repositório indo no </w:t>
-      </w:r>
-      <w:proofErr w:type="spellStart"/>
-      <w:r>
-        <w:t>Add</w:t>
-      </w:r>
-      <w:proofErr w:type="spellEnd"/>
-      <w:r>
-        <w:t>.</w:t>
+        <w:t>Existe uma outra forma de criar o repositório indo no Add.</w:t>
       </w:r>
     </w:p>
     <w:p>
@@ -3930,7 +3941,7 @@
           <w:numId w:val="2"/>
         </w:numPr>
       </w:pPr>
-      <w:bookmarkStart w:id="10" w:name="_Toc231120116"/>
+      <w:bookmarkStart w:id="10" w:name="_Toc231122678"/>
       <w:r>
         <w:t>Visualizar o repositório EXP8 no GitHub na nuvem</w:t>
       </w:r>
@@ -3961,15 +3972,7 @@
         <w:t xml:space="preserve"> basta</w:t>
       </w:r>
       <w:r>
-        <w:t xml:space="preserve"> ir </w:t>
-      </w:r>
-      <w:proofErr w:type="gramStart"/>
-      <w:r>
-        <w:t>no</w:t>
-      </w:r>
-      <w:proofErr w:type="gramEnd"/>
-      <w:r>
-        <w:t xml:space="preserve"> GitHub Desktop repository e </w:t>
+        <w:t xml:space="preserve"> ir no GitHub Desktop repository e </w:t>
       </w:r>
       <w:r>
         <w:t xml:space="preserve">selecionar a opção </w:t>
@@ -4109,7 +4112,7 @@
           <w:numId w:val="2"/>
         </w:numPr>
       </w:pPr>
-      <w:bookmarkStart w:id="11" w:name="_Toc231120117"/>
+      <w:bookmarkStart w:id="11" w:name="_Toc231122679"/>
       <w:r>
         <w:t>Caso o repositório estiver privado</w:t>
       </w:r>
@@ -4177,23 +4180,7 @@
     <w:p/>
     <w:p>
       <w:r>
-        <w:t xml:space="preserve">Ir em Danger Zone e </w:t>
-      </w:r>
-      <w:proofErr w:type="spellStart"/>
-      <w:r>
-        <w:t>Change</w:t>
-      </w:r>
-      <w:proofErr w:type="spellEnd"/>
-      <w:r>
-        <w:t xml:space="preserve"> </w:t>
-      </w:r>
-      <w:proofErr w:type="spellStart"/>
-      <w:r>
-        <w:t>visibility</w:t>
-      </w:r>
-      <w:proofErr w:type="spellEnd"/>
-      <w:r>
-        <w:t>.</w:t>
+        <w:t>Ir em Danger Zone e Change visibility.</w:t>
       </w:r>
     </w:p>
     <w:p>
@@ -4359,7 +4346,7 @@
       <w:pPr>
         <w:pStyle w:val="Ttulo1"/>
       </w:pPr>
-      <w:bookmarkStart w:id="12" w:name="_Toc231120118"/>
+      <w:bookmarkStart w:id="12" w:name="_Toc231122680"/>
       <w:r>
         <w:t>REMOVER UM REPOSITÓRIO</w:t>
       </w:r>
@@ -4478,15 +4465,7 @@
         <w:t>os</w:t>
       </w:r>
       <w:r>
-        <w:t xml:space="preserve"> que ir </w:t>
-      </w:r>
-      <w:proofErr w:type="gramStart"/>
-      <w:r>
-        <w:t>no</w:t>
-      </w:r>
-      <w:proofErr w:type="gramEnd"/>
-      <w:r>
-        <w:t xml:space="preserve"> GitHub na Web em Settings e</w:t>
+        <w:t xml:space="preserve"> que ir no GitHub na Web em Settings e</w:t>
       </w:r>
       <w:r>
         <w:t>, a seguir, clicar em</w:t>
@@ -4552,22 +4531,14 @@
         <w:t>Por fim, i</w:t>
       </w:r>
       <w:r>
-        <w:t xml:space="preserve">r </w:t>
-      </w:r>
-      <w:proofErr w:type="gramStart"/>
-      <w:r>
-        <w:t>no</w:t>
-      </w:r>
-      <w:proofErr w:type="gramEnd"/>
-      <w:r>
-        <w:t xml:space="preserve"> diretório .0GitHub e deletar o subdiretório removido.</w:t>
+        <w:t>r no diretório .0GitHub e deletar o subdiretório removido.</w:t>
       </w:r>
     </w:p>
     <w:p>
       <w:pPr>
         <w:pStyle w:val="Ttulo1"/>
       </w:pPr>
-      <w:bookmarkStart w:id="13" w:name="_Toc231120119"/>
+      <w:bookmarkStart w:id="13" w:name="_Toc231122681"/>
       <w:r>
         <w:t>EDIÇÃO DE ARQUIVOS</w:t>
       </w:r>
@@ -4575,23 +4546,7 @@
     </w:p>
     <w:p>
       <w:r>
-        <w:t xml:space="preserve">O Visual Studio </w:t>
-      </w:r>
-      <w:proofErr w:type="spellStart"/>
-      <w:r>
-        <w:t>Code</w:t>
-      </w:r>
-      <w:proofErr w:type="spellEnd"/>
-      <w:r>
-        <w:t xml:space="preserve"> (VS </w:t>
-      </w:r>
-      <w:proofErr w:type="spellStart"/>
-      <w:r>
-        <w:t>Code</w:t>
-      </w:r>
-      <w:proofErr w:type="spellEnd"/>
-      <w:r>
-        <w:t xml:space="preserve"> ou só VS) deve ser onde serão feitas todas as edições de arquivos de todos os tipos. </w:t>
+        <w:t xml:space="preserve">O Visual Studio Code (VS Code ou só VS) deve ser onde serão feitas todas as edições de arquivos de todos os tipos. </w:t>
       </w:r>
     </w:p>
     <w:p>
@@ -4621,7 +4576,7 @@
       <w:pPr>
         <w:pStyle w:val="Ttulo1"/>
       </w:pPr>
-      <w:bookmarkStart w:id="14" w:name="_Toc231120120"/>
+      <w:bookmarkStart w:id="14" w:name="_Toc231122682"/>
       <w:r>
         <w:t>ROTINA DE ATUALIZAÇÕES</w:t>
       </w:r>
@@ -4640,21 +4595,13 @@
     </w:p>
     <w:p>
       <w:r>
-        <w:t xml:space="preserve">Fazer as alterações desejadas nos arquivos no subdiretório </w:t>
-      </w:r>
-      <w:proofErr w:type="gramStart"/>
-      <w:r>
-        <w:t>C:\.0GitHub\EXP8</w:t>
+        <w:t>Fazer as alterações desejadas nos arquivos no subdiretório C:\.0GitHub\EXP8</w:t>
       </w:r>
       <w:r>
         <w:t>,</w:t>
       </w:r>
       <w:r>
-        <w:t xml:space="preserve">  utilizando</w:t>
-      </w:r>
-      <w:proofErr w:type="gramEnd"/>
-      <w:r>
-        <w:t xml:space="preserve"> o VS. </w:t>
+        <w:t xml:space="preserve">  utilizando o VS. </w:t>
       </w:r>
     </w:p>
     <w:p>
@@ -5083,78 +5030,14 @@
           <w:b/>
           <w:bCs/>
         </w:rPr>
-        <w:t xml:space="preserve">IMPORTANTE: o </w:t>
-      </w:r>
-      <w:proofErr w:type="spellStart"/>
+        <w:t xml:space="preserve">IMPORTANTE: o Git faz o versionamento, entretanto é fundamental </w:t>
+      </w:r>
       <w:r>
         <w:rPr>
           <w:b/>
           <w:bCs/>
         </w:rPr>
-        <w:t>Git</w:t>
-      </w:r>
-      <w:proofErr w:type="spellEnd"/>
-      <w:r>
-        <w:rPr>
-          <w:b/>
-          <w:bCs/>
-        </w:rPr>
-        <w:t xml:space="preserve"> faz o versionamento, entretanto é fundamental </w:t>
-      </w:r>
-      <w:r>
-        <w:rPr>
-          <w:b/>
-          <w:bCs/>
-        </w:rPr>
-        <w:t xml:space="preserve">dar o Título do </w:t>
-      </w:r>
-      <w:proofErr w:type="spellStart"/>
-      <w:r>
-        <w:rPr>
-          <w:b/>
-          <w:bCs/>
-        </w:rPr>
-        <w:t>Commit</w:t>
-      </w:r>
-      <w:proofErr w:type="spellEnd"/>
-      <w:r>
-        <w:rPr>
-          <w:b/>
-          <w:bCs/>
-        </w:rPr>
-        <w:t xml:space="preserve"> e descrever com exatidão o que foi feito naquele </w:t>
-      </w:r>
-      <w:proofErr w:type="spellStart"/>
-      <w:r>
-        <w:rPr>
-          <w:b/>
-          <w:bCs/>
-        </w:rPr>
-        <w:t>commit</w:t>
-      </w:r>
-      <w:proofErr w:type="spellEnd"/>
-      <w:r>
-        <w:rPr>
-          <w:b/>
-          <w:bCs/>
-        </w:rPr>
-        <w:t xml:space="preserve">. Caso contrário o uso do GitHub pode se tornar </w:t>
-      </w:r>
-      <w:proofErr w:type="gramStart"/>
-      <w:r>
-        <w:rPr>
-          <w:b/>
-          <w:bCs/>
-        </w:rPr>
-        <w:t>inócuo</w:t>
-      </w:r>
-      <w:proofErr w:type="gramEnd"/>
-      <w:r>
-        <w:rPr>
-          <w:b/>
-          <w:bCs/>
-        </w:rPr>
-        <w:t xml:space="preserve"> para os propósitos aqui propostos.</w:t>
+        <w:t>dar o Título do Commit e descrever com exatidão o que foi feito naquele commit. Caso contrário o uso do GitHub pode se tornar inócuo para os propósitos aqui propostos.</w:t>
       </w:r>
     </w:p>
     <w:p>
@@ -5179,7 +5062,6 @@
       <w:r>
         <w:t xml:space="preserve"> em </w:t>
       </w:r>
-      <w:proofErr w:type="spellStart"/>
       <w:r>
         <w:rPr>
           <w:b/>
@@ -5187,17 +5069,7 @@
           <w:i/>
           <w:iCs/>
         </w:rPr>
-        <w:t>Push</w:t>
-      </w:r>
-      <w:proofErr w:type="spellEnd"/>
-      <w:r>
-        <w:rPr>
-          <w:b/>
-          <w:bCs/>
-          <w:i/>
-          <w:iCs/>
-        </w:rPr>
-        <w:t xml:space="preserve"> origin</w:t>
+        <w:t>Push origin</w:t>
       </w:r>
       <w:r>
         <w:t xml:space="preserve"> no alto da tela, que só aparece quando é colocado o título do </w:t>
@@ -5415,7 +5287,7 @@
       <w:pPr>
         <w:pStyle w:val="Ttulo1"/>
       </w:pPr>
-      <w:bookmarkStart w:id="15" w:name="_Toc231120121"/>
+      <w:bookmarkStart w:id="15" w:name="_Toc231122683"/>
       <w:r>
         <w:lastRenderedPageBreak/>
         <w:t>DOCUMENTAÇÃO README.md</w:t>
@@ -5524,7 +5396,7 @@
           <w:numId w:val="2"/>
         </w:numPr>
       </w:pPr>
-      <w:bookmarkStart w:id="16" w:name="_Toc231120122"/>
+      <w:bookmarkStart w:id="16" w:name="_Toc231122684"/>
       <w:r>
         <w:t>Criação do documento no Word.</w:t>
       </w:r>
@@ -5565,7 +5437,7 @@
           <w:numId w:val="2"/>
         </w:numPr>
       </w:pPr>
-      <w:bookmarkStart w:id="17" w:name="_Toc231120123"/>
+      <w:bookmarkStart w:id="17" w:name="_Toc231122685"/>
       <w:r>
         <w:t>Figuras e Expressões</w:t>
       </w:r>
@@ -5640,7 +5512,7 @@
           <w:numId w:val="2"/>
         </w:numPr>
       </w:pPr>
-      <w:bookmarkStart w:id="18" w:name="_Toc231120124"/>
+      <w:bookmarkStart w:id="18" w:name="_Toc231122686"/>
       <w:r>
         <w:t xml:space="preserve">Converter Word para </w:t>
       </w:r>
@@ -5809,15 +5681,7 @@
     <w:p/>
     <w:p>
       <w:r>
-        <w:t xml:space="preserve">Observar que tem a linha indicando uma figura. O ChatGPT identificou que é uma figura e criou essa linha. Essa figura tem que </w:t>
-      </w:r>
-      <w:proofErr w:type="gramStart"/>
-      <w:r>
-        <w:t>está</w:t>
-      </w:r>
-      <w:proofErr w:type="gramEnd"/>
-      <w:r>
-        <w:t xml:space="preserve"> no subdiretório .3_Figuras, que n</w:t>
+        <w:t>Observar que tem a linha indicando uma figura. O ChatGPT identificou que é uma figura e criou essa linha. Essa figura tem que está no subdiretório .3_Figuras, que n</w:t>
       </w:r>
       <w:r>
         <w:t>este</w:t>
@@ -5836,7 +5700,6 @@
           <w:szCs w:val="21"/>
         </w:rPr>
       </w:pPr>
-      <w:proofErr w:type="gramStart"/>
       <w:r>
         <w:rPr>
           <w:rFonts w:ascii="Courier New" w:eastAsia="Courier New" w:hAnsi="Courier New" w:cs="Courier New"/>
@@ -5845,7 +5708,6 @@
         </w:rPr>
         <w:t>![</w:t>
       </w:r>
-      <w:proofErr w:type="gramEnd"/>
       <w:r>
         <w:rPr>
           <w:rFonts w:ascii="Courier New" w:eastAsia="Courier New" w:hAnsi="Courier New" w:cs="Courier New"/>
@@ -5853,17 +5715,7 @@
           <w:sz w:val="21"/>
           <w:szCs w:val="21"/>
         </w:rPr>
-        <w:t xml:space="preserve">Topologia </w:t>
-      </w:r>
-      <w:proofErr w:type="gramStart"/>
-      <w:r>
-        <w:rPr>
-          <w:rFonts w:ascii="Courier New" w:eastAsia="Courier New" w:hAnsi="Courier New" w:cs="Courier New"/>
-          <w:color w:val="A31515"/>
-          <w:sz w:val="21"/>
-          <w:szCs w:val="21"/>
-        </w:rPr>
-        <w:t>Estrela</w:t>
+        <w:t>Topologia Estrela</w:t>
       </w:r>
       <w:r>
         <w:rPr>
@@ -5873,7 +5725,6 @@
         </w:rPr>
         <w:t>](</w:t>
       </w:r>
-      <w:proofErr w:type="gramEnd"/>
       <w:r>
         <w:rPr>
           <w:rFonts w:ascii="Courier New" w:eastAsia="Courier New" w:hAnsi="Courier New" w:cs="Courier New"/>
@@ -6330,7 +6181,6 @@
           <w:szCs w:val="21"/>
         </w:rPr>
       </w:pPr>
-      <w:proofErr w:type="gramStart"/>
       <w:r>
         <w:rPr>
           <w:rFonts w:ascii="Courier New" w:eastAsia="Courier New" w:hAnsi="Courier New" w:cs="Courier New"/>
@@ -6339,7 +6189,6 @@
         </w:rPr>
         <w:t>![</w:t>
       </w:r>
-      <w:proofErr w:type="gramEnd"/>
       <w:r>
         <w:rPr>
           <w:rFonts w:ascii="Courier New" w:eastAsia="Courier New" w:hAnsi="Courier New" w:cs="Courier New"/>
@@ -6347,17 +6196,7 @@
           <w:sz w:val="21"/>
           <w:szCs w:val="21"/>
         </w:rPr>
-        <w:t xml:space="preserve">Figura 1 - Topologia </w:t>
-      </w:r>
-      <w:proofErr w:type="gramStart"/>
-      <w:r>
-        <w:rPr>
-          <w:rFonts w:ascii="Courier New" w:eastAsia="Courier New" w:hAnsi="Courier New" w:cs="Courier New"/>
-          <w:color w:val="A31515"/>
-          <w:sz w:val="21"/>
-          <w:szCs w:val="21"/>
-        </w:rPr>
-        <w:t>Estrela</w:t>
+        <w:t>Figura 1 - Topologia Estrela</w:t>
       </w:r>
       <w:r>
         <w:rPr>
@@ -6367,7 +6206,6 @@
         </w:rPr>
         <w:t>](</w:t>
       </w:r>
-      <w:proofErr w:type="gramEnd"/>
       <w:r>
         <w:rPr>
           <w:rFonts w:ascii="Courier New" w:eastAsia="Courier New" w:hAnsi="Courier New" w:cs="Courier New"/>
@@ -6494,18 +6332,8 @@
           <w:sz w:val="21"/>
           <w:szCs w:val="21"/>
         </w:rPr>
-        <w:t xml:space="preserve"> </w:t>
-      </w:r>
-      <w:proofErr w:type="gramStart"/>
-      <w:r>
-        <w:rPr>
-          <w:rFonts w:ascii="Courier New" w:eastAsia="Courier New" w:hAnsi="Courier New" w:cs="Courier New"/>
-          <w:sz w:val="21"/>
-          <w:szCs w:val="21"/>
-        </w:rPr>
-        <w:t>https://www.ibm.com/br-pt/think/topics/network-topology</w:t>
-      </w:r>
-      <w:proofErr w:type="gramEnd"/>
+        <w:t xml:space="preserve"> https://www.ibm.com/br-pt/think/topics/network-topology</w:t>
+      </w:r>
     </w:p>
     <w:p>
       <w:pPr>
@@ -6533,18 +6361,8 @@
           <w:sz w:val="21"/>
           <w:szCs w:val="21"/>
         </w:rPr>
-        <w:t xml:space="preserve"> </w:t>
-      </w:r>
-      <w:proofErr w:type="gramStart"/>
-      <w:r>
-        <w:rPr>
-          <w:rFonts w:ascii="Courier New" w:eastAsia="Courier New" w:hAnsi="Courier New" w:cs="Courier New"/>
-          <w:sz w:val="21"/>
-          <w:szCs w:val="21"/>
-        </w:rPr>
-        <w:t>https://blogtecnologista.com/topologias-de-rede-estrela-arvore-barramento-anel-e-malha-explicacoes-praticas-para-o-dia-a-dia/</w:t>
-      </w:r>
-      <w:proofErr w:type="gramEnd"/>
+        <w:t xml:space="preserve"> https://blogtecnologista.com/topologias-de-rede-estrela-arvore-barramento-anel-e-malha-explicacoes-praticas-para-o-dia-a-dia/</w:t>
+      </w:r>
     </w:p>
     <w:p>
       <w:pPr>
@@ -6633,7 +6451,6 @@
           <w:szCs w:val="21"/>
         </w:rPr>
       </w:pPr>
-      <w:proofErr w:type="gramStart"/>
       <w:r>
         <w:rPr>
           <w:rFonts w:ascii="Courier New" w:eastAsia="Courier New" w:hAnsi="Courier New" w:cs="Courier New"/>
@@ -6642,7 +6459,6 @@
         </w:rPr>
         <w:t>![</w:t>
       </w:r>
-      <w:proofErr w:type="gramEnd"/>
       <w:r>
         <w:rPr>
           <w:rFonts w:ascii="Courier New" w:eastAsia="Courier New" w:hAnsi="Courier New" w:cs="Courier New"/>
@@ -6650,17 +6466,7 @@
           <w:sz w:val="21"/>
           <w:szCs w:val="21"/>
         </w:rPr>
-        <w:t xml:space="preserve">Figura 2 - </w:t>
-      </w:r>
-      <w:proofErr w:type="gramStart"/>
-      <w:r>
-        <w:rPr>
-          <w:rFonts w:ascii="Courier New" w:eastAsia="Courier New" w:hAnsi="Courier New" w:cs="Courier New"/>
-          <w:color w:val="A31515"/>
-          <w:sz w:val="21"/>
-          <w:szCs w:val="21"/>
-        </w:rPr>
-        <w:t>Framework</w:t>
+        <w:t>Figura 2 - Framework</w:t>
       </w:r>
       <w:r>
         <w:rPr>
@@ -6670,7 +6476,6 @@
         </w:rPr>
         <w:t>](</w:t>
       </w:r>
-      <w:proofErr w:type="gramEnd"/>
       <w:r>
         <w:rPr>
           <w:rFonts w:ascii="Courier New" w:eastAsia="Courier New" w:hAnsi="Courier New" w:cs="Courier New"/>
@@ -6842,7 +6647,6 @@
           <w:szCs w:val="21"/>
         </w:rPr>
       </w:pPr>
-      <w:proofErr w:type="gramStart"/>
       <w:r>
         <w:rPr>
           <w:rFonts w:ascii="Courier New" w:eastAsia="Courier New" w:hAnsi="Courier New" w:cs="Courier New"/>
@@ -6851,7 +6655,6 @@
         </w:rPr>
         <w:t>![</w:t>
       </w:r>
-      <w:proofErr w:type="gramEnd"/>
       <w:r>
         <w:rPr>
           <w:rFonts w:ascii="Courier New" w:eastAsia="Courier New" w:hAnsi="Courier New" w:cs="Courier New"/>
@@ -6859,17 +6662,7 @@
           <w:sz w:val="21"/>
           <w:szCs w:val="21"/>
         </w:rPr>
-        <w:t xml:space="preserve">Figura 3 – Estrutura de </w:t>
-      </w:r>
-      <w:proofErr w:type="gramStart"/>
-      <w:r>
-        <w:rPr>
-          <w:rFonts w:ascii="Courier New" w:eastAsia="Courier New" w:hAnsi="Courier New" w:cs="Courier New"/>
-          <w:color w:val="A31515"/>
-          <w:sz w:val="21"/>
-          <w:szCs w:val="21"/>
-        </w:rPr>
-        <w:t>diretórios</w:t>
+        <w:t>Figura 3 – Estrutura de diretórios</w:t>
       </w:r>
       <w:r>
         <w:rPr>
@@ -6879,7 +6672,6 @@
         </w:rPr>
         <w:t>](</w:t>
       </w:r>
-      <w:proofErr w:type="gramEnd"/>
       <w:r>
         <w:rPr>
           <w:rFonts w:ascii="Courier New" w:eastAsia="Courier New" w:hAnsi="Courier New" w:cs="Courier New"/>
@@ -7190,21 +6982,8 @@
           <w:sz w:val="21"/>
           <w:szCs w:val="21"/>
         </w:rPr>
-        <w:t xml:space="preserve">## </w:t>
-      </w:r>
-      <w:proofErr w:type="spellStart"/>
-      <w:r>
-        <w:rPr>
-          <w:rFonts w:ascii="Courier New" w:eastAsia="Courier New" w:hAnsi="Courier New" w:cs="Courier New"/>
-          <w:b/>
-          <w:bCs/>
-          <w:color w:val="800000"/>
-          <w:sz w:val="21"/>
-          <w:szCs w:val="21"/>
-        </w:rPr>
-        <w:t>Pythons</w:t>
-      </w:r>
-      <w:proofErr w:type="spellEnd"/>
+        <w:t>## Pythons</w:t>
+      </w:r>
     </w:p>
     <w:p>
       <w:pPr>
@@ -7227,7 +7006,6 @@
           <w:szCs w:val="21"/>
         </w:rPr>
       </w:pPr>
-      <w:proofErr w:type="gramStart"/>
       <w:r>
         <w:rPr>
           <w:rFonts w:ascii="Courier New" w:eastAsia="Courier New" w:hAnsi="Courier New" w:cs="Courier New"/>
@@ -7236,7 +7014,6 @@
         </w:rPr>
         <w:t>![</w:t>
       </w:r>
-      <w:proofErr w:type="gramEnd"/>
       <w:r>
         <w:rPr>
           <w:rFonts w:ascii="Courier New" w:eastAsia="Courier New" w:hAnsi="Courier New" w:cs="Courier New"/>
@@ -7244,17 +7021,7 @@
           <w:sz w:val="21"/>
           <w:szCs w:val="21"/>
         </w:rPr>
-        <w:t xml:space="preserve">Figura 4 – Arquivos do </w:t>
-      </w:r>
-      <w:proofErr w:type="gramStart"/>
-      <w:r>
-        <w:rPr>
-          <w:rFonts w:ascii="Courier New" w:eastAsia="Courier New" w:hAnsi="Courier New" w:cs="Courier New"/>
-          <w:color w:val="A31515"/>
-          <w:sz w:val="21"/>
-          <w:szCs w:val="21"/>
-        </w:rPr>
-        <w:t>Python</w:t>
+        <w:t>Figura 4 – Arquivos do Python</w:t>
       </w:r>
       <w:r>
         <w:rPr>
@@ -7264,7 +7031,6 @@
         </w:rPr>
         <w:t>](</w:t>
       </w:r>
-      <w:proofErr w:type="gramEnd"/>
       <w:r>
         <w:rPr>
           <w:rFonts w:ascii="Courier New" w:eastAsia="Courier New" w:hAnsi="Courier New" w:cs="Courier New"/>
@@ -7374,15 +7140,7 @@
     </w:p>
     <w:p>
       <w:r>
-        <w:t xml:space="preserve">Dar </w:t>
-      </w:r>
-      <w:proofErr w:type="spellStart"/>
-      <w:r>
-        <w:t>ctrl</w:t>
-      </w:r>
-      <w:proofErr w:type="spellEnd"/>
-      <w:r>
-        <w:t>-s no VS para salvar.</w:t>
+        <w:t>Dar ctrl-s no VS para salvar.</w:t>
       </w:r>
     </w:p>
     <w:p>
@@ -7657,7 +7415,7 @@
       <w:pPr>
         <w:pStyle w:val="Ttulo1"/>
       </w:pPr>
-      <w:bookmarkStart w:id="19" w:name="_Toc231120125"/>
+      <w:bookmarkStart w:id="19" w:name="_Toc231122687"/>
       <w:r>
         <w:t>Versões Anteriores</w:t>
       </w:r>
@@ -7665,15 +7423,7 @@
     </w:p>
     <w:p>
       <w:r>
-        <w:t xml:space="preserve">Para ver as versões anteriores dos arquivos ir </w:t>
-      </w:r>
-      <w:proofErr w:type="gramStart"/>
-      <w:r>
-        <w:t>no</w:t>
-      </w:r>
-      <w:proofErr w:type="gramEnd"/>
-      <w:r>
-        <w:t xml:space="preserve"> GitHub na Web e clicar em </w:t>
+        <w:t xml:space="preserve">Para ver as versões anteriores dos arquivos ir no GitHub na Web e clicar em </w:t>
       </w:r>
       <w:r>
         <w:rPr>
@@ -7771,6 +7521,9 @@
     </w:p>
     <w:p>
       <w:r>
+        <w:rPr>
+          <w:noProof/>
+        </w:rPr>
         <w:drawing>
           <wp:inline distT="0" distB="0" distL="0" distR="0" wp14:anchorId="7D86F8D4" wp14:editId="3E04DAAC">
             <wp:extent cx="2534004" cy="1619476"/>
@@ -7810,27 +7563,17 @@
     </w:p>
     <w:p>
       <w:r>
-        <w:t xml:space="preserve">Nesse exemplo foram feitos 36 </w:t>
-      </w:r>
-      <w:proofErr w:type="spellStart"/>
-      <w:r>
-        <w:t>Commit</w:t>
-      </w:r>
-      <w:proofErr w:type="spellEnd"/>
-      <w:r>
-        <w:t xml:space="preserve"> e ao clicar vão aparecer todos os </w:t>
-      </w:r>
-      <w:proofErr w:type="spellStart"/>
-      <w:r>
-        <w:t>commits</w:t>
-      </w:r>
-      <w:proofErr w:type="spellEnd"/>
-      <w:r>
-        <w:t>.</w:t>
-      </w:r>
-    </w:p>
-    <w:p>
-      <w:r>
+        <w:t>Nesse exemplo foram feitos 36 Commit</w:t>
+      </w:r>
+      <w:r>
+        <w:t xml:space="preserve"> e ao clicar vão aparecer todos os commits.</w:t>
+      </w:r>
+    </w:p>
+    <w:p>
+      <w:r>
+        <w:rPr>
+          <w:noProof/>
+        </w:rPr>
         <w:drawing>
           <wp:inline distT="0" distB="0" distL="0" distR="0" wp14:anchorId="5A9B6266" wp14:editId="161ABE18">
             <wp:extent cx="4519052" cy="3909399"/>
@@ -7870,32 +7613,19 @@
     </w:p>
     <w:p>
       <w:r>
-        <w:t xml:space="preserve">Observar que o comentário colocado no </w:t>
-      </w:r>
-      <w:proofErr w:type="spellStart"/>
-      <w:r>
-        <w:t>Commit</w:t>
-      </w:r>
-      <w:proofErr w:type="spellEnd"/>
-      <w:r>
-        <w:t xml:space="preserve"> aparece para todos. </w:t>
-      </w:r>
-    </w:p>
-    <w:p>
-      <w:r>
-        <w:t xml:space="preserve">Essa a importância de documentar adequadamente desde o título até a descrição do </w:t>
-      </w:r>
-      <w:proofErr w:type="spellStart"/>
-      <w:r>
-        <w:t>commit</w:t>
-      </w:r>
-      <w:proofErr w:type="spellEnd"/>
-      <w:r>
-        <w:t>.</w:t>
-      </w:r>
-    </w:p>
-    <w:p>
-      <w:r>
+        <w:t xml:space="preserve">Observar que o comentário colocado no Commit aparece para todos. </w:t>
+      </w:r>
+    </w:p>
+    <w:p>
+      <w:r>
+        <w:t>Essa a importância de documentar adequadamente desde o título até a descrição do commit.</w:t>
+      </w:r>
+    </w:p>
+    <w:p>
+      <w:r>
+        <w:rPr>
+          <w:noProof/>
+        </w:rPr>
         <w:lastRenderedPageBreak/>
         <w:drawing>
           <wp:inline distT="0" distB="0" distL="0" distR="0" wp14:anchorId="312F767F" wp14:editId="04E1BCAF">
@@ -7936,19 +7666,14 @@
     </w:p>
     <w:p>
       <w:r>
-        <w:t xml:space="preserve">Colocando o mouse no último comitê aprece a descrição do que foi feito naquele </w:t>
-      </w:r>
-      <w:proofErr w:type="spellStart"/>
-      <w:r>
-        <w:t>commit</w:t>
-      </w:r>
-      <w:proofErr w:type="spellEnd"/>
-      <w:r>
-        <w:t>.</w:t>
-      </w:r>
-    </w:p>
-    <w:p>
-      <w:r>
+        <w:t>Colocando o mouse no último comitê aprece a descrição do que foi feito naquele commit.</w:t>
+      </w:r>
+    </w:p>
+    <w:p>
+      <w:r>
+        <w:rPr>
+          <w:noProof/>
+        </w:rPr>
         <w:drawing>
           <wp:inline distT="0" distB="0" distL="0" distR="0" wp14:anchorId="763E6BA7" wp14:editId="53B4D622">
             <wp:extent cx="3915321" cy="3067478"/>
@@ -7988,19 +7713,14 @@
     </w:p>
     <w:p>
       <w:r>
-        <w:t xml:space="preserve">Clicando no </w:t>
-      </w:r>
-      <w:proofErr w:type="spellStart"/>
-      <w:r>
-        <w:t>commit</w:t>
-      </w:r>
-      <w:proofErr w:type="spellEnd"/>
-      <w:r>
-        <w:t xml:space="preserve"> aparece tudo que foi feito, além da descrição</w:t>
-      </w:r>
-    </w:p>
-    <w:p>
-      <w:r>
+        <w:t>Clicando no commit aparece tudo que foi feito, além da descrição</w:t>
+      </w:r>
+    </w:p>
+    <w:p>
+      <w:r>
+        <w:rPr>
+          <w:noProof/>
+        </w:rPr>
         <w:lastRenderedPageBreak/>
         <w:drawing>
           <wp:inline distT="0" distB="0" distL="0" distR="0" wp14:anchorId="1BE98E54" wp14:editId="6C63F5B9">
@@ -8044,11 +7764,1798 @@
         <w:t>Verificar a importância do título e da descrição do commit.</w:t>
       </w:r>
     </w:p>
+    <w:p>
+      <w:r>
+        <w:br w:type="page"/>
+      </w:r>
+    </w:p>
+    <w:p>
+      <w:r>
+        <w:lastRenderedPageBreak/>
+        <w:t>Anexo – documento elaborado pelo Guilherme</w:t>
+      </w:r>
+    </w:p>
+    <w:p>
+      <w:pPr>
+        <w:spacing w:after="0"/>
+        <w:ind w:left="4420"/>
+      </w:pPr>
+      <w:r>
+        <w:rPr>
+          <w:rFonts w:ascii="Calibri" w:eastAsia="Calibri" w:hAnsi="Calibri" w:cs="Calibri"/>
+          <w:sz w:val="120"/>
+        </w:rPr>
+        <w:t>Git Hub do zero</w:t>
+      </w:r>
+    </w:p>
+    <w:p>
+      <w:pPr>
+        <w:spacing w:after="806"/>
+        <w:ind w:left="10" w:right="79" w:hanging="10"/>
+        <w:jc w:val="center"/>
+      </w:pPr>
+      <w:r>
+        <w:rPr>
+          <w:rFonts w:ascii="Calibri" w:eastAsia="Calibri" w:hAnsi="Calibri" w:cs="Calibri"/>
+          <w:sz w:val="48"/>
+        </w:rPr>
+        <w:t>WissTek-IoT</w:t>
+      </w:r>
+    </w:p>
+    <w:p>
+      <w:pPr>
+        <w:spacing w:after="806"/>
+        <w:ind w:left="10" w:right="72" w:hanging="10"/>
+        <w:jc w:val="center"/>
+      </w:pPr>
+      <w:r>
+        <w:rPr>
+          <w:rFonts w:ascii="Calibri" w:eastAsia="Calibri" w:hAnsi="Calibri" w:cs="Calibri"/>
+          <w:sz w:val="48"/>
+        </w:rPr>
+        <w:t>Abril/2026</w:t>
+      </w:r>
+    </w:p>
+    <w:p>
+      <w:pPr>
+        <w:spacing w:after="118"/>
+        <w:ind w:left="10" w:right="4828" w:hanging="10"/>
+        <w:jc w:val="right"/>
+      </w:pPr>
+      <w:r>
+        <w:rPr>
+          <w:rFonts w:ascii="Calibri" w:eastAsia="Calibri" w:hAnsi="Calibri" w:cs="Calibri"/>
+          <w:sz w:val="89"/>
+        </w:rPr>
+        <w:t>Criando uma conta</w:t>
+      </w:r>
+    </w:p>
+    <w:p>
+      <w:pPr>
+        <w:numPr>
+          <w:ilvl w:val="0"/>
+          <w:numId w:val="11"/>
+        </w:numPr>
+        <w:spacing w:after="7" w:line="259" w:lineRule="auto"/>
+        <w:ind w:hanging="361"/>
+        <w:jc w:val="left"/>
+      </w:pPr>
+      <w:r>
+        <w:rPr>
+          <w:rFonts w:ascii="Calibri" w:eastAsia="Calibri" w:hAnsi="Calibri" w:cs="Calibri"/>
+          <w:sz w:val="56"/>
+        </w:rPr>
+        <w:lastRenderedPageBreak/>
+        <w:t xml:space="preserve">Acessar </w:t>
+      </w:r>
+      <w:hyperlink r:id="rId75">
+        <w:r>
+          <w:rPr>
+            <w:rFonts w:ascii="Calibri" w:eastAsia="Calibri" w:hAnsi="Calibri" w:cs="Calibri"/>
+            <w:color w:val="467886"/>
+            <w:sz w:val="56"/>
+            <w:u w:val="single" w:color="467886"/>
+          </w:rPr>
+          <w:t>github.com</w:t>
+        </w:r>
+      </w:hyperlink>
+    </w:p>
+    <w:p>
+      <w:pPr>
+        <w:numPr>
+          <w:ilvl w:val="0"/>
+          <w:numId w:val="11"/>
+        </w:numPr>
+        <w:spacing w:after="6" w:line="259" w:lineRule="auto"/>
+        <w:ind w:hanging="361"/>
+        <w:jc w:val="left"/>
+      </w:pPr>
+      <w:r>
+        <w:rPr>
+          <w:rFonts w:ascii="Calibri" w:eastAsia="Calibri" w:hAnsi="Calibri" w:cs="Calibri"/>
+          <w:sz w:val="56"/>
+        </w:rPr>
+        <w:t xml:space="preserve">Clicar no botão "Sign up" no canto superior direito </w:t>
+      </w:r>
+    </w:p>
+    <w:p>
+      <w:pPr>
+        <w:numPr>
+          <w:ilvl w:val="0"/>
+          <w:numId w:val="11"/>
+        </w:numPr>
+        <w:spacing w:after="6" w:line="259" w:lineRule="auto"/>
+        <w:ind w:hanging="361"/>
+        <w:jc w:val="left"/>
+      </w:pPr>
+      <w:r>
+        <w:rPr>
+          <w:noProof/>
+        </w:rPr>
+        <mc:AlternateContent>
+          <mc:Choice Requires="wpg">
+            <w:drawing>
+              <wp:anchor distT="0" distB="0" distL="114300" distR="114300" simplePos="0" relativeHeight="251659264" behindDoc="0" locked="0" layoutInCell="1" allowOverlap="1" wp14:anchorId="576D4412" wp14:editId="4CA7338C">
+                <wp:simplePos x="0" y="0"/>
+                <wp:positionH relativeFrom="margin">
+                  <wp:posOffset>-701040</wp:posOffset>
+                </wp:positionH>
+                <wp:positionV relativeFrom="page">
+                  <wp:posOffset>3985260</wp:posOffset>
+                </wp:positionV>
+                <wp:extent cx="6918960" cy="982980"/>
+                <wp:effectExtent l="0" t="0" r="0" b="7620"/>
+                <wp:wrapTopAndBottom/>
+                <wp:docPr id="1773499451" name="Group 1613"/>
+                <wp:cNvGraphicFramePr/>
+                <a:graphic xmlns:a="http://schemas.openxmlformats.org/drawingml/2006/main">
+                  <a:graphicData uri="http://schemas.microsoft.com/office/word/2010/wordprocessingGroup">
+                    <wpg:wgp>
+                      <wpg:cNvGrpSpPr/>
+                      <wpg:grpSpPr>
+                        <a:xfrm>
+                          <a:off x="0" y="0"/>
+                          <a:ext cx="6918960" cy="982980"/>
+                          <a:chOff x="0" y="0"/>
+                          <a:chExt cx="12192000" cy="2981325"/>
+                        </a:xfrm>
+                      </wpg:grpSpPr>
+                      <pic:pic xmlns:pic="http://schemas.openxmlformats.org/drawingml/2006/picture">
+                        <pic:nvPicPr>
+                          <pic:cNvPr id="2139333333" name="Picture 25"/>
+                          <pic:cNvPicPr/>
+                        </pic:nvPicPr>
+                        <pic:blipFill>
+                          <a:blip r:embed="rId76"/>
+                          <a:stretch>
+                            <a:fillRect/>
+                          </a:stretch>
+                        </pic:blipFill>
+                        <pic:spPr>
+                          <a:xfrm>
+                            <a:off x="0" y="0"/>
+                            <a:ext cx="5638800" cy="2981325"/>
+                          </a:xfrm>
+                          <a:prstGeom prst="rect">
+                            <a:avLst/>
+                          </a:prstGeom>
+                        </pic:spPr>
+                      </pic:pic>
+                      <pic:pic xmlns:pic="http://schemas.openxmlformats.org/drawingml/2006/picture">
+                        <pic:nvPicPr>
+                          <pic:cNvPr id="242506673" name="Picture 27"/>
+                          <pic:cNvPicPr/>
+                        </pic:nvPicPr>
+                        <pic:blipFill>
+                          <a:blip r:embed="rId77"/>
+                          <a:stretch>
+                            <a:fillRect/>
+                          </a:stretch>
+                        </pic:blipFill>
+                        <pic:spPr>
+                          <a:xfrm>
+                            <a:off x="6383528" y="38253"/>
+                            <a:ext cx="5808472" cy="2932049"/>
+                          </a:xfrm>
+                          <a:prstGeom prst="rect">
+                            <a:avLst/>
+                          </a:prstGeom>
+                        </pic:spPr>
+                      </pic:pic>
+                      <wps:wsp>
+                        <wps:cNvPr id="105226755" name="Shape 28"/>
+                        <wps:cNvSpPr/>
+                        <wps:spPr>
+                          <a:xfrm>
+                            <a:off x="5629275" y="1219581"/>
+                            <a:ext cx="731139" cy="171450"/>
+                          </a:xfrm>
+                          <a:custGeom>
+                            <a:avLst/>
+                            <a:gdLst/>
+                            <a:ahLst/>
+                            <a:cxnLst/>
+                            <a:rect l="0" t="0" r="0" b="0"/>
+                            <a:pathLst>
+                              <a:path w="731139" h="171450">
+                                <a:moveTo>
+                                  <a:pt x="559689" y="0"/>
+                                </a:moveTo>
+                                <a:lnTo>
+                                  <a:pt x="731139" y="85852"/>
+                                </a:lnTo>
+                                <a:lnTo>
+                                  <a:pt x="559562" y="171450"/>
+                                </a:lnTo>
+                                <a:lnTo>
+                                  <a:pt x="559604" y="114402"/>
+                                </a:lnTo>
+                                <a:lnTo>
+                                  <a:pt x="0" y="113919"/>
+                                </a:lnTo>
+                                <a:lnTo>
+                                  <a:pt x="0" y="56769"/>
+                                </a:lnTo>
+                                <a:lnTo>
+                                  <a:pt x="559646" y="57252"/>
+                                </a:lnTo>
+                                <a:lnTo>
+                                  <a:pt x="559689" y="0"/>
+                                </a:lnTo>
+                                <a:close/>
+                              </a:path>
+                            </a:pathLst>
+                          </a:custGeom>
+                          <a:ln w="0" cap="flat">
+                            <a:miter lim="127000"/>
+                          </a:ln>
+                        </wps:spPr>
+                        <wps:style>
+                          <a:lnRef idx="0">
+                            <a:srgbClr val="000000">
+                              <a:alpha val="0"/>
+                            </a:srgbClr>
+                          </a:lnRef>
+                          <a:fillRef idx="1">
+                            <a:srgbClr val="000000"/>
+                          </a:fillRef>
+                          <a:effectRef idx="0">
+                            <a:scrgbClr r="0" g="0" b="0"/>
+                          </a:effectRef>
+                          <a:fontRef idx="none"/>
+                        </wps:style>
+                        <wps:bodyPr/>
+                      </wps:wsp>
+                    </wpg:wgp>
+                  </a:graphicData>
+                </a:graphic>
+                <wp14:sizeRelH relativeFrom="margin">
+                  <wp14:pctWidth>0</wp14:pctWidth>
+                </wp14:sizeRelH>
+                <wp14:sizeRelV relativeFrom="margin">
+                  <wp14:pctHeight>0</wp14:pctHeight>
+                </wp14:sizeRelV>
+              </wp:anchor>
+            </w:drawing>
+          </mc:Choice>
+          <mc:Fallback>
+            <w:pict>
+              <v:group w14:anchorId="3B2594A9" id="Group 1613" o:spid="_x0000_s1026" style="position:absolute;margin-left:-55.2pt;margin-top:313.8pt;width:544.8pt;height:77.4pt;z-index:251659264;mso-position-horizontal-relative:margin;mso-position-vertical-relative:page;mso-width-relative:margin;mso-height-relative:margin" coordsize="121920,29813" o:gfxdata="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">
+                <v:shapetype id="_x0000_t75" coordsize="21600,21600" o:spt="75" o:preferrelative="t" path="m@4@5l@4@11@9@11@9@5xe" filled="f" stroked="f">
+                  <v:stroke joinstyle="miter"/>
+                  <v:formulas>
+                    <v:f eqn="if lineDrawn pixelLineWidth 0"/>
+                    <v:f eqn="sum @0 1 0"/>
+                    <v:f eqn="sum 0 0 @1"/>
+                    <v:f eqn="prod @2 1 2"/>
+                    <v:f eqn="prod @3 21600 pixelWidth"/>
+                    <v:f eqn="prod @3 21600 pixelHeight"/>
+                    <v:f eqn="sum @0 0 1"/>
+                    <v:f eqn="prod @6 1 2"/>
+                    <v:f eqn="prod @7 21600 pixelWidth"/>
+                    <v:f eqn="sum @8 21600 0"/>
+                    <v:f eqn="prod @7 21600 pixelHeight"/>
+                    <v:f eqn="sum @10 21600 0"/>
+                  </v:formulas>
+                  <v:path o:extrusionok="f" gradientshapeok="t" o:connecttype="rect"/>
+                  <o:lock v:ext="edit" aspectratio="t"/>
+                </v:shapetype>
+                <v:shape id="Picture 25" o:spid="_x0000_s1027" type="#_x0000_t75" style="position:absolute;width:56388;height:29813;visibility:visible;mso-wrap-style:square" o:gfxdata="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">
+                  <v:imagedata r:id="rId78" o:title=""/>
+                </v:shape>
+                <v:shape id="Picture 27" o:spid="_x0000_s1028" type="#_x0000_t75" style="position:absolute;left:63835;top:382;width:58085;height:29321;visibility:visible;mso-wrap-style:square" o:gfxdata="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">
+                  <v:imagedata r:id="rId79" o:title=""/>
+                </v:shape>
+                <v:shape id="Shape 28" o:spid="_x0000_s1029" style="position:absolute;left:56292;top:12195;width:7312;height:1715;visibility:visible;mso-wrap-style:square;v-text-anchor:top" coordsize="731139,171450" o:gfxdata="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" path="m559689,l731139,85852,559562,171450r42,-57048l,113919,,56769r559646,483l559689,xe" fillcolor="black" stroked="f" strokeweight="0">
+                  <v:stroke miterlimit="83231f" joinstyle="miter"/>
+                  <v:path arrowok="t" textboxrect="0,0,731139,171450"/>
+                </v:shape>
+                <w10:wrap type="topAndBottom" anchorx="margin" anchory="page"/>
+              </v:group>
+            </w:pict>
+          </mc:Fallback>
+        </mc:AlternateContent>
+      </w:r>
+      <w:r>
+        <w:rPr>
+          <w:rFonts w:ascii="Calibri" w:eastAsia="Calibri" w:hAnsi="Calibri" w:cs="Calibri"/>
+          <w:sz w:val="56"/>
+        </w:rPr>
+        <w:t>Siga os passos de cadastro na plataforma</w:t>
+      </w:r>
+      <w:r>
+        <w:br w:type="page"/>
+      </w:r>
+    </w:p>
+    <w:p>
+      <w:pPr>
+        <w:pStyle w:val="Ttulo1"/>
+        <w:spacing w:after="175"/>
+        <w:ind w:right="64"/>
+      </w:pPr>
+      <w:r>
+        <w:lastRenderedPageBreak/>
+        <w:t>Instalando as ferramentas</w:t>
+      </w:r>
+    </w:p>
+    <w:p>
+      <w:pPr>
+        <w:numPr>
+          <w:ilvl w:val="0"/>
+          <w:numId w:val="12"/>
+        </w:numPr>
+        <w:spacing w:after="181" w:line="217" w:lineRule="auto"/>
+        <w:ind w:hanging="361"/>
+        <w:jc w:val="left"/>
+      </w:pPr>
+      <w:r>
+        <w:rPr>
+          <w:rFonts w:ascii="Calibri" w:eastAsia="Calibri" w:hAnsi="Calibri" w:cs="Calibri"/>
+          <w:sz w:val="44"/>
+        </w:rPr>
+        <w:t>Para conectar a máquina com ao site do git hub, serão necessários dois programas.</w:t>
+      </w:r>
+    </w:p>
+    <w:p>
+      <w:pPr>
+        <w:numPr>
+          <w:ilvl w:val="0"/>
+          <w:numId w:val="12"/>
+        </w:numPr>
+        <w:spacing w:after="181" w:line="217" w:lineRule="auto"/>
+        <w:ind w:hanging="361"/>
+        <w:jc w:val="left"/>
+      </w:pPr>
+      <w:r>
+        <w:rPr>
+          <w:rFonts w:ascii="Calibri" w:eastAsia="Calibri" w:hAnsi="Calibri" w:cs="Calibri"/>
+          <w:sz w:val="44"/>
+        </w:rPr>
+        <w:t>Um deles é o Git (</w:t>
+      </w:r>
+      <w:hyperlink r:id="rId80">
+        <w:r>
+          <w:rPr>
+            <w:rFonts w:ascii="Calibri" w:eastAsia="Calibri" w:hAnsi="Calibri" w:cs="Calibri"/>
+            <w:color w:val="467886"/>
+            <w:sz w:val="44"/>
+            <w:u w:val="single" w:color="467886"/>
+          </w:rPr>
+          <w:t>git</w:t>
+        </w:r>
+      </w:hyperlink>
+      <w:r>
+        <w:rPr>
+          <w:rFonts w:ascii="Calibri" w:eastAsia="Calibri" w:hAnsi="Calibri" w:cs="Calibri"/>
+          <w:color w:val="467886"/>
+          <w:sz w:val="44"/>
+          <w:u w:val="single" w:color="467886"/>
+        </w:rPr>
+        <w:t>-scm.com</w:t>
+      </w:r>
+      <w:r>
+        <w:rPr>
+          <w:rFonts w:ascii="Calibri" w:eastAsia="Calibri" w:hAnsi="Calibri" w:cs="Calibri"/>
+          <w:sz w:val="44"/>
+        </w:rPr>
+        <w:t>), o "motor" do git hub.</w:t>
+      </w:r>
+    </w:p>
+    <w:p>
+      <w:pPr>
+        <w:numPr>
+          <w:ilvl w:val="0"/>
+          <w:numId w:val="12"/>
+        </w:numPr>
+        <w:spacing w:after="77" w:line="217" w:lineRule="auto"/>
+        <w:ind w:hanging="361"/>
+        <w:jc w:val="left"/>
+      </w:pPr>
+      <w:r>
+        <w:rPr>
+          <w:rFonts w:ascii="Calibri" w:eastAsia="Calibri" w:hAnsi="Calibri" w:cs="Calibri"/>
+          <w:sz w:val="44"/>
+        </w:rPr>
+        <w:t>A tela inicial está apresentada na imagem abaixo</w:t>
+      </w:r>
+    </w:p>
+    <w:p>
+      <w:pPr>
+        <w:spacing w:after="0"/>
+        <w:ind w:left="2045"/>
+      </w:pPr>
+      <w:r>
+        <w:rPr>
+          <w:noProof/>
+        </w:rPr>
+        <w:drawing>
+          <wp:inline distT="0" distB="0" distL="0" distR="0" wp14:anchorId="4B3CB2C3" wp14:editId="23B10CA1">
+            <wp:extent cx="4714875" cy="1449705"/>
+            <wp:effectExtent l="0" t="0" r="9525" b="0"/>
+            <wp:docPr id="48" name="Picture 48"/>
+            <wp:cNvGraphicFramePr/>
+            <a:graphic xmlns:a="http://schemas.openxmlformats.org/drawingml/2006/main">
+              <a:graphicData uri="http://schemas.openxmlformats.org/drawingml/2006/picture">
+                <pic:pic xmlns:pic="http://schemas.openxmlformats.org/drawingml/2006/picture">
+                  <pic:nvPicPr>
+                    <pic:cNvPr id="48" name="Picture 48"/>
+                    <pic:cNvPicPr/>
+                  </pic:nvPicPr>
+                  <pic:blipFill>
+                    <a:blip r:embed="rId81"/>
+                    <a:stretch>
+                      <a:fillRect/>
+                    </a:stretch>
+                  </pic:blipFill>
+                  <pic:spPr>
+                    <a:xfrm>
+                      <a:off x="0" y="0"/>
+                      <a:ext cx="4714875" cy="1449705"/>
+                    </a:xfrm>
+                    <a:prstGeom prst="rect">
+                      <a:avLst/>
+                    </a:prstGeom>
+                  </pic:spPr>
+                </pic:pic>
+              </a:graphicData>
+            </a:graphic>
+          </wp:inline>
+        </w:drawing>
+      </w:r>
+    </w:p>
+    <w:p>
+      <w:pPr>
+        <w:spacing w:after="70"/>
+        <w:ind w:left="10" w:right="3569" w:hanging="10"/>
+        <w:jc w:val="right"/>
+      </w:pPr>
+      <w:r>
+        <w:rPr>
+          <w:rFonts w:ascii="Calibri" w:eastAsia="Calibri" w:hAnsi="Calibri" w:cs="Calibri"/>
+          <w:sz w:val="89"/>
+        </w:rPr>
+        <w:t>Instalando as ferramentas</w:t>
+      </w:r>
+    </w:p>
+    <w:p>
+      <w:pPr>
+        <w:numPr>
+          <w:ilvl w:val="0"/>
+          <w:numId w:val="12"/>
+        </w:numPr>
+        <w:spacing w:after="181" w:line="217" w:lineRule="auto"/>
+        <w:ind w:hanging="361"/>
+        <w:jc w:val="left"/>
+      </w:pPr>
+      <w:r>
+        <w:rPr>
+          <w:rFonts w:ascii="Calibri" w:eastAsia="Calibri" w:hAnsi="Calibri" w:cs="Calibri"/>
+          <w:sz w:val="44"/>
+        </w:rPr>
+        <w:t>Ao clicar em instalar, a seguinte tela irá se apresentar.</w:t>
+      </w:r>
+    </w:p>
+    <w:p>
+      <w:pPr>
+        <w:numPr>
+          <w:ilvl w:val="0"/>
+          <w:numId w:val="12"/>
+        </w:numPr>
+        <w:spacing w:after="181" w:line="217" w:lineRule="auto"/>
+        <w:ind w:hanging="361"/>
+        <w:jc w:val="left"/>
+      </w:pPr>
+      <w:r>
+        <w:rPr>
+          <w:rFonts w:ascii="Calibri" w:eastAsia="Calibri" w:hAnsi="Calibri" w:cs="Calibri"/>
+          <w:sz w:val="44"/>
+        </w:rPr>
+        <w:t>Assim,</w:t>
+      </w:r>
+      <w:r>
+        <w:rPr>
+          <w:rFonts w:ascii="Calibri" w:eastAsia="Calibri" w:hAnsi="Calibri" w:cs="Calibri"/>
+          <w:sz w:val="44"/>
+        </w:rPr>
+        <w:tab/>
+        <w:t>clique</w:t>
+      </w:r>
+      <w:r>
+        <w:rPr>
+          <w:rFonts w:ascii="Calibri" w:eastAsia="Calibri" w:hAnsi="Calibri" w:cs="Calibri"/>
+          <w:sz w:val="44"/>
+        </w:rPr>
+        <w:tab/>
+        <w:t>em</w:t>
+      </w:r>
+      <w:r>
+        <w:rPr>
+          <w:rFonts w:ascii="Calibri" w:eastAsia="Calibri" w:hAnsi="Calibri" w:cs="Calibri"/>
+          <w:sz w:val="44"/>
+        </w:rPr>
+        <w:tab/>
+        <w:t>"Click</w:t>
+      </w:r>
+      <w:r>
+        <w:rPr>
+          <w:rFonts w:ascii="Calibri" w:eastAsia="Calibri" w:hAnsi="Calibri" w:cs="Calibri"/>
+          <w:sz w:val="44"/>
+        </w:rPr>
+        <w:tab/>
+        <w:t>here</w:t>
+      </w:r>
+      <w:r>
+        <w:rPr>
+          <w:rFonts w:ascii="Calibri" w:eastAsia="Calibri" w:hAnsi="Calibri" w:cs="Calibri"/>
+          <w:sz w:val="44"/>
+        </w:rPr>
+        <w:tab/>
+        <w:t>to download"</w:t>
+      </w:r>
+      <w:r>
+        <w:rPr>
+          <w:rFonts w:ascii="Calibri" w:eastAsia="Calibri" w:hAnsi="Calibri" w:cs="Calibri"/>
+          <w:sz w:val="44"/>
+        </w:rPr>
+        <w:tab/>
+        <w:t>e</w:t>
+      </w:r>
+      <w:r>
+        <w:rPr>
+          <w:rFonts w:ascii="Calibri" w:eastAsia="Calibri" w:hAnsi="Calibri" w:cs="Calibri"/>
+          <w:sz w:val="44"/>
+        </w:rPr>
+        <w:tab/>
+        <w:t>um</w:t>
+      </w:r>
+      <w:r>
+        <w:rPr>
+          <w:rFonts w:ascii="Calibri" w:eastAsia="Calibri" w:hAnsi="Calibri" w:cs="Calibri"/>
+          <w:sz w:val="44"/>
+        </w:rPr>
+        <w:tab/>
+        <w:t>arquivo</w:t>
+      </w:r>
+      <w:r>
+        <w:rPr>
+          <w:rFonts w:ascii="Calibri" w:eastAsia="Calibri" w:hAnsi="Calibri" w:cs="Calibri"/>
+          <w:sz w:val="44"/>
+        </w:rPr>
+        <w:tab/>
+        <w:t>será carregado em sua máquina.</w:t>
+      </w:r>
+    </w:p>
+    <w:p>
+      <w:pPr>
+        <w:numPr>
+          <w:ilvl w:val="0"/>
+          <w:numId w:val="12"/>
+        </w:numPr>
+        <w:spacing w:after="181" w:line="217" w:lineRule="auto"/>
+        <w:ind w:hanging="361"/>
+        <w:jc w:val="left"/>
+      </w:pPr>
+      <w:r>
+        <w:rPr>
+          <w:rFonts w:ascii="Calibri" w:eastAsia="Calibri" w:hAnsi="Calibri" w:cs="Calibri"/>
+          <w:sz w:val="44"/>
+        </w:rPr>
+        <w:t>Antes</w:t>
+      </w:r>
+      <w:r>
+        <w:rPr>
+          <w:rFonts w:ascii="Calibri" w:eastAsia="Calibri" w:hAnsi="Calibri" w:cs="Calibri"/>
+          <w:sz w:val="44"/>
+        </w:rPr>
+        <w:tab/>
+        <w:t>de</w:t>
+      </w:r>
+      <w:r>
+        <w:rPr>
+          <w:rFonts w:ascii="Calibri" w:eastAsia="Calibri" w:hAnsi="Calibri" w:cs="Calibri"/>
+          <w:sz w:val="44"/>
+        </w:rPr>
+        <w:tab/>
+        <w:t>iniciar</w:t>
+      </w:r>
+      <w:r>
+        <w:rPr>
+          <w:rFonts w:ascii="Calibri" w:eastAsia="Calibri" w:hAnsi="Calibri" w:cs="Calibri"/>
+          <w:sz w:val="44"/>
+        </w:rPr>
+        <w:tab/>
+        <w:t>o</w:t>
+      </w:r>
+      <w:r>
+        <w:rPr>
+          <w:rFonts w:ascii="Calibri" w:eastAsia="Calibri" w:hAnsi="Calibri" w:cs="Calibri"/>
+          <w:sz w:val="44"/>
+        </w:rPr>
+        <w:tab/>
+        <w:t>processo</w:t>
+      </w:r>
+      <w:r>
+        <w:rPr>
+          <w:rFonts w:ascii="Calibri" w:eastAsia="Calibri" w:hAnsi="Calibri" w:cs="Calibri"/>
+          <w:sz w:val="44"/>
+        </w:rPr>
+        <w:tab/>
+        <w:t>de instalação,</w:t>
+      </w:r>
+      <w:r>
+        <w:rPr>
+          <w:rFonts w:ascii="Calibri" w:eastAsia="Calibri" w:hAnsi="Calibri" w:cs="Calibri"/>
+          <w:sz w:val="44"/>
+        </w:rPr>
+        <w:tab/>
+        <w:t>uma</w:t>
+      </w:r>
+      <w:r>
+        <w:rPr>
+          <w:rFonts w:ascii="Calibri" w:eastAsia="Calibri" w:hAnsi="Calibri" w:cs="Calibri"/>
+          <w:sz w:val="44"/>
+        </w:rPr>
+        <w:tab/>
+        <w:t>série</w:t>
+      </w:r>
+      <w:r>
+        <w:rPr>
+          <w:rFonts w:ascii="Calibri" w:eastAsia="Calibri" w:hAnsi="Calibri" w:cs="Calibri"/>
+          <w:sz w:val="44"/>
+        </w:rPr>
+        <w:tab/>
+        <w:t>de</w:t>
+      </w:r>
+      <w:r>
+        <w:rPr>
+          <w:rFonts w:ascii="Calibri" w:eastAsia="Calibri" w:hAnsi="Calibri" w:cs="Calibri"/>
+          <w:sz w:val="44"/>
+        </w:rPr>
+        <w:tab/>
+        <w:t>opções serão</w:t>
+      </w:r>
+      <w:r>
+        <w:rPr>
+          <w:rFonts w:ascii="Calibri" w:eastAsia="Calibri" w:hAnsi="Calibri" w:cs="Calibri"/>
+          <w:sz w:val="44"/>
+        </w:rPr>
+        <w:tab/>
+        <w:t>apresentadas.</w:t>
+      </w:r>
+      <w:r>
+        <w:rPr>
+          <w:rFonts w:ascii="Calibri" w:eastAsia="Calibri" w:hAnsi="Calibri" w:cs="Calibri"/>
+          <w:sz w:val="44"/>
+        </w:rPr>
+        <w:tab/>
+        <w:t>Apenas</w:t>
+      </w:r>
+      <w:r>
+        <w:rPr>
+          <w:rFonts w:ascii="Calibri" w:eastAsia="Calibri" w:hAnsi="Calibri" w:cs="Calibri"/>
+          <w:sz w:val="44"/>
+        </w:rPr>
+        <w:tab/>
+        <w:t>vá clicando</w:t>
+      </w:r>
+      <w:r>
+        <w:rPr>
+          <w:rFonts w:ascii="Calibri" w:eastAsia="Calibri" w:hAnsi="Calibri" w:cs="Calibri"/>
+          <w:sz w:val="44"/>
+        </w:rPr>
+        <w:tab/>
+        <w:t>em</w:t>
+      </w:r>
+      <w:r>
+        <w:rPr>
+          <w:rFonts w:ascii="Calibri" w:eastAsia="Calibri" w:hAnsi="Calibri" w:cs="Calibri"/>
+          <w:sz w:val="44"/>
+        </w:rPr>
+        <w:lastRenderedPageBreak/>
+        <w:tab/>
+        <w:t>next</w:t>
+      </w:r>
+      <w:r>
+        <w:rPr>
+          <w:rFonts w:ascii="Calibri" w:eastAsia="Calibri" w:hAnsi="Calibri" w:cs="Calibri"/>
+          <w:sz w:val="44"/>
+        </w:rPr>
+        <w:tab/>
+        <w:t>até</w:t>
+      </w:r>
+      <w:r>
+        <w:rPr>
+          <w:rFonts w:ascii="Calibri" w:eastAsia="Calibri" w:hAnsi="Calibri" w:cs="Calibri"/>
+          <w:sz w:val="44"/>
+        </w:rPr>
+        <w:tab/>
+        <w:t>que</w:t>
+      </w:r>
+      <w:r>
+        <w:rPr>
+          <w:rFonts w:ascii="Calibri" w:eastAsia="Calibri" w:hAnsi="Calibri" w:cs="Calibri"/>
+          <w:sz w:val="44"/>
+        </w:rPr>
+        <w:tab/>
+        <w:t>a instalação comece, pois muitas das opções</w:t>
+      </w:r>
+      <w:r>
+        <w:rPr>
+          <w:rFonts w:ascii="Calibri" w:eastAsia="Calibri" w:hAnsi="Calibri" w:cs="Calibri"/>
+          <w:sz w:val="44"/>
+        </w:rPr>
+        <w:tab/>
+        <w:t>são</w:t>
+      </w:r>
+      <w:r>
+        <w:rPr>
+          <w:rFonts w:ascii="Calibri" w:eastAsia="Calibri" w:hAnsi="Calibri" w:cs="Calibri"/>
+          <w:sz w:val="44"/>
+        </w:rPr>
+        <w:tab/>
+        <w:t>avançadas</w:t>
+      </w:r>
+      <w:r>
+        <w:rPr>
+          <w:rFonts w:ascii="Calibri" w:eastAsia="Calibri" w:hAnsi="Calibri" w:cs="Calibri"/>
+          <w:sz w:val="44"/>
+        </w:rPr>
+        <w:tab/>
+        <w:t>para</w:t>
+      </w:r>
+      <w:r>
+        <w:rPr>
+          <w:rFonts w:ascii="Calibri" w:eastAsia="Calibri" w:hAnsi="Calibri" w:cs="Calibri"/>
+          <w:sz w:val="44"/>
+        </w:rPr>
+        <w:tab/>
+        <w:t>um indivíduo</w:t>
+      </w:r>
+      <w:r>
+        <w:rPr>
+          <w:rFonts w:ascii="Calibri" w:eastAsia="Calibri" w:hAnsi="Calibri" w:cs="Calibri"/>
+          <w:sz w:val="44"/>
+        </w:rPr>
+        <w:tab/>
+        <w:t>que</w:t>
+      </w:r>
+      <w:r>
+        <w:rPr>
+          <w:rFonts w:ascii="Calibri" w:eastAsia="Calibri" w:hAnsi="Calibri" w:cs="Calibri"/>
+          <w:sz w:val="44"/>
+        </w:rPr>
+        <w:tab/>
+        <w:t>ainda</w:t>
+      </w:r>
+      <w:r>
+        <w:rPr>
+          <w:rFonts w:ascii="Calibri" w:eastAsia="Calibri" w:hAnsi="Calibri" w:cs="Calibri"/>
+          <w:sz w:val="44"/>
+        </w:rPr>
+        <w:tab/>
+        <w:t>está</w:t>
+      </w:r>
+      <w:r>
+        <w:rPr>
+          <w:rFonts w:ascii="Calibri" w:eastAsia="Calibri" w:hAnsi="Calibri" w:cs="Calibri"/>
+          <w:sz w:val="44"/>
+        </w:rPr>
+        <w:tab/>
+        <w:t>se habituando no ambiente.</w:t>
+      </w:r>
+    </w:p>
+    <w:p>
+      <w:pPr>
+        <w:spacing w:after="181" w:line="217" w:lineRule="auto"/>
+        <w:jc w:val="left"/>
+      </w:pPr>
+    </w:p>
+    <w:p>
+      <w:pPr>
+        <w:spacing w:after="181" w:line="217" w:lineRule="auto"/>
+        <w:jc w:val="left"/>
+      </w:pPr>
+      <w:r>
+        <w:rPr>
+          <w:noProof/>
+        </w:rPr>
+        <w:drawing>
+          <wp:anchor distT="0" distB="0" distL="114300" distR="114300" simplePos="0" relativeHeight="251664384" behindDoc="0" locked="0" layoutInCell="1" allowOverlap="0" wp14:anchorId="586EDEE9" wp14:editId="306A7EB7">
+            <wp:simplePos x="0" y="0"/>
+            <wp:positionH relativeFrom="page">
+              <wp:posOffset>1080135</wp:posOffset>
+            </wp:positionH>
+            <wp:positionV relativeFrom="paragraph">
+              <wp:posOffset>281940</wp:posOffset>
+            </wp:positionV>
+            <wp:extent cx="5943600" cy="3242310"/>
+            <wp:effectExtent l="0" t="0" r="0" b="0"/>
+            <wp:wrapSquare wrapText="bothSides"/>
+            <wp:docPr id="132" name="Picture 132"/>
+            <wp:cNvGraphicFramePr/>
+            <a:graphic xmlns:a="http://schemas.openxmlformats.org/drawingml/2006/main">
+              <a:graphicData uri="http://schemas.openxmlformats.org/drawingml/2006/picture">
+                <pic:pic xmlns:pic="http://schemas.openxmlformats.org/drawingml/2006/picture">
+                  <pic:nvPicPr>
+                    <pic:cNvPr id="132" name="Picture 132"/>
+                    <pic:cNvPicPr/>
+                  </pic:nvPicPr>
+                  <pic:blipFill>
+                    <a:blip r:embed="rId82"/>
+                    <a:stretch>
+                      <a:fillRect/>
+                    </a:stretch>
+                  </pic:blipFill>
+                  <pic:spPr>
+                    <a:xfrm>
+                      <a:off x="0" y="0"/>
+                      <a:ext cx="5943600" cy="3242310"/>
+                    </a:xfrm>
+                    <a:prstGeom prst="rect">
+                      <a:avLst/>
+                    </a:prstGeom>
+                  </pic:spPr>
+                </pic:pic>
+              </a:graphicData>
+            </a:graphic>
+            <wp14:sizeRelH relativeFrom="margin">
+              <wp14:pctWidth>0</wp14:pctWidth>
+            </wp14:sizeRelH>
+            <wp14:sizeRelV relativeFrom="margin">
+              <wp14:pctHeight>0</wp14:pctHeight>
+            </wp14:sizeRelV>
+          </wp:anchor>
+        </w:drawing>
+      </w:r>
+    </w:p>
+    <w:p>
+      <w:pPr>
+        <w:pStyle w:val="Ttulo1"/>
+        <w:ind w:right="65"/>
+      </w:pPr>
+      <w:r>
+        <w:rPr>
+          <w:sz w:val="89"/>
+        </w:rPr>
+        <w:t>Instalando as ferramentas</w:t>
+      </w:r>
+    </w:p>
+    <w:p>
+      <w:pPr>
+        <w:numPr>
+          <w:ilvl w:val="0"/>
+          <w:numId w:val="13"/>
+        </w:numPr>
+        <w:spacing w:after="74" w:line="216" w:lineRule="auto"/>
+        <w:ind w:hanging="361"/>
+        <w:jc w:val="left"/>
+      </w:pPr>
+      <w:r>
+        <w:rPr>
+          <w:rFonts w:ascii="Calibri" w:eastAsia="Calibri" w:hAnsi="Calibri" w:cs="Calibri"/>
+          <w:sz w:val="48"/>
+        </w:rPr>
+        <w:t>Após intalar o git, é necessária a instalação da interface visual. O GitHub desktop (</w:t>
+      </w:r>
+      <w:hyperlink r:id="rId83">
+        <w:r>
+          <w:rPr>
+            <w:rFonts w:ascii="Calibri" w:eastAsia="Calibri" w:hAnsi="Calibri" w:cs="Calibri"/>
+            <w:color w:val="467886"/>
+            <w:sz w:val="48"/>
+            <w:u w:val="single" w:color="467886"/>
+          </w:rPr>
+          <w:t>desktop.github.com</w:t>
+        </w:r>
+      </w:hyperlink>
+      <w:r>
+        <w:rPr>
+          <w:rFonts w:ascii="Calibri" w:eastAsia="Calibri" w:hAnsi="Calibri" w:cs="Calibri"/>
+          <w:sz w:val="48"/>
+        </w:rPr>
+        <w:t>)</w:t>
+      </w:r>
+    </w:p>
+    <w:p>
+      <w:pPr>
+        <w:numPr>
+          <w:ilvl w:val="0"/>
+          <w:numId w:val="13"/>
+        </w:numPr>
+        <w:spacing w:after="3" w:line="216" w:lineRule="auto"/>
+        <w:ind w:hanging="361"/>
+        <w:jc w:val="left"/>
+      </w:pPr>
+      <w:r>
+        <w:rPr>
+          <w:rFonts w:ascii="Calibri" w:eastAsia="Calibri" w:hAnsi="Calibri" w:cs="Calibri"/>
+          <w:sz w:val="48"/>
+        </w:rPr>
+        <w:t>Ao entrar no link acima, você terá a seguinte tela, clique em "Download" que está no canto superior esquerdo.</w:t>
+      </w:r>
+    </w:p>
+    <w:p>
+      <w:pPr>
+        <w:spacing w:after="0"/>
+        <w:ind w:left="1580"/>
+      </w:pPr>
+      <w:r>
+        <w:rPr>
+          <w:noProof/>
+        </w:rPr>
+        <w:lastRenderedPageBreak/>
+        <w:drawing>
+          <wp:inline distT="0" distB="0" distL="0" distR="0" wp14:anchorId="56DF21C8" wp14:editId="60EF6DCD">
+            <wp:extent cx="5111115" cy="2310765"/>
+            <wp:effectExtent l="0" t="0" r="0" b="0"/>
+            <wp:docPr id="147" name="Picture 147"/>
+            <wp:cNvGraphicFramePr/>
+            <a:graphic xmlns:a="http://schemas.openxmlformats.org/drawingml/2006/main">
+              <a:graphicData uri="http://schemas.openxmlformats.org/drawingml/2006/picture">
+                <pic:pic xmlns:pic="http://schemas.openxmlformats.org/drawingml/2006/picture">
+                  <pic:nvPicPr>
+                    <pic:cNvPr id="147" name="Picture 147"/>
+                    <pic:cNvPicPr/>
+                  </pic:nvPicPr>
+                  <pic:blipFill>
+                    <a:blip r:embed="rId84"/>
+                    <a:stretch>
+                      <a:fillRect/>
+                    </a:stretch>
+                  </pic:blipFill>
+                  <pic:spPr>
+                    <a:xfrm>
+                      <a:off x="0" y="0"/>
+                      <a:ext cx="5111115" cy="2310765"/>
+                    </a:xfrm>
+                    <a:prstGeom prst="rect">
+                      <a:avLst/>
+                    </a:prstGeom>
+                  </pic:spPr>
+                </pic:pic>
+              </a:graphicData>
+            </a:graphic>
+          </wp:inline>
+        </w:drawing>
+      </w:r>
+    </w:p>
+    <w:p>
+      <w:pPr>
+        <w:pStyle w:val="Ttulo1"/>
+        <w:ind w:right="64"/>
+      </w:pPr>
+      <w:r>
+        <w:t>Instalando as ferramentas</w:t>
+      </w:r>
+    </w:p>
+    <w:p>
+      <w:pPr>
+        <w:numPr>
+          <w:ilvl w:val="0"/>
+          <w:numId w:val="14"/>
+        </w:numPr>
+        <w:spacing w:after="194" w:line="216" w:lineRule="auto"/>
+        <w:ind w:hanging="361"/>
+        <w:jc w:val="left"/>
+      </w:pPr>
+      <w:r>
+        <w:rPr>
+          <w:noProof/>
+        </w:rPr>
+        <mc:AlternateContent>
+          <mc:Choice Requires="wpg">
+            <w:drawing>
+              <wp:anchor distT="0" distB="0" distL="114300" distR="114300" simplePos="0" relativeHeight="251661312" behindDoc="0" locked="0" layoutInCell="1" allowOverlap="1" wp14:anchorId="654842B8" wp14:editId="492E0D70">
+                <wp:simplePos x="0" y="0"/>
+                <wp:positionH relativeFrom="margin">
+                  <wp:posOffset>-295275</wp:posOffset>
+                </wp:positionH>
+                <wp:positionV relativeFrom="margin">
+                  <wp:posOffset>4617085</wp:posOffset>
+                </wp:positionV>
+                <wp:extent cx="6339840" cy="1733550"/>
+                <wp:effectExtent l="0" t="0" r="3810" b="0"/>
+                <wp:wrapTopAndBottom/>
+                <wp:docPr id="1605" name="Group 1605"/>
+                <wp:cNvGraphicFramePr/>
+                <a:graphic xmlns:a="http://schemas.openxmlformats.org/drawingml/2006/main">
+                  <a:graphicData uri="http://schemas.microsoft.com/office/word/2010/wordprocessingGroup">
+                    <wpg:wgp>
+                      <wpg:cNvGrpSpPr/>
+                      <wpg:grpSpPr>
+                        <a:xfrm>
+                          <a:off x="0" y="0"/>
+                          <a:ext cx="6339840" cy="1733550"/>
+                          <a:chOff x="0" y="0"/>
+                          <a:chExt cx="12192000" cy="3752850"/>
+                        </a:xfrm>
+                      </wpg:grpSpPr>
+                      <pic:pic xmlns:pic="http://schemas.openxmlformats.org/drawingml/2006/picture">
+                        <pic:nvPicPr>
+                          <pic:cNvPr id="164" name="Picture 164"/>
+                          <pic:cNvPicPr/>
+                        </pic:nvPicPr>
+                        <pic:blipFill>
+                          <a:blip r:embed="rId85"/>
+                          <a:stretch>
+                            <a:fillRect/>
+                          </a:stretch>
+                        </pic:blipFill>
+                        <pic:spPr>
+                          <a:xfrm>
+                            <a:off x="0" y="314326"/>
+                            <a:ext cx="5924550" cy="3190875"/>
+                          </a:xfrm>
+                          <a:prstGeom prst="rect">
+                            <a:avLst/>
+                          </a:prstGeom>
+                        </pic:spPr>
+                      </pic:pic>
+                      <pic:pic xmlns:pic="http://schemas.openxmlformats.org/drawingml/2006/picture">
+                        <pic:nvPicPr>
+                          <pic:cNvPr id="166" name="Picture 166"/>
+                          <pic:cNvPicPr/>
+                        </pic:nvPicPr>
+                        <pic:blipFill>
+                          <a:blip r:embed="rId86"/>
+                          <a:stretch>
+                            <a:fillRect/>
+                          </a:stretch>
+                        </pic:blipFill>
+                        <pic:spPr>
+                          <a:xfrm>
+                            <a:off x="6696075" y="0"/>
+                            <a:ext cx="5495925" cy="3752850"/>
+                          </a:xfrm>
+                          <a:prstGeom prst="rect">
+                            <a:avLst/>
+                          </a:prstGeom>
+                        </pic:spPr>
+                      </pic:pic>
+                      <wps:wsp>
+                        <wps:cNvPr id="167" name="Shape 167"/>
+                        <wps:cNvSpPr/>
+                        <wps:spPr>
+                          <a:xfrm>
+                            <a:off x="5972175" y="1733932"/>
+                            <a:ext cx="731139" cy="171450"/>
+                          </a:xfrm>
+                          <a:custGeom>
+                            <a:avLst/>
+                            <a:gdLst/>
+                            <a:ahLst/>
+                            <a:cxnLst/>
+                            <a:rect l="0" t="0" r="0" b="0"/>
+                            <a:pathLst>
+                              <a:path w="731139" h="171450">
+                                <a:moveTo>
+                                  <a:pt x="559689" y="0"/>
+                                </a:moveTo>
+                                <a:lnTo>
+                                  <a:pt x="731139" y="85852"/>
+                                </a:lnTo>
+                                <a:lnTo>
+                                  <a:pt x="559562" y="171450"/>
+                                </a:lnTo>
+                                <a:lnTo>
+                                  <a:pt x="559605" y="114402"/>
+                                </a:lnTo>
+                                <a:lnTo>
+                                  <a:pt x="0" y="113919"/>
+                                </a:lnTo>
+                                <a:lnTo>
+                                  <a:pt x="0" y="56769"/>
+                                </a:lnTo>
+                                <a:lnTo>
+                                  <a:pt x="559646" y="57252"/>
+                                </a:lnTo>
+                                <a:lnTo>
+                                  <a:pt x="559689" y="0"/>
+                                </a:lnTo>
+                                <a:close/>
+                              </a:path>
+                            </a:pathLst>
+                          </a:custGeom>
+                          <a:ln w="0" cap="flat">
+                            <a:miter lim="127000"/>
+                          </a:ln>
+                        </wps:spPr>
+                        <wps:style>
+                          <a:lnRef idx="0">
+                            <a:srgbClr val="000000">
+                              <a:alpha val="0"/>
+                            </a:srgbClr>
+                          </a:lnRef>
+                          <a:fillRef idx="1">
+                            <a:srgbClr val="000000"/>
+                          </a:fillRef>
+                          <a:effectRef idx="0">
+                            <a:scrgbClr r="0" g="0" b="0"/>
+                          </a:effectRef>
+                          <a:fontRef idx="none"/>
+                        </wps:style>
+                        <wps:bodyPr/>
+                      </wps:wsp>
+                    </wpg:wgp>
+                  </a:graphicData>
+                </a:graphic>
+                <wp14:sizeRelH relativeFrom="margin">
+                  <wp14:pctWidth>0</wp14:pctWidth>
+                </wp14:sizeRelH>
+                <wp14:sizeRelV relativeFrom="margin">
+                  <wp14:pctHeight>0</wp14:pctHeight>
+                </wp14:sizeRelV>
+              </wp:anchor>
+            </w:drawing>
+          </mc:Choice>
+          <mc:Fallback>
+            <w:pict>
+              <v:group w14:anchorId="114713BE" id="Group 1605" o:spid="_x0000_s1026" style="position:absolute;margin-left:-23.25pt;margin-top:363.55pt;width:499.2pt;height:136.5pt;z-index:251661312;mso-position-horizontal-relative:margin;mso-position-vertical-relative:margin;mso-width-relative:margin;mso-height-relative:margin" coordsize="121920,37528" o:gfxdata="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">
+                <v:shape id="Picture 164" o:spid="_x0000_s1027" type="#_x0000_t75" style="position:absolute;top:3143;width:59245;height:31909;visibility:visible;mso-wrap-style:square" o:gfxdata="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">
+                  <v:imagedata r:id="rId87" o:title=""/>
+                </v:shape>
+                <v:shape id="Picture 166" o:spid="_x0000_s1028" type="#_x0000_t75" style="position:absolute;left:66960;width:54960;height:37528;visibility:visible;mso-wrap-style:square" o:gfxdata="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">
+                  <v:imagedata r:id="rId88" o:title=""/>
+                </v:shape>
+                <v:shape id="Shape 167" o:spid="_x0000_s1029" style="position:absolute;left:59721;top:17339;width:7312;height:1714;visibility:visible;mso-wrap-style:square;v-text-anchor:top" coordsize="731139,171450" o:gfxdata="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" path="m559689,l731139,85852,559562,171450r43,-57048l,113919,,56769r559646,483l559689,xe" fillcolor="black" stroked="f" strokeweight="0">
+                  <v:stroke miterlimit="83231f" joinstyle="miter"/>
+                  <v:path arrowok="t" textboxrect="0,0,731139,171450"/>
+                </v:shape>
+                <w10:wrap type="topAndBottom" anchorx="margin" anchory="margin"/>
+              </v:group>
+            </w:pict>
+          </mc:Fallback>
+        </mc:AlternateContent>
+      </w:r>
+      <w:r>
+        <w:rPr>
+          <w:rFonts w:ascii="Calibri" w:eastAsia="Calibri" w:hAnsi="Calibri" w:cs="Calibri"/>
+          <w:sz w:val="48"/>
+        </w:rPr>
+        <w:t xml:space="preserve">Ao clicar em "Download", você será direcionado para a tela à esquerda, onde você irá clicar no ícone branco. Assim, você será direcionado para a tela da direita. Clique em "Sign in to GitHub.com. </w:t>
+      </w:r>
+    </w:p>
+    <w:p>
+      <w:pPr>
+        <w:numPr>
+          <w:ilvl w:val="0"/>
+          <w:numId w:val="14"/>
+        </w:numPr>
+        <w:spacing w:after="3" w:line="216" w:lineRule="auto"/>
+        <w:ind w:hanging="361"/>
+        <w:jc w:val="left"/>
+      </w:pPr>
+      <w:r>
+        <w:rPr>
+          <w:rFonts w:ascii="Calibri" w:eastAsia="Calibri" w:hAnsi="Calibri" w:cs="Calibri"/>
+          <w:sz w:val="48"/>
+        </w:rPr>
+        <w:t>Importante mencionar que a conta utilizada para logar no github será a mesma da conta criada no git anteriormente.</w:t>
+      </w:r>
+      <w:r>
+        <w:br w:type="page"/>
+      </w:r>
+    </w:p>
+    <w:p>
+      <w:pPr>
+        <w:pStyle w:val="Ttulo1"/>
+        <w:ind w:right="64"/>
+      </w:pPr>
+      <w:r>
+        <w:lastRenderedPageBreak/>
+        <w:t>Instalando as ferramentas</w:t>
+      </w:r>
+    </w:p>
+    <w:p>
+      <w:pPr>
+        <w:spacing w:after="3" w:line="216" w:lineRule="auto"/>
+        <w:ind w:left="356" w:hanging="371"/>
+      </w:pPr>
+      <w:r>
+        <w:rPr>
+          <w:rFonts w:ascii="Arial" w:eastAsia="Arial" w:hAnsi="Arial" w:cs="Arial"/>
+          <w:sz w:val="48"/>
+        </w:rPr>
+        <w:t xml:space="preserve">• </w:t>
+      </w:r>
+      <w:r>
+        <w:rPr>
+          <w:rFonts w:ascii="Calibri" w:eastAsia="Calibri" w:hAnsi="Calibri" w:cs="Calibri"/>
+          <w:sz w:val="48"/>
+        </w:rPr>
+        <w:t>Após seguir os passos do slide anterior, lembre-se de concordar em abrir o git hub para prosseguirmos com os passos. Assim, você verá esta tela.</w:t>
+      </w:r>
+    </w:p>
+    <w:p>
+      <w:pPr>
+        <w:spacing w:after="0"/>
+        <w:ind w:left="2000"/>
+      </w:pPr>
+      <w:r>
+        <w:rPr>
+          <w:noProof/>
+        </w:rPr>
+        <w:drawing>
+          <wp:inline distT="0" distB="0" distL="0" distR="0" wp14:anchorId="18D4F0E6" wp14:editId="63BAE201">
+            <wp:extent cx="4716780" cy="2811780"/>
+            <wp:effectExtent l="0" t="0" r="7620" b="7620"/>
+            <wp:docPr id="178" name="Picture 178"/>
+            <wp:cNvGraphicFramePr/>
+            <a:graphic xmlns:a="http://schemas.openxmlformats.org/drawingml/2006/main">
+              <a:graphicData uri="http://schemas.openxmlformats.org/drawingml/2006/picture">
+                <pic:pic xmlns:pic="http://schemas.openxmlformats.org/drawingml/2006/picture">
+                  <pic:nvPicPr>
+                    <pic:cNvPr id="178" name="Picture 178"/>
+                    <pic:cNvPicPr/>
+                  </pic:nvPicPr>
+                  <pic:blipFill>
+                    <a:blip r:embed="rId89"/>
+                    <a:stretch>
+                      <a:fillRect/>
+                    </a:stretch>
+                  </pic:blipFill>
+                  <pic:spPr>
+                    <a:xfrm>
+                      <a:off x="0" y="0"/>
+                      <a:ext cx="4716780" cy="2811780"/>
+                    </a:xfrm>
+                    <a:prstGeom prst="rect">
+                      <a:avLst/>
+                    </a:prstGeom>
+                  </pic:spPr>
+                </pic:pic>
+              </a:graphicData>
+            </a:graphic>
+          </wp:inline>
+        </w:drawing>
+      </w:r>
+    </w:p>
+    <w:p>
+      <w:pPr>
+        <w:pStyle w:val="Ttulo1"/>
+        <w:ind w:right="76"/>
+      </w:pPr>
+      <w:r>
+        <w:t>Criando o repositório</w:t>
+      </w:r>
+    </w:p>
+    <w:p>
+      <w:pPr>
+        <w:numPr>
+          <w:ilvl w:val="0"/>
+          <w:numId w:val="15"/>
+        </w:numPr>
+        <w:spacing w:after="77" w:line="216" w:lineRule="auto"/>
+        <w:ind w:right="259" w:hanging="361"/>
+      </w:pPr>
+      <w:r>
+        <w:rPr>
+          <w:rFonts w:ascii="Calibri" w:eastAsia="Calibri" w:hAnsi="Calibri" w:cs="Calibri"/>
+          <w:sz w:val="41"/>
+        </w:rPr>
+        <w:t xml:space="preserve">Ao clicar em "file" no canto superior esquerdo da tela do slide anterior, você verá as opções da figura abaixo à esquerda. A seguir, clique em "New repository" e você irá preencher a tela da direita com nome do projeto sua descrição e o caminho (local path). </w:t>
+      </w:r>
+    </w:p>
+    <w:p>
+      <w:pPr>
+        <w:numPr>
+          <w:ilvl w:val="0"/>
+          <w:numId w:val="15"/>
+        </w:numPr>
+        <w:spacing w:after="77" w:line="216" w:lineRule="auto"/>
+        <w:ind w:right="259" w:hanging="361"/>
+      </w:pPr>
+      <w:r>
+        <w:rPr>
+          <w:rFonts w:ascii="Calibri" w:eastAsia="Calibri" w:hAnsi="Calibri" w:cs="Calibri"/>
+          <w:sz w:val="41"/>
+        </w:rPr>
+        <w:t>Importante mencionar que a opção "initialize this repository with a README" deve ser marcada, pois é o arquivo de texto onde a documentação será escrita.</w:t>
+      </w:r>
+    </w:p>
+    <w:p>
+      <w:pPr>
+        <w:numPr>
+          <w:ilvl w:val="0"/>
+          <w:numId w:val="15"/>
+        </w:numPr>
+        <w:spacing w:after="77" w:line="216" w:lineRule="auto"/>
+        <w:ind w:right="259" w:hanging="361"/>
+      </w:pPr>
+      <w:r>
+        <w:rPr>
+          <w:rFonts w:ascii="Calibri" w:eastAsia="Calibri" w:hAnsi="Calibri" w:cs="Calibri"/>
+          <w:sz w:val="41"/>
+        </w:rPr>
+        <w:t>Após isso, clique em "Create Repository".</w:t>
+      </w:r>
+    </w:p>
+    <w:p>
+      <w:pPr>
+        <w:spacing w:after="0"/>
+        <w:ind w:left="-1285"/>
+      </w:pPr>
+      <w:r>
+        <w:rPr>
+          <w:noProof/>
+        </w:rPr>
+        <w:lastRenderedPageBreak/>
+        <mc:AlternateContent>
+          <mc:Choice Requires="wpg">
+            <w:drawing>
+              <wp:inline distT="0" distB="0" distL="0" distR="0" wp14:anchorId="42AAB448" wp14:editId="789DBAEE">
+                <wp:extent cx="6629400" cy="1948815"/>
+                <wp:effectExtent l="0" t="0" r="0" b="0"/>
+                <wp:docPr id="2099" name="Group 2099"/>
+                <wp:cNvGraphicFramePr/>
+                <a:graphic xmlns:a="http://schemas.openxmlformats.org/drawingml/2006/main">
+                  <a:graphicData uri="http://schemas.microsoft.com/office/word/2010/wordprocessingGroup">
+                    <wpg:wgp>
+                      <wpg:cNvGrpSpPr/>
+                      <wpg:grpSpPr>
+                        <a:xfrm>
+                          <a:off x="0" y="0"/>
+                          <a:ext cx="6629400" cy="1948815"/>
+                          <a:chOff x="0" y="0"/>
+                          <a:chExt cx="10020300" cy="3533775"/>
+                        </a:xfrm>
+                      </wpg:grpSpPr>
+                      <pic:pic xmlns:pic="http://schemas.openxmlformats.org/drawingml/2006/picture">
+                        <pic:nvPicPr>
+                          <pic:cNvPr id="193" name="Picture 193"/>
+                          <pic:cNvPicPr/>
+                        </pic:nvPicPr>
+                        <pic:blipFill>
+                          <a:blip r:embed="rId90"/>
+                          <a:stretch>
+                            <a:fillRect/>
+                          </a:stretch>
+                        </pic:blipFill>
+                        <pic:spPr>
+                          <a:xfrm>
+                            <a:off x="0" y="609600"/>
+                            <a:ext cx="5019675" cy="2924175"/>
+                          </a:xfrm>
+                          <a:prstGeom prst="rect">
+                            <a:avLst/>
+                          </a:prstGeom>
+                        </pic:spPr>
+                      </pic:pic>
+                      <pic:pic xmlns:pic="http://schemas.openxmlformats.org/drawingml/2006/picture">
+                        <pic:nvPicPr>
+                          <pic:cNvPr id="195" name="Picture 195"/>
+                          <pic:cNvPicPr/>
+                        </pic:nvPicPr>
+                        <pic:blipFill>
+                          <a:blip r:embed="rId91"/>
+                          <a:stretch>
+                            <a:fillRect/>
+                          </a:stretch>
+                        </pic:blipFill>
+                        <pic:spPr>
+                          <a:xfrm>
+                            <a:off x="6953250" y="0"/>
+                            <a:ext cx="3067050" cy="3524250"/>
+                          </a:xfrm>
+                          <a:prstGeom prst="rect">
+                            <a:avLst/>
+                          </a:prstGeom>
+                        </pic:spPr>
+                      </pic:pic>
+                      <wps:wsp>
+                        <wps:cNvPr id="196" name="Shape 196"/>
+                        <wps:cNvSpPr/>
+                        <wps:spPr>
+                          <a:xfrm>
+                            <a:off x="5619750" y="1676781"/>
+                            <a:ext cx="731139" cy="171450"/>
+                          </a:xfrm>
+                          <a:custGeom>
+                            <a:avLst/>
+                            <a:gdLst/>
+                            <a:ahLst/>
+                            <a:cxnLst/>
+                            <a:rect l="0" t="0" r="0" b="0"/>
+                            <a:pathLst>
+                              <a:path w="731139" h="171450">
+                                <a:moveTo>
+                                  <a:pt x="559689" y="0"/>
+                                </a:moveTo>
+                                <a:lnTo>
+                                  <a:pt x="731139" y="85852"/>
+                                </a:lnTo>
+                                <a:lnTo>
+                                  <a:pt x="559562" y="171450"/>
+                                </a:lnTo>
+                                <a:lnTo>
+                                  <a:pt x="559604" y="114402"/>
+                                </a:lnTo>
+                                <a:lnTo>
+                                  <a:pt x="0" y="113919"/>
+                                </a:lnTo>
+                                <a:lnTo>
+                                  <a:pt x="0" y="56769"/>
+                                </a:lnTo>
+                                <a:lnTo>
+                                  <a:pt x="559646" y="57252"/>
+                                </a:lnTo>
+                                <a:lnTo>
+                                  <a:pt x="559689" y="0"/>
+                                </a:lnTo>
+                                <a:close/>
+                              </a:path>
+                            </a:pathLst>
+                          </a:custGeom>
+                          <a:ln w="0" cap="flat">
+                            <a:miter lim="127000"/>
+                          </a:ln>
+                        </wps:spPr>
+                        <wps:style>
+                          <a:lnRef idx="0">
+                            <a:srgbClr val="000000">
+                              <a:alpha val="0"/>
+                            </a:srgbClr>
+                          </a:lnRef>
+                          <a:fillRef idx="1">
+                            <a:srgbClr val="000000"/>
+                          </a:fillRef>
+                          <a:effectRef idx="0">
+                            <a:scrgbClr r="0" g="0" b="0"/>
+                          </a:effectRef>
+                          <a:fontRef idx="none"/>
+                        </wps:style>
+                        <wps:bodyPr/>
+                      </wps:wsp>
+                    </wpg:wgp>
+                  </a:graphicData>
+                </a:graphic>
+              </wp:inline>
+            </w:drawing>
+          </mc:Choice>
+          <mc:Fallback>
+            <w:pict>
+              <v:group w14:anchorId="13672807" id="Group 2099" o:spid="_x0000_s1026" style="width:522pt;height:153.45pt;mso-position-horizontal-relative:char;mso-position-vertical-relative:line" coordsize="100203,35337" o:gfxdata="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">
+                <v:shape id="Picture 193" o:spid="_x0000_s1027" type="#_x0000_t75" style="position:absolute;top:6096;width:50196;height:29241;visibility:visible;mso-wrap-style:square" o:gfxdata="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">
+                  <v:imagedata r:id="rId92" o:title=""/>
+                </v:shape>
+                <v:shape id="Picture 195" o:spid="_x0000_s1028" type="#_x0000_t75" style="position:absolute;left:69532;width:30671;height:35242;visibility:visible;mso-wrap-style:square" o:gfxdata="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">
+                  <v:imagedata r:id="rId93" o:title=""/>
+                </v:shape>
+                <v:shape id="Shape 196" o:spid="_x0000_s1029" style="position:absolute;left:56197;top:16767;width:7311;height:1715;visibility:visible;mso-wrap-style:square;v-text-anchor:top" coordsize="731139,171450" o:gfxdata="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" path="m559689,l731139,85852,559562,171450r42,-57048l,113919,,56769r559646,483l559689,xe" fillcolor="black" stroked="f" strokeweight="0">
+                  <v:stroke miterlimit="83231f" joinstyle="miter"/>
+                  <v:path arrowok="t" textboxrect="0,0,731139,171450"/>
+                </v:shape>
+                <w10:anchorlock/>
+              </v:group>
+            </w:pict>
+          </mc:Fallback>
+        </mc:AlternateContent>
+      </w:r>
+    </w:p>
+    <w:p>
+      <w:pPr>
+        <w:pStyle w:val="Ttulo1"/>
+        <w:ind w:right="76"/>
+      </w:pPr>
+      <w:r>
+        <w:t>Criando o repositório</w:t>
+      </w:r>
+    </w:p>
+    <w:p>
+      <w:pPr>
+        <w:spacing w:after="3" w:line="216" w:lineRule="auto"/>
+        <w:ind w:left="356" w:hanging="371"/>
+        <w:rPr>
+          <w:rFonts w:ascii="Calibri" w:eastAsia="Calibri" w:hAnsi="Calibri" w:cs="Calibri"/>
+          <w:sz w:val="48"/>
+        </w:rPr>
+      </w:pPr>
+      <w:r>
+        <w:rPr>
+          <w:rFonts w:ascii="Arial" w:eastAsia="Arial" w:hAnsi="Arial" w:cs="Arial"/>
+          <w:sz w:val="48"/>
+        </w:rPr>
+        <w:t xml:space="preserve">• </w:t>
+      </w:r>
+      <w:r>
+        <w:rPr>
+          <w:rFonts w:ascii="Calibri" w:eastAsia="Calibri" w:hAnsi="Calibri" w:cs="Calibri"/>
+          <w:sz w:val="48"/>
+        </w:rPr>
+        <w:t>Por fim, você verá a tela apresentada abaixo. Selecione a opção "Publish repository"</w:t>
+      </w:r>
+    </w:p>
+    <w:p>
+      <w:pPr>
+        <w:spacing w:after="3" w:line="216" w:lineRule="auto"/>
+        <w:ind w:left="356" w:hanging="371"/>
+      </w:pPr>
+    </w:p>
+    <w:p>
+      <w:pPr>
+        <w:spacing w:after="0"/>
+        <w:ind w:left="2615"/>
+      </w:pPr>
+      <w:r>
+        <w:rPr>
+          <w:noProof/>
+        </w:rPr>
+        <w:drawing>
+          <wp:inline distT="0" distB="0" distL="0" distR="0" wp14:anchorId="1FDB13D4" wp14:editId="0439248C">
+            <wp:extent cx="4128135" cy="2705100"/>
+            <wp:effectExtent l="0" t="0" r="5715" b="0"/>
+            <wp:docPr id="205" name="Picture 205"/>
+            <wp:cNvGraphicFramePr/>
+            <a:graphic xmlns:a="http://schemas.openxmlformats.org/drawingml/2006/main">
+              <a:graphicData uri="http://schemas.openxmlformats.org/drawingml/2006/picture">
+                <pic:pic xmlns:pic="http://schemas.openxmlformats.org/drawingml/2006/picture">
+                  <pic:nvPicPr>
+                    <pic:cNvPr id="205" name="Picture 205"/>
+                    <pic:cNvPicPr/>
+                  </pic:nvPicPr>
+                  <pic:blipFill>
+                    <a:blip r:embed="rId94"/>
+                    <a:stretch>
+                      <a:fillRect/>
+                    </a:stretch>
+                  </pic:blipFill>
+                  <pic:spPr>
+                    <a:xfrm>
+                      <a:off x="0" y="0"/>
+                      <a:ext cx="4128579" cy="2705391"/>
+                    </a:xfrm>
+                    <a:prstGeom prst="rect">
+                      <a:avLst/>
+                    </a:prstGeom>
+                  </pic:spPr>
+                </pic:pic>
+              </a:graphicData>
+            </a:graphic>
+          </wp:inline>
+        </w:drawing>
+      </w:r>
+    </w:p>
+    <w:p>
+      <w:pPr>
+        <w:pStyle w:val="Ttulo1"/>
+        <w:ind w:right="76"/>
+      </w:pPr>
+      <w:r>
+        <w:t>Criando o repositório</w:t>
+      </w:r>
+    </w:p>
+    <w:p>
+      <w:pPr>
+        <w:numPr>
+          <w:ilvl w:val="0"/>
+          <w:numId w:val="16"/>
+        </w:numPr>
+        <w:spacing w:after="195" w:line="216" w:lineRule="auto"/>
+        <w:ind w:hanging="361"/>
+        <w:jc w:val="left"/>
+      </w:pPr>
+      <w:r>
+        <w:rPr>
+          <w:rFonts w:ascii="Calibri" w:eastAsia="Calibri" w:hAnsi="Calibri" w:cs="Calibri"/>
+          <w:sz w:val="48"/>
+        </w:rPr>
+        <w:t xml:space="preserve">A tela à esquerda irá aparecer, mantenha a opção "Keep this code private" marcada e clique em "publish repository". </w:t>
+      </w:r>
+    </w:p>
+    <w:p>
+      <w:pPr>
+        <w:numPr>
+          <w:ilvl w:val="0"/>
+          <w:numId w:val="16"/>
+        </w:numPr>
+        <w:spacing w:after="86" w:line="216" w:lineRule="auto"/>
+        <w:ind w:hanging="361"/>
+        <w:jc w:val="left"/>
+      </w:pPr>
+      <w:r>
+        <w:rPr>
+          <w:rFonts w:ascii="Calibri" w:eastAsia="Calibri" w:hAnsi="Calibri" w:cs="Calibri"/>
+          <w:sz w:val="48"/>
+        </w:rPr>
+        <w:lastRenderedPageBreak/>
+        <w:t>Dessa forma, você voltará para a tela principal (À direita)</w:t>
+      </w:r>
+    </w:p>
     <w:p/>
-    <w:p/>
+    <w:p>
+      <w:r>
+        <w:rPr>
+          <w:noProof/>
+        </w:rPr>
+        <mc:AlternateContent>
+          <mc:Choice Requires="wpg">
+            <w:drawing>
+              <wp:anchor distT="0" distB="0" distL="114300" distR="114300" simplePos="0" relativeHeight="251662336" behindDoc="0" locked="0" layoutInCell="1" allowOverlap="1" wp14:anchorId="03875AC6" wp14:editId="76A69A10">
+                <wp:simplePos x="0" y="0"/>
+                <wp:positionH relativeFrom="page">
+                  <wp:posOffset>762000</wp:posOffset>
+                </wp:positionH>
+                <wp:positionV relativeFrom="page">
+                  <wp:posOffset>4792980</wp:posOffset>
+                </wp:positionV>
+                <wp:extent cx="5844540" cy="1859280"/>
+                <wp:effectExtent l="0" t="0" r="3810" b="7620"/>
+                <wp:wrapTopAndBottom/>
+                <wp:docPr id="1941" name="Group 1941"/>
+                <wp:cNvGraphicFramePr/>
+                <a:graphic xmlns:a="http://schemas.openxmlformats.org/drawingml/2006/main">
+                  <a:graphicData uri="http://schemas.microsoft.com/office/word/2010/wordprocessingGroup">
+                    <wpg:wgp>
+                      <wpg:cNvGrpSpPr/>
+                      <wpg:grpSpPr>
+                        <a:xfrm>
+                          <a:off x="0" y="0"/>
+                          <a:ext cx="5844540" cy="1859280"/>
+                          <a:chOff x="0" y="0"/>
+                          <a:chExt cx="12192000" cy="4333875"/>
+                        </a:xfrm>
+                      </wpg:grpSpPr>
+                      <pic:pic xmlns:pic="http://schemas.openxmlformats.org/drawingml/2006/picture">
+                        <pic:nvPicPr>
+                          <pic:cNvPr id="217" name="Picture 217"/>
+                          <pic:cNvPicPr/>
+                        </pic:nvPicPr>
+                        <pic:blipFill>
+                          <a:blip r:embed="rId95"/>
+                          <a:stretch>
+                            <a:fillRect/>
+                          </a:stretch>
+                        </pic:blipFill>
+                        <pic:spPr>
+                          <a:xfrm>
+                            <a:off x="0" y="0"/>
+                            <a:ext cx="5305425" cy="3743325"/>
+                          </a:xfrm>
+                          <a:prstGeom prst="rect">
+                            <a:avLst/>
+                          </a:prstGeom>
+                        </pic:spPr>
+                      </pic:pic>
+                      <pic:pic xmlns:pic="http://schemas.openxmlformats.org/drawingml/2006/picture">
+                        <pic:nvPicPr>
+                          <pic:cNvPr id="219" name="Picture 219"/>
+                          <pic:cNvPicPr/>
+                        </pic:nvPicPr>
+                        <pic:blipFill>
+                          <a:blip r:embed="rId96"/>
+                          <a:stretch>
+                            <a:fillRect/>
+                          </a:stretch>
+                        </pic:blipFill>
+                        <pic:spPr>
+                          <a:xfrm>
+                            <a:off x="5972175" y="0"/>
+                            <a:ext cx="6219825" cy="4333875"/>
+                          </a:xfrm>
+                          <a:prstGeom prst="rect">
+                            <a:avLst/>
+                          </a:prstGeom>
+                        </pic:spPr>
+                      </pic:pic>
+                      <wps:wsp>
+                        <wps:cNvPr id="220" name="Shape 220"/>
+                        <wps:cNvSpPr/>
+                        <wps:spPr>
+                          <a:xfrm>
+                            <a:off x="5324475" y="1724406"/>
+                            <a:ext cx="731139" cy="171450"/>
+                          </a:xfrm>
+                          <a:custGeom>
+                            <a:avLst/>
+                            <a:gdLst/>
+                            <a:ahLst/>
+                            <a:cxnLst/>
+                            <a:rect l="0" t="0" r="0" b="0"/>
+                            <a:pathLst>
+                              <a:path w="731139" h="171450">
+                                <a:moveTo>
+                                  <a:pt x="559689" y="0"/>
+                                </a:moveTo>
+                                <a:lnTo>
+                                  <a:pt x="731139" y="85852"/>
+                                </a:lnTo>
+                                <a:lnTo>
+                                  <a:pt x="559562" y="171450"/>
+                                </a:lnTo>
+                                <a:lnTo>
+                                  <a:pt x="559604" y="114402"/>
+                                </a:lnTo>
+                                <a:lnTo>
+                                  <a:pt x="0" y="113919"/>
+                                </a:lnTo>
+                                <a:lnTo>
+                                  <a:pt x="0" y="56769"/>
+                                </a:lnTo>
+                                <a:lnTo>
+                                  <a:pt x="559646" y="57252"/>
+                                </a:lnTo>
+                                <a:lnTo>
+                                  <a:pt x="559689" y="0"/>
+                                </a:lnTo>
+                                <a:close/>
+                              </a:path>
+                            </a:pathLst>
+                          </a:custGeom>
+                          <a:ln w="0" cap="flat">
+                            <a:miter lim="127000"/>
+                          </a:ln>
+                        </wps:spPr>
+                        <wps:style>
+                          <a:lnRef idx="0">
+                            <a:srgbClr val="000000">
+                              <a:alpha val="0"/>
+                            </a:srgbClr>
+                          </a:lnRef>
+                          <a:fillRef idx="1">
+                            <a:srgbClr val="000000"/>
+                          </a:fillRef>
+                          <a:effectRef idx="0">
+                            <a:scrgbClr r="0" g="0" b="0"/>
+                          </a:effectRef>
+                          <a:fontRef idx="none"/>
+                        </wps:style>
+                        <wps:bodyPr/>
+                      </wps:wsp>
+                    </wpg:wgp>
+                  </a:graphicData>
+                </a:graphic>
+                <wp14:sizeRelH relativeFrom="margin">
+                  <wp14:pctWidth>0</wp14:pctWidth>
+                </wp14:sizeRelH>
+                <wp14:sizeRelV relativeFrom="margin">
+                  <wp14:pctHeight>0</wp14:pctHeight>
+                </wp14:sizeRelV>
+              </wp:anchor>
+            </w:drawing>
+          </mc:Choice>
+          <mc:Fallback>
+            <w:pict>
+              <v:group w14:anchorId="2F393087" id="Group 1941" o:spid="_x0000_s1026" style="position:absolute;margin-left:60pt;margin-top:377.4pt;width:460.2pt;height:146.4pt;z-index:251662336;mso-position-horizontal-relative:page;mso-position-vertical-relative:page;mso-width-relative:margin;mso-height-relative:margin" coordsize="121920,43338" o:gfxdata="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">
+                <v:shape id="Picture 217" o:spid="_x0000_s1027" type="#_x0000_t75" style="position:absolute;width:53054;height:37433;visibility:visible;mso-wrap-style:square" o:gfxdata="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">
+                  <v:imagedata r:id="rId97" o:title=""/>
+                </v:shape>
+                <v:shape id="Picture 219" o:spid="_x0000_s1028" type="#_x0000_t75" style="position:absolute;left:59721;width:62199;height:43338;visibility:visible;mso-wrap-style:square" o:gfxdata="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">
+                  <v:imagedata r:id="rId98" o:title=""/>
+                </v:shape>
+                <v:shape id="Shape 220" o:spid="_x0000_s1029" style="position:absolute;left:53244;top:17244;width:7312;height:1714;visibility:visible;mso-wrap-style:square;v-text-anchor:top" coordsize="731139,171450" o:gfxdata="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" path="m559689,l731139,85852,559562,171450r42,-57048l,113919,,56769r559646,483l559689,xe" fillcolor="black" stroked="f" strokeweight="0">
+                  <v:stroke miterlimit="83231f" joinstyle="miter"/>
+                  <v:path arrowok="t" textboxrect="0,0,731139,171450"/>
+                </v:shape>
+                <w10:wrap type="topAndBottom" anchorx="page" anchory="page"/>
+              </v:group>
+            </w:pict>
+          </mc:Fallback>
+        </mc:AlternateContent>
+      </w:r>
+    </w:p>
     <w:sectPr>
-      <w:headerReference w:type="default" r:id="rId75"/>
-      <w:footerReference w:type="default" r:id="rId76"/>
+      <w:headerReference w:type="default" r:id="rId99"/>
+      <w:footerReference w:type="default" r:id="rId100"/>
       <w:pgSz w:w="11906" w:h="16838"/>
       <w:pgMar w:top="1417" w:right="1701" w:bottom="1417" w:left="1701" w:header="708" w:footer="708" w:gutter="0"/>
       <w:pgNumType w:start="1"/>
@@ -8324,6 +9831,642 @@
     </w:lvl>
   </w:abstractNum>
   <w:abstractNum w:abstractNumId="1" w15:restartNumberingAfterBreak="0">
+    <w:nsid w:val="12E215A2"/>
+    <w:multiLevelType w:val="hybridMultilevel"/>
+    <w:tmpl w:val="49FCD680"/>
+    <w:lvl w:ilvl="0" w:tplc="8286DC0E">
+      <w:start w:val="1"/>
+      <w:numFmt w:val="bullet"/>
+      <w:lvlText w:val="•"/>
+      <w:lvlJc w:val="left"/>
+      <w:pPr>
+        <w:ind w:left="361"/>
+      </w:pPr>
+      <w:rPr>
+        <w:rFonts w:ascii="Arial" w:eastAsia="Arial" w:hAnsi="Arial" w:cs="Arial"/>
+        <w:b w:val="0"/>
+        <w:i w:val="0"/>
+        <w:strike w:val="0"/>
+        <w:dstrike w:val="0"/>
+        <w:color w:val="000000"/>
+        <w:sz w:val="56"/>
+        <w:szCs w:val="56"/>
+        <w:u w:val="none" w:color="000000"/>
+        <w:bdr w:val="none" w:sz="0" w:space="0" w:color="auto"/>
+        <w:shd w:val="clear" w:color="auto" w:fill="auto"/>
+        <w:vertAlign w:val="baseline"/>
+      </w:rPr>
+    </w:lvl>
+    <w:lvl w:ilvl="1" w:tplc="8842BE54">
+      <w:start w:val="1"/>
+      <w:numFmt w:val="bullet"/>
+      <w:lvlText w:val="o"/>
+      <w:lvlJc w:val="left"/>
+      <w:pPr>
+        <w:ind w:left="1080"/>
+      </w:pPr>
+      <w:rPr>
+        <w:rFonts w:ascii="Arial" w:eastAsia="Arial" w:hAnsi="Arial" w:cs="Arial"/>
+        <w:b w:val="0"/>
+        <w:i w:val="0"/>
+        <w:strike w:val="0"/>
+        <w:dstrike w:val="0"/>
+        <w:color w:val="000000"/>
+        <w:sz w:val="56"/>
+        <w:szCs w:val="56"/>
+        <w:u w:val="none" w:color="000000"/>
+        <w:bdr w:val="none" w:sz="0" w:space="0" w:color="auto"/>
+        <w:shd w:val="clear" w:color="auto" w:fill="auto"/>
+        <w:vertAlign w:val="baseline"/>
+      </w:rPr>
+    </w:lvl>
+    <w:lvl w:ilvl="2" w:tplc="1AAC9DD8">
+      <w:start w:val="1"/>
+      <w:numFmt w:val="bullet"/>
+      <w:lvlText w:val="▪"/>
+      <w:lvlJc w:val="left"/>
+      <w:pPr>
+        <w:ind w:left="1800"/>
+      </w:pPr>
+      <w:rPr>
+        <w:rFonts w:ascii="Arial" w:eastAsia="Arial" w:hAnsi="Arial" w:cs="Arial"/>
+        <w:b w:val="0"/>
+        <w:i w:val="0"/>
+        <w:strike w:val="0"/>
+        <w:dstrike w:val="0"/>
+        <w:color w:val="000000"/>
+        <w:sz w:val="56"/>
+        <w:szCs w:val="56"/>
+        <w:u w:val="none" w:color="000000"/>
+        <w:bdr w:val="none" w:sz="0" w:space="0" w:color="auto"/>
+        <w:shd w:val="clear" w:color="auto" w:fill="auto"/>
+        <w:vertAlign w:val="baseline"/>
+      </w:rPr>
+    </w:lvl>
+    <w:lvl w:ilvl="3" w:tplc="DC7862E8">
+      <w:start w:val="1"/>
+      <w:numFmt w:val="bullet"/>
+      <w:lvlText w:val="•"/>
+      <w:lvlJc w:val="left"/>
+      <w:pPr>
+        <w:ind w:left="2520"/>
+      </w:pPr>
+      <w:rPr>
+        <w:rFonts w:ascii="Arial" w:eastAsia="Arial" w:hAnsi="Arial" w:cs="Arial"/>
+        <w:b w:val="0"/>
+        <w:i w:val="0"/>
+        <w:strike w:val="0"/>
+        <w:dstrike w:val="0"/>
+        <w:color w:val="000000"/>
+        <w:sz w:val="56"/>
+        <w:szCs w:val="56"/>
+        <w:u w:val="none" w:color="000000"/>
+        <w:bdr w:val="none" w:sz="0" w:space="0" w:color="auto"/>
+        <w:shd w:val="clear" w:color="auto" w:fill="auto"/>
+        <w:vertAlign w:val="baseline"/>
+      </w:rPr>
+    </w:lvl>
+    <w:lvl w:ilvl="4" w:tplc="DCB0ECFA">
+      <w:start w:val="1"/>
+      <w:numFmt w:val="bullet"/>
+      <w:lvlText w:val="o"/>
+      <w:lvlJc w:val="left"/>
+      <w:pPr>
+        <w:ind w:left="3240"/>
+      </w:pPr>
+      <w:rPr>
+        <w:rFonts w:ascii="Arial" w:eastAsia="Arial" w:hAnsi="Arial" w:cs="Arial"/>
+        <w:b w:val="0"/>
+        <w:i w:val="0"/>
+        <w:strike w:val="0"/>
+        <w:dstrike w:val="0"/>
+        <w:color w:val="000000"/>
+        <w:sz w:val="56"/>
+        <w:szCs w:val="56"/>
+        <w:u w:val="none" w:color="000000"/>
+        <w:bdr w:val="none" w:sz="0" w:space="0" w:color="auto"/>
+        <w:shd w:val="clear" w:color="auto" w:fill="auto"/>
+        <w:vertAlign w:val="baseline"/>
+      </w:rPr>
+    </w:lvl>
+    <w:lvl w:ilvl="5" w:tplc="E53CD95A">
+      <w:start w:val="1"/>
+      <w:numFmt w:val="bullet"/>
+      <w:lvlText w:val="▪"/>
+      <w:lvlJc w:val="left"/>
+      <w:pPr>
+        <w:ind w:left="3960"/>
+      </w:pPr>
+      <w:rPr>
+        <w:rFonts w:ascii="Arial" w:eastAsia="Arial" w:hAnsi="Arial" w:cs="Arial"/>
+        <w:b w:val="0"/>
+        <w:i w:val="0"/>
+        <w:strike w:val="0"/>
+        <w:dstrike w:val="0"/>
+        <w:color w:val="000000"/>
+        <w:sz w:val="56"/>
+        <w:szCs w:val="56"/>
+        <w:u w:val="none" w:color="000000"/>
+        <w:bdr w:val="none" w:sz="0" w:space="0" w:color="auto"/>
+        <w:shd w:val="clear" w:color="auto" w:fill="auto"/>
+        <w:vertAlign w:val="baseline"/>
+      </w:rPr>
+    </w:lvl>
+    <w:lvl w:ilvl="6" w:tplc="D1207712">
+      <w:start w:val="1"/>
+      <w:numFmt w:val="bullet"/>
+      <w:lvlText w:val="•"/>
+      <w:lvlJc w:val="left"/>
+      <w:pPr>
+        <w:ind w:left="4680"/>
+      </w:pPr>
+      <w:rPr>
+        <w:rFonts w:ascii="Arial" w:eastAsia="Arial" w:hAnsi="Arial" w:cs="Arial"/>
+        <w:b w:val="0"/>
+        <w:i w:val="0"/>
+        <w:strike w:val="0"/>
+        <w:dstrike w:val="0"/>
+        <w:color w:val="000000"/>
+        <w:sz w:val="56"/>
+        <w:szCs w:val="56"/>
+        <w:u w:val="none" w:color="000000"/>
+        <w:bdr w:val="none" w:sz="0" w:space="0" w:color="auto"/>
+        <w:shd w:val="clear" w:color="auto" w:fill="auto"/>
+        <w:vertAlign w:val="baseline"/>
+      </w:rPr>
+    </w:lvl>
+    <w:lvl w:ilvl="7" w:tplc="8B82667E">
+      <w:start w:val="1"/>
+      <w:numFmt w:val="bullet"/>
+      <w:lvlText w:val="o"/>
+      <w:lvlJc w:val="left"/>
+      <w:pPr>
+        <w:ind w:left="5400"/>
+      </w:pPr>
+      <w:rPr>
+        <w:rFonts w:ascii="Arial" w:eastAsia="Arial" w:hAnsi="Arial" w:cs="Arial"/>
+        <w:b w:val="0"/>
+        <w:i w:val="0"/>
+        <w:strike w:val="0"/>
+        <w:dstrike w:val="0"/>
+        <w:color w:val="000000"/>
+        <w:sz w:val="56"/>
+        <w:szCs w:val="56"/>
+        <w:u w:val="none" w:color="000000"/>
+        <w:bdr w:val="none" w:sz="0" w:space="0" w:color="auto"/>
+        <w:shd w:val="clear" w:color="auto" w:fill="auto"/>
+        <w:vertAlign w:val="baseline"/>
+      </w:rPr>
+    </w:lvl>
+    <w:lvl w:ilvl="8" w:tplc="4574E8AC">
+      <w:start w:val="1"/>
+      <w:numFmt w:val="bullet"/>
+      <w:lvlText w:val="▪"/>
+      <w:lvlJc w:val="left"/>
+      <w:pPr>
+        <w:ind w:left="6120"/>
+      </w:pPr>
+      <w:rPr>
+        <w:rFonts w:ascii="Arial" w:eastAsia="Arial" w:hAnsi="Arial" w:cs="Arial"/>
+        <w:b w:val="0"/>
+        <w:i w:val="0"/>
+        <w:strike w:val="0"/>
+        <w:dstrike w:val="0"/>
+        <w:color w:val="000000"/>
+        <w:sz w:val="56"/>
+        <w:szCs w:val="56"/>
+        <w:u w:val="none" w:color="000000"/>
+        <w:bdr w:val="none" w:sz="0" w:space="0" w:color="auto"/>
+        <w:shd w:val="clear" w:color="auto" w:fill="auto"/>
+        <w:vertAlign w:val="baseline"/>
+      </w:rPr>
+    </w:lvl>
+  </w:abstractNum>
+  <w:abstractNum w:abstractNumId="2" w15:restartNumberingAfterBreak="0">
+    <w:nsid w:val="13D3492C"/>
+    <w:multiLevelType w:val="hybridMultilevel"/>
+    <w:tmpl w:val="C8BECE88"/>
+    <w:lvl w:ilvl="0" w:tplc="F42016A8">
+      <w:start w:val="1"/>
+      <w:numFmt w:val="bullet"/>
+      <w:lvlText w:val="•"/>
+      <w:lvlJc w:val="left"/>
+      <w:pPr>
+        <w:ind w:left="361"/>
+      </w:pPr>
+      <w:rPr>
+        <w:rFonts w:ascii="Arial" w:eastAsia="Arial" w:hAnsi="Arial" w:cs="Arial"/>
+        <w:b w:val="0"/>
+        <w:i w:val="0"/>
+        <w:strike w:val="0"/>
+        <w:dstrike w:val="0"/>
+        <w:color w:val="000000"/>
+        <w:sz w:val="44"/>
+        <w:szCs w:val="44"/>
+        <w:u w:val="none" w:color="000000"/>
+        <w:bdr w:val="none" w:sz="0" w:space="0" w:color="auto"/>
+        <w:shd w:val="clear" w:color="auto" w:fill="auto"/>
+        <w:vertAlign w:val="baseline"/>
+      </w:rPr>
+    </w:lvl>
+    <w:lvl w:ilvl="1" w:tplc="B360FFEC">
+      <w:start w:val="1"/>
+      <w:numFmt w:val="bullet"/>
+      <w:lvlText w:val="o"/>
+      <w:lvlJc w:val="left"/>
+      <w:pPr>
+        <w:ind w:left="1080"/>
+      </w:pPr>
+      <w:rPr>
+        <w:rFonts w:ascii="Arial" w:eastAsia="Arial" w:hAnsi="Arial" w:cs="Arial"/>
+        <w:b w:val="0"/>
+        <w:i w:val="0"/>
+        <w:strike w:val="0"/>
+        <w:dstrike w:val="0"/>
+        <w:color w:val="000000"/>
+        <w:sz w:val="44"/>
+        <w:szCs w:val="44"/>
+        <w:u w:val="none" w:color="000000"/>
+        <w:bdr w:val="none" w:sz="0" w:space="0" w:color="auto"/>
+        <w:shd w:val="clear" w:color="auto" w:fill="auto"/>
+        <w:vertAlign w:val="baseline"/>
+      </w:rPr>
+    </w:lvl>
+    <w:lvl w:ilvl="2" w:tplc="8F30D194">
+      <w:start w:val="1"/>
+      <w:numFmt w:val="bullet"/>
+      <w:lvlText w:val="▪"/>
+      <w:lvlJc w:val="left"/>
+      <w:pPr>
+        <w:ind w:left="1800"/>
+      </w:pPr>
+      <w:rPr>
+        <w:rFonts w:ascii="Arial" w:eastAsia="Arial" w:hAnsi="Arial" w:cs="Arial"/>
+        <w:b w:val="0"/>
+        <w:i w:val="0"/>
+        <w:strike w:val="0"/>
+        <w:dstrike w:val="0"/>
+        <w:color w:val="000000"/>
+        <w:sz w:val="44"/>
+        <w:szCs w:val="44"/>
+        <w:u w:val="none" w:color="000000"/>
+        <w:bdr w:val="none" w:sz="0" w:space="0" w:color="auto"/>
+        <w:shd w:val="clear" w:color="auto" w:fill="auto"/>
+        <w:vertAlign w:val="baseline"/>
+      </w:rPr>
+    </w:lvl>
+    <w:lvl w:ilvl="3" w:tplc="CFC4298C">
+      <w:start w:val="1"/>
+      <w:numFmt w:val="bullet"/>
+      <w:lvlText w:val="•"/>
+      <w:lvlJc w:val="left"/>
+      <w:pPr>
+        <w:ind w:left="2520"/>
+      </w:pPr>
+      <w:rPr>
+        <w:rFonts w:ascii="Arial" w:eastAsia="Arial" w:hAnsi="Arial" w:cs="Arial"/>
+        <w:b w:val="0"/>
+        <w:i w:val="0"/>
+        <w:strike w:val="0"/>
+        <w:dstrike w:val="0"/>
+        <w:color w:val="000000"/>
+        <w:sz w:val="44"/>
+        <w:szCs w:val="44"/>
+        <w:u w:val="none" w:color="000000"/>
+        <w:bdr w:val="none" w:sz="0" w:space="0" w:color="auto"/>
+        <w:shd w:val="clear" w:color="auto" w:fill="auto"/>
+        <w:vertAlign w:val="baseline"/>
+      </w:rPr>
+    </w:lvl>
+    <w:lvl w:ilvl="4" w:tplc="25F23AC4">
+      <w:start w:val="1"/>
+      <w:numFmt w:val="bullet"/>
+      <w:lvlText w:val="o"/>
+      <w:lvlJc w:val="left"/>
+      <w:pPr>
+        <w:ind w:left="3240"/>
+      </w:pPr>
+      <w:rPr>
+        <w:rFonts w:ascii="Arial" w:eastAsia="Arial" w:hAnsi="Arial" w:cs="Arial"/>
+        <w:b w:val="0"/>
+        <w:i w:val="0"/>
+        <w:strike w:val="0"/>
+        <w:dstrike w:val="0"/>
+        <w:color w:val="000000"/>
+        <w:sz w:val="44"/>
+        <w:szCs w:val="44"/>
+        <w:u w:val="none" w:color="000000"/>
+        <w:bdr w:val="none" w:sz="0" w:space="0" w:color="auto"/>
+        <w:shd w:val="clear" w:color="auto" w:fill="auto"/>
+        <w:vertAlign w:val="baseline"/>
+      </w:rPr>
+    </w:lvl>
+    <w:lvl w:ilvl="5" w:tplc="BEE2704A">
+      <w:start w:val="1"/>
+      <w:numFmt w:val="bullet"/>
+      <w:lvlText w:val="▪"/>
+      <w:lvlJc w:val="left"/>
+      <w:pPr>
+        <w:ind w:left="3960"/>
+      </w:pPr>
+      <w:rPr>
+        <w:rFonts w:ascii="Arial" w:eastAsia="Arial" w:hAnsi="Arial" w:cs="Arial"/>
+        <w:b w:val="0"/>
+        <w:i w:val="0"/>
+        <w:strike w:val="0"/>
+        <w:dstrike w:val="0"/>
+        <w:color w:val="000000"/>
+        <w:sz w:val="44"/>
+        <w:szCs w:val="44"/>
+        <w:u w:val="none" w:color="000000"/>
+        <w:bdr w:val="none" w:sz="0" w:space="0" w:color="auto"/>
+        <w:shd w:val="clear" w:color="auto" w:fill="auto"/>
+        <w:vertAlign w:val="baseline"/>
+      </w:rPr>
+    </w:lvl>
+    <w:lvl w:ilvl="6" w:tplc="5CAED930">
+      <w:start w:val="1"/>
+      <w:numFmt w:val="bullet"/>
+      <w:lvlText w:val="•"/>
+      <w:lvlJc w:val="left"/>
+      <w:pPr>
+        <w:ind w:left="4680"/>
+      </w:pPr>
+      <w:rPr>
+        <w:rFonts w:ascii="Arial" w:eastAsia="Arial" w:hAnsi="Arial" w:cs="Arial"/>
+        <w:b w:val="0"/>
+        <w:i w:val="0"/>
+        <w:strike w:val="0"/>
+        <w:dstrike w:val="0"/>
+        <w:color w:val="000000"/>
+        <w:sz w:val="44"/>
+        <w:szCs w:val="44"/>
+        <w:u w:val="none" w:color="000000"/>
+        <w:bdr w:val="none" w:sz="0" w:space="0" w:color="auto"/>
+        <w:shd w:val="clear" w:color="auto" w:fill="auto"/>
+        <w:vertAlign w:val="baseline"/>
+      </w:rPr>
+    </w:lvl>
+    <w:lvl w:ilvl="7" w:tplc="ACDCE896">
+      <w:start w:val="1"/>
+      <w:numFmt w:val="bullet"/>
+      <w:lvlText w:val="o"/>
+      <w:lvlJc w:val="left"/>
+      <w:pPr>
+        <w:ind w:left="5400"/>
+      </w:pPr>
+      <w:rPr>
+        <w:rFonts w:ascii="Arial" w:eastAsia="Arial" w:hAnsi="Arial" w:cs="Arial"/>
+        <w:b w:val="0"/>
+        <w:i w:val="0"/>
+        <w:strike w:val="0"/>
+        <w:dstrike w:val="0"/>
+        <w:color w:val="000000"/>
+        <w:sz w:val="44"/>
+        <w:szCs w:val="44"/>
+        <w:u w:val="none" w:color="000000"/>
+        <w:bdr w:val="none" w:sz="0" w:space="0" w:color="auto"/>
+        <w:shd w:val="clear" w:color="auto" w:fill="auto"/>
+        <w:vertAlign w:val="baseline"/>
+      </w:rPr>
+    </w:lvl>
+    <w:lvl w:ilvl="8" w:tplc="7ABAADDC">
+      <w:start w:val="1"/>
+      <w:numFmt w:val="bullet"/>
+      <w:lvlText w:val="▪"/>
+      <w:lvlJc w:val="left"/>
+      <w:pPr>
+        <w:ind w:left="6120"/>
+      </w:pPr>
+      <w:rPr>
+        <w:rFonts w:ascii="Arial" w:eastAsia="Arial" w:hAnsi="Arial" w:cs="Arial"/>
+        <w:b w:val="0"/>
+        <w:i w:val="0"/>
+        <w:strike w:val="0"/>
+        <w:dstrike w:val="0"/>
+        <w:color w:val="000000"/>
+        <w:sz w:val="44"/>
+        <w:szCs w:val="44"/>
+        <w:u w:val="none" w:color="000000"/>
+        <w:bdr w:val="none" w:sz="0" w:space="0" w:color="auto"/>
+        <w:shd w:val="clear" w:color="auto" w:fill="auto"/>
+        <w:vertAlign w:val="baseline"/>
+      </w:rPr>
+    </w:lvl>
+  </w:abstractNum>
+  <w:abstractNum w:abstractNumId="3" w15:restartNumberingAfterBreak="0">
+    <w:nsid w:val="15772824"/>
+    <w:multiLevelType w:val="hybridMultilevel"/>
+    <w:tmpl w:val="6D36200A"/>
+    <w:lvl w:ilvl="0" w:tplc="9392D212">
+      <w:start w:val="1"/>
+      <w:numFmt w:val="bullet"/>
+      <w:lvlText w:val="•"/>
+      <w:lvlJc w:val="left"/>
+      <w:pPr>
+        <w:ind w:left="361"/>
+      </w:pPr>
+      <w:rPr>
+        <w:rFonts w:ascii="Arial" w:eastAsia="Arial" w:hAnsi="Arial" w:cs="Arial"/>
+        <w:b w:val="0"/>
+        <w:i w:val="0"/>
+        <w:strike w:val="0"/>
+        <w:dstrike w:val="0"/>
+        <w:color w:val="000000"/>
+        <w:sz w:val="41"/>
+        <w:szCs w:val="41"/>
+        <w:u w:val="none" w:color="000000"/>
+        <w:bdr w:val="none" w:sz="0" w:space="0" w:color="auto"/>
+        <w:shd w:val="clear" w:color="auto" w:fill="auto"/>
+        <w:vertAlign w:val="baseline"/>
+      </w:rPr>
+    </w:lvl>
+    <w:lvl w:ilvl="1" w:tplc="AD24ACE6">
+      <w:start w:val="1"/>
+      <w:numFmt w:val="bullet"/>
+      <w:lvlText w:val="o"/>
+      <w:lvlJc w:val="left"/>
+      <w:pPr>
+        <w:ind w:left="1080"/>
+      </w:pPr>
+      <w:rPr>
+        <w:rFonts w:ascii="Arial" w:eastAsia="Arial" w:hAnsi="Arial" w:cs="Arial"/>
+        <w:b w:val="0"/>
+        <w:i w:val="0"/>
+        <w:strike w:val="0"/>
+        <w:dstrike w:val="0"/>
+        <w:color w:val="000000"/>
+        <w:sz w:val="41"/>
+        <w:szCs w:val="41"/>
+        <w:u w:val="none" w:color="000000"/>
+        <w:bdr w:val="none" w:sz="0" w:space="0" w:color="auto"/>
+        <w:shd w:val="clear" w:color="auto" w:fill="auto"/>
+        <w:vertAlign w:val="baseline"/>
+      </w:rPr>
+    </w:lvl>
+    <w:lvl w:ilvl="2" w:tplc="A4CEFE96">
+      <w:start w:val="1"/>
+      <w:numFmt w:val="bullet"/>
+      <w:lvlText w:val="▪"/>
+      <w:lvlJc w:val="left"/>
+      <w:pPr>
+        <w:ind w:left="1800"/>
+      </w:pPr>
+      <w:rPr>
+        <w:rFonts w:ascii="Arial" w:eastAsia="Arial" w:hAnsi="Arial" w:cs="Arial"/>
+        <w:b w:val="0"/>
+        <w:i w:val="0"/>
+        <w:strike w:val="0"/>
+        <w:dstrike w:val="0"/>
+        <w:color w:val="000000"/>
+        <w:sz w:val="41"/>
+        <w:szCs w:val="41"/>
+        <w:u w:val="none" w:color="000000"/>
+        <w:bdr w:val="none" w:sz="0" w:space="0" w:color="auto"/>
+        <w:shd w:val="clear" w:color="auto" w:fill="auto"/>
+        <w:vertAlign w:val="baseline"/>
+      </w:rPr>
+    </w:lvl>
+    <w:lvl w:ilvl="3" w:tplc="6598EA16">
+      <w:start w:val="1"/>
+      <w:numFmt w:val="bullet"/>
+      <w:lvlText w:val="•"/>
+      <w:lvlJc w:val="left"/>
+      <w:pPr>
+        <w:ind w:left="2520"/>
+      </w:pPr>
+      <w:rPr>
+        <w:rFonts w:ascii="Arial" w:eastAsia="Arial" w:hAnsi="Arial" w:cs="Arial"/>
+        <w:b w:val="0"/>
+        <w:i w:val="0"/>
+        <w:strike w:val="0"/>
+        <w:dstrike w:val="0"/>
+        <w:color w:val="000000"/>
+        <w:sz w:val="41"/>
+        <w:szCs w:val="41"/>
+        <w:u w:val="none" w:color="000000"/>
+        <w:bdr w:val="none" w:sz="0" w:space="0" w:color="auto"/>
+        <w:shd w:val="clear" w:color="auto" w:fill="auto"/>
+        <w:vertAlign w:val="baseline"/>
+      </w:rPr>
+    </w:lvl>
+    <w:lvl w:ilvl="4" w:tplc="06A8A908">
+      <w:start w:val="1"/>
+      <w:numFmt w:val="bullet"/>
+      <w:lvlText w:val="o"/>
+      <w:lvlJc w:val="left"/>
+      <w:pPr>
+        <w:ind w:left="3240"/>
+      </w:pPr>
+      <w:rPr>
+        <w:rFonts w:ascii="Arial" w:eastAsia="Arial" w:hAnsi="Arial" w:cs="Arial"/>
+        <w:b w:val="0"/>
+        <w:i w:val="0"/>
+        <w:strike w:val="0"/>
+        <w:dstrike w:val="0"/>
+        <w:color w:val="000000"/>
+        <w:sz w:val="41"/>
+        <w:szCs w:val="41"/>
+        <w:u w:val="none" w:color="000000"/>
+        <w:bdr w:val="none" w:sz="0" w:space="0" w:color="auto"/>
+        <w:shd w:val="clear" w:color="auto" w:fill="auto"/>
+        <w:vertAlign w:val="baseline"/>
+      </w:rPr>
+    </w:lvl>
+    <w:lvl w:ilvl="5" w:tplc="36E2D37C">
+      <w:start w:val="1"/>
+      <w:numFmt w:val="bullet"/>
+      <w:lvlText w:val="▪"/>
+      <w:lvlJc w:val="left"/>
+      <w:pPr>
+        <w:ind w:left="3960"/>
+      </w:pPr>
+      <w:rPr>
+        <w:rFonts w:ascii="Arial" w:eastAsia="Arial" w:hAnsi="Arial" w:cs="Arial"/>
+        <w:b w:val="0"/>
+        <w:i w:val="0"/>
+        <w:strike w:val="0"/>
+        <w:dstrike w:val="0"/>
+        <w:color w:val="000000"/>
+        <w:sz w:val="41"/>
+        <w:szCs w:val="41"/>
+        <w:u w:val="none" w:color="000000"/>
+        <w:bdr w:val="none" w:sz="0" w:space="0" w:color="auto"/>
+        <w:shd w:val="clear" w:color="auto" w:fill="auto"/>
+        <w:vertAlign w:val="baseline"/>
+      </w:rPr>
+    </w:lvl>
+    <w:lvl w:ilvl="6" w:tplc="FD9A8840">
+      <w:start w:val="1"/>
+      <w:numFmt w:val="bullet"/>
+      <w:lvlText w:val="•"/>
+      <w:lvlJc w:val="left"/>
+      <w:pPr>
+        <w:ind w:left="4680"/>
+      </w:pPr>
+      <w:rPr>
+        <w:rFonts w:ascii="Arial" w:eastAsia="Arial" w:hAnsi="Arial" w:cs="Arial"/>
+        <w:b w:val="0"/>
+        <w:i w:val="0"/>
+        <w:strike w:val="0"/>
+        <w:dstrike w:val="0"/>
+        <w:color w:val="000000"/>
+        <w:sz w:val="41"/>
+        <w:szCs w:val="41"/>
+        <w:u w:val="none" w:color="000000"/>
+        <w:bdr w:val="none" w:sz="0" w:space="0" w:color="auto"/>
+        <w:shd w:val="clear" w:color="auto" w:fill="auto"/>
+        <w:vertAlign w:val="baseline"/>
+      </w:rPr>
+    </w:lvl>
+    <w:lvl w:ilvl="7" w:tplc="8FDA20D4">
+      <w:start w:val="1"/>
+      <w:numFmt w:val="bullet"/>
+      <w:lvlText w:val="o"/>
+      <w:lvlJc w:val="left"/>
+      <w:pPr>
+        <w:ind w:left="5400"/>
+      </w:pPr>
+      <w:rPr>
+        <w:rFonts w:ascii="Arial" w:eastAsia="Arial" w:hAnsi="Arial" w:cs="Arial"/>
+        <w:b w:val="0"/>
+        <w:i w:val="0"/>
+        <w:strike w:val="0"/>
+        <w:dstrike w:val="0"/>
+        <w:color w:val="000000"/>
+        <w:sz w:val="41"/>
+        <w:szCs w:val="41"/>
+        <w:u w:val="none" w:color="000000"/>
+        <w:bdr w:val="none" w:sz="0" w:space="0" w:color="auto"/>
+        <w:shd w:val="clear" w:color="auto" w:fill="auto"/>
+        <w:vertAlign w:val="baseline"/>
+      </w:rPr>
+    </w:lvl>
+    <w:lvl w:ilvl="8" w:tplc="E4DED35C">
+      <w:start w:val="1"/>
+      <w:numFmt w:val="bullet"/>
+      <w:lvlText w:val="▪"/>
+      <w:lvlJc w:val="left"/>
+      <w:pPr>
+        <w:ind w:left="6120"/>
+      </w:pPr>
+      <w:rPr>
+        <w:rFonts w:ascii="Arial" w:eastAsia="Arial" w:hAnsi="Arial" w:cs="Arial"/>
+        <w:b w:val="0"/>
+        <w:i w:val="0"/>
+        <w:strike w:val="0"/>
+        <w:dstrike w:val="0"/>
+        <w:color w:val="000000"/>
+        <w:sz w:val="41"/>
+        <w:szCs w:val="41"/>
+        <w:u w:val="none" w:color="000000"/>
+        <w:bdr w:val="none" w:sz="0" w:space="0" w:color="auto"/>
+        <w:shd w:val="clear" w:color="auto" w:fill="auto"/>
+        <w:vertAlign w:val="baseline"/>
+      </w:rPr>
+    </w:lvl>
+  </w:abstractNum>
+  <w:abstractNum w:abstractNumId="4" w15:restartNumberingAfterBreak="0">
     <w:nsid w:val="16240F1C"/>
     <w:multiLevelType w:val="multilevel"/>
     <w:tmpl w:val="8D2C39D0"/>
@@ -8444,7 +10587,7 @@
       </w:rPr>
     </w:lvl>
   </w:abstractNum>
-  <w:abstractNum w:abstractNumId="2" w15:restartNumberingAfterBreak="0">
+  <w:abstractNum w:abstractNumId="5" w15:restartNumberingAfterBreak="0">
     <w:nsid w:val="178A45F0"/>
     <w:multiLevelType w:val="multilevel"/>
     <w:tmpl w:val="9EF4604A"/>
@@ -8557,7 +10700,7 @@
       </w:rPr>
     </w:lvl>
   </w:abstractNum>
-  <w:abstractNum w:abstractNumId="3" w15:restartNumberingAfterBreak="0">
+  <w:abstractNum w:abstractNumId="6" w15:restartNumberingAfterBreak="0">
     <w:nsid w:val="1B4D0D94"/>
     <w:multiLevelType w:val="multilevel"/>
     <w:tmpl w:val="4F60A7D8"/>
@@ -8706,7 +10849,7 @@
       </w:rPr>
     </w:lvl>
   </w:abstractNum>
-  <w:abstractNum w:abstractNumId="4" w15:restartNumberingAfterBreak="0">
+  <w:abstractNum w:abstractNumId="7" w15:restartNumberingAfterBreak="0">
     <w:nsid w:val="20FF0007"/>
     <w:multiLevelType w:val="multilevel"/>
     <w:tmpl w:val="6D723EEA"/>
@@ -8855,7 +10998,219 @@
       </w:rPr>
     </w:lvl>
   </w:abstractNum>
-  <w:abstractNum w:abstractNumId="5" w15:restartNumberingAfterBreak="0">
+  <w:abstractNum w:abstractNumId="8" w15:restartNumberingAfterBreak="0">
+    <w:nsid w:val="21696B5B"/>
+    <w:multiLevelType w:val="hybridMultilevel"/>
+    <w:tmpl w:val="C032B176"/>
+    <w:lvl w:ilvl="0" w:tplc="7676F10C">
+      <w:start w:val="1"/>
+      <w:numFmt w:val="bullet"/>
+      <w:lvlText w:val="•"/>
+      <w:lvlJc w:val="left"/>
+      <w:pPr>
+        <w:ind w:left="361"/>
+      </w:pPr>
+      <w:rPr>
+        <w:rFonts w:ascii="Arial" w:eastAsia="Arial" w:hAnsi="Arial" w:cs="Arial"/>
+        <w:b w:val="0"/>
+        <w:i w:val="0"/>
+        <w:strike w:val="0"/>
+        <w:dstrike w:val="0"/>
+        <w:color w:val="000000"/>
+        <w:sz w:val="48"/>
+        <w:szCs w:val="48"/>
+        <w:u w:val="none" w:color="000000"/>
+        <w:bdr w:val="none" w:sz="0" w:space="0" w:color="auto"/>
+        <w:shd w:val="clear" w:color="auto" w:fill="auto"/>
+        <w:vertAlign w:val="baseline"/>
+      </w:rPr>
+    </w:lvl>
+    <w:lvl w:ilvl="1" w:tplc="0E10F2B2">
+      <w:start w:val="1"/>
+      <w:numFmt w:val="bullet"/>
+      <w:lvlText w:val="o"/>
+      <w:lvlJc w:val="left"/>
+      <w:pPr>
+        <w:ind w:left="1080"/>
+      </w:pPr>
+      <w:rPr>
+        <w:rFonts w:ascii="Arial" w:eastAsia="Arial" w:hAnsi="Arial" w:cs="Arial"/>
+        <w:b w:val="0"/>
+        <w:i w:val="0"/>
+        <w:strike w:val="0"/>
+        <w:dstrike w:val="0"/>
+        <w:color w:val="000000"/>
+        <w:sz w:val="48"/>
+        <w:szCs w:val="48"/>
+        <w:u w:val="none" w:color="000000"/>
+        <w:bdr w:val="none" w:sz="0" w:space="0" w:color="auto"/>
+        <w:shd w:val="clear" w:color="auto" w:fill="auto"/>
+        <w:vertAlign w:val="baseline"/>
+      </w:rPr>
+    </w:lvl>
+    <w:lvl w:ilvl="2" w:tplc="1B8E6A64">
+      <w:start w:val="1"/>
+      <w:numFmt w:val="bullet"/>
+      <w:lvlText w:val="▪"/>
+      <w:lvlJc w:val="left"/>
+      <w:pPr>
+        <w:ind w:left="1800"/>
+      </w:pPr>
+      <w:rPr>
+        <w:rFonts w:ascii="Arial" w:eastAsia="Arial" w:hAnsi="Arial" w:cs="Arial"/>
+        <w:b w:val="0"/>
+        <w:i w:val="0"/>
+        <w:strike w:val="0"/>
+        <w:dstrike w:val="0"/>
+        <w:color w:val="000000"/>
+        <w:sz w:val="48"/>
+        <w:szCs w:val="48"/>
+        <w:u w:val="none" w:color="000000"/>
+        <w:bdr w:val="none" w:sz="0" w:space="0" w:color="auto"/>
+        <w:shd w:val="clear" w:color="auto" w:fill="auto"/>
+        <w:vertAlign w:val="baseline"/>
+      </w:rPr>
+    </w:lvl>
+    <w:lvl w:ilvl="3" w:tplc="20666804">
+      <w:start w:val="1"/>
+      <w:numFmt w:val="bullet"/>
+      <w:lvlText w:val="•"/>
+      <w:lvlJc w:val="left"/>
+      <w:pPr>
+        <w:ind w:left="2520"/>
+      </w:pPr>
+      <w:rPr>
+        <w:rFonts w:ascii="Arial" w:eastAsia="Arial" w:hAnsi="Arial" w:cs="Arial"/>
+        <w:b w:val="0"/>
+        <w:i w:val="0"/>
+        <w:strike w:val="0"/>
+        <w:dstrike w:val="0"/>
+        <w:color w:val="000000"/>
+        <w:sz w:val="48"/>
+        <w:szCs w:val="48"/>
+        <w:u w:val="none" w:color="000000"/>
+        <w:bdr w:val="none" w:sz="0" w:space="0" w:color="auto"/>
+        <w:shd w:val="clear" w:color="auto" w:fill="auto"/>
+        <w:vertAlign w:val="baseline"/>
+      </w:rPr>
+    </w:lvl>
+    <w:lvl w:ilvl="4" w:tplc="FE9E95D2">
+      <w:start w:val="1"/>
+      <w:numFmt w:val="bullet"/>
+      <w:lvlText w:val="o"/>
+      <w:lvlJc w:val="left"/>
+      <w:pPr>
+        <w:ind w:left="3240"/>
+      </w:pPr>
+      <w:rPr>
+        <w:rFonts w:ascii="Arial" w:eastAsia="Arial" w:hAnsi="Arial" w:cs="Arial"/>
+        <w:b w:val="0"/>
+        <w:i w:val="0"/>
+        <w:strike w:val="0"/>
+        <w:dstrike w:val="0"/>
+        <w:color w:val="000000"/>
+        <w:sz w:val="48"/>
+        <w:szCs w:val="48"/>
+        <w:u w:val="none" w:color="000000"/>
+        <w:bdr w:val="none" w:sz="0" w:space="0" w:color="auto"/>
+        <w:shd w:val="clear" w:color="auto" w:fill="auto"/>
+        <w:vertAlign w:val="baseline"/>
+      </w:rPr>
+    </w:lvl>
+    <w:lvl w:ilvl="5" w:tplc="2D0CAE66">
+      <w:start w:val="1"/>
+      <w:numFmt w:val="bullet"/>
+      <w:lvlText w:val="▪"/>
+      <w:lvlJc w:val="left"/>
+      <w:pPr>
+        <w:ind w:left="3960"/>
+      </w:pPr>
+      <w:rPr>
+        <w:rFonts w:ascii="Arial" w:eastAsia="Arial" w:hAnsi="Arial" w:cs="Arial"/>
+        <w:b w:val="0"/>
+        <w:i w:val="0"/>
+        <w:strike w:val="0"/>
+        <w:dstrike w:val="0"/>
+        <w:color w:val="000000"/>
+        <w:sz w:val="48"/>
+        <w:szCs w:val="48"/>
+        <w:u w:val="none" w:color="000000"/>
+        <w:bdr w:val="none" w:sz="0" w:space="0" w:color="auto"/>
+        <w:shd w:val="clear" w:color="auto" w:fill="auto"/>
+        <w:vertAlign w:val="baseline"/>
+      </w:rPr>
+    </w:lvl>
+    <w:lvl w:ilvl="6" w:tplc="2966872E">
+      <w:start w:val="1"/>
+      <w:numFmt w:val="bullet"/>
+      <w:lvlText w:val="•"/>
+      <w:lvlJc w:val="left"/>
+      <w:pPr>
+        <w:ind w:left="4680"/>
+      </w:pPr>
+      <w:rPr>
+        <w:rFonts w:ascii="Arial" w:eastAsia="Arial" w:hAnsi="Arial" w:cs="Arial"/>
+        <w:b w:val="0"/>
+        <w:i w:val="0"/>
+        <w:strike w:val="0"/>
+        <w:dstrike w:val="0"/>
+        <w:color w:val="000000"/>
+        <w:sz w:val="48"/>
+        <w:szCs w:val="48"/>
+        <w:u w:val="none" w:color="000000"/>
+        <w:bdr w:val="none" w:sz="0" w:space="0" w:color="auto"/>
+        <w:shd w:val="clear" w:color="auto" w:fill="auto"/>
+        <w:vertAlign w:val="baseline"/>
+      </w:rPr>
+    </w:lvl>
+    <w:lvl w:ilvl="7" w:tplc="982AF512">
+      <w:start w:val="1"/>
+      <w:numFmt w:val="bullet"/>
+      <w:lvlText w:val="o"/>
+      <w:lvlJc w:val="left"/>
+      <w:pPr>
+        <w:ind w:left="5400"/>
+      </w:pPr>
+      <w:rPr>
+        <w:rFonts w:ascii="Arial" w:eastAsia="Arial" w:hAnsi="Arial" w:cs="Arial"/>
+        <w:b w:val="0"/>
+        <w:i w:val="0"/>
+        <w:strike w:val="0"/>
+        <w:dstrike w:val="0"/>
+        <w:color w:val="000000"/>
+        <w:sz w:val="48"/>
+        <w:szCs w:val="48"/>
+        <w:u w:val="none" w:color="000000"/>
+        <w:bdr w:val="none" w:sz="0" w:space="0" w:color="auto"/>
+        <w:shd w:val="clear" w:color="auto" w:fill="auto"/>
+        <w:vertAlign w:val="baseline"/>
+      </w:rPr>
+    </w:lvl>
+    <w:lvl w:ilvl="8" w:tplc="5336A144">
+      <w:start w:val="1"/>
+      <w:numFmt w:val="bullet"/>
+      <w:lvlText w:val="▪"/>
+      <w:lvlJc w:val="left"/>
+      <w:pPr>
+        <w:ind w:left="6120"/>
+      </w:pPr>
+      <w:rPr>
+        <w:rFonts w:ascii="Arial" w:eastAsia="Arial" w:hAnsi="Arial" w:cs="Arial"/>
+        <w:b w:val="0"/>
+        <w:i w:val="0"/>
+        <w:strike w:val="0"/>
+        <w:dstrike w:val="0"/>
+        <w:color w:val="000000"/>
+        <w:sz w:val="48"/>
+        <w:szCs w:val="48"/>
+        <w:u w:val="none" w:color="000000"/>
+        <w:bdr w:val="none" w:sz="0" w:space="0" w:color="auto"/>
+        <w:shd w:val="clear" w:color="auto" w:fill="auto"/>
+        <w:vertAlign w:val="baseline"/>
+      </w:rPr>
+    </w:lvl>
+  </w:abstractNum>
+  <w:abstractNum w:abstractNumId="9" w15:restartNumberingAfterBreak="0">
     <w:nsid w:val="2924C561"/>
     <w:multiLevelType w:val="hybridMultilevel"/>
     <w:tmpl w:val="71C62A6C"/>
@@ -8968,7 +11323,219 @@
       </w:rPr>
     </w:lvl>
   </w:abstractNum>
-  <w:abstractNum w:abstractNumId="6" w15:restartNumberingAfterBreak="0">
+  <w:abstractNum w:abstractNumId="10" w15:restartNumberingAfterBreak="0">
+    <w:nsid w:val="415812CB"/>
+    <w:multiLevelType w:val="hybridMultilevel"/>
+    <w:tmpl w:val="2E18B934"/>
+    <w:lvl w:ilvl="0" w:tplc="A686E802">
+      <w:start w:val="1"/>
+      <w:numFmt w:val="bullet"/>
+      <w:lvlText w:val="•"/>
+      <w:lvlJc w:val="left"/>
+      <w:pPr>
+        <w:ind w:left="361"/>
+      </w:pPr>
+      <w:rPr>
+        <w:rFonts w:ascii="Arial" w:eastAsia="Arial" w:hAnsi="Arial" w:cs="Arial"/>
+        <w:b w:val="0"/>
+        <w:i w:val="0"/>
+        <w:strike w:val="0"/>
+        <w:dstrike w:val="0"/>
+        <w:color w:val="000000"/>
+        <w:sz w:val="48"/>
+        <w:szCs w:val="48"/>
+        <w:u w:val="none" w:color="000000"/>
+        <w:bdr w:val="none" w:sz="0" w:space="0" w:color="auto"/>
+        <w:shd w:val="clear" w:color="auto" w:fill="auto"/>
+        <w:vertAlign w:val="baseline"/>
+      </w:rPr>
+    </w:lvl>
+    <w:lvl w:ilvl="1" w:tplc="152C7870">
+      <w:start w:val="1"/>
+      <w:numFmt w:val="bullet"/>
+      <w:lvlText w:val="o"/>
+      <w:lvlJc w:val="left"/>
+      <w:pPr>
+        <w:ind w:left="1080"/>
+      </w:pPr>
+      <w:rPr>
+        <w:rFonts w:ascii="Arial" w:eastAsia="Arial" w:hAnsi="Arial" w:cs="Arial"/>
+        <w:b w:val="0"/>
+        <w:i w:val="0"/>
+        <w:strike w:val="0"/>
+        <w:dstrike w:val="0"/>
+        <w:color w:val="000000"/>
+        <w:sz w:val="48"/>
+        <w:szCs w:val="48"/>
+        <w:u w:val="none" w:color="000000"/>
+        <w:bdr w:val="none" w:sz="0" w:space="0" w:color="auto"/>
+        <w:shd w:val="clear" w:color="auto" w:fill="auto"/>
+        <w:vertAlign w:val="baseline"/>
+      </w:rPr>
+    </w:lvl>
+    <w:lvl w:ilvl="2" w:tplc="E02C76A0">
+      <w:start w:val="1"/>
+      <w:numFmt w:val="bullet"/>
+      <w:lvlText w:val="▪"/>
+      <w:lvlJc w:val="left"/>
+      <w:pPr>
+        <w:ind w:left="1800"/>
+      </w:pPr>
+      <w:rPr>
+        <w:rFonts w:ascii="Arial" w:eastAsia="Arial" w:hAnsi="Arial" w:cs="Arial"/>
+        <w:b w:val="0"/>
+        <w:i w:val="0"/>
+        <w:strike w:val="0"/>
+        <w:dstrike w:val="0"/>
+        <w:color w:val="000000"/>
+        <w:sz w:val="48"/>
+        <w:szCs w:val="48"/>
+        <w:u w:val="none" w:color="000000"/>
+        <w:bdr w:val="none" w:sz="0" w:space="0" w:color="auto"/>
+        <w:shd w:val="clear" w:color="auto" w:fill="auto"/>
+        <w:vertAlign w:val="baseline"/>
+      </w:rPr>
+    </w:lvl>
+    <w:lvl w:ilvl="3" w:tplc="74684BCA">
+      <w:start w:val="1"/>
+      <w:numFmt w:val="bullet"/>
+      <w:lvlText w:val="•"/>
+      <w:lvlJc w:val="left"/>
+      <w:pPr>
+        <w:ind w:left="2520"/>
+      </w:pPr>
+      <w:rPr>
+        <w:rFonts w:ascii="Arial" w:eastAsia="Arial" w:hAnsi="Arial" w:cs="Arial"/>
+        <w:b w:val="0"/>
+        <w:i w:val="0"/>
+        <w:strike w:val="0"/>
+        <w:dstrike w:val="0"/>
+        <w:color w:val="000000"/>
+        <w:sz w:val="48"/>
+        <w:szCs w:val="48"/>
+        <w:u w:val="none" w:color="000000"/>
+        <w:bdr w:val="none" w:sz="0" w:space="0" w:color="auto"/>
+        <w:shd w:val="clear" w:color="auto" w:fill="auto"/>
+        <w:vertAlign w:val="baseline"/>
+      </w:rPr>
+    </w:lvl>
+    <w:lvl w:ilvl="4" w:tplc="E10AC056">
+      <w:start w:val="1"/>
+      <w:numFmt w:val="bullet"/>
+      <w:lvlText w:val="o"/>
+      <w:lvlJc w:val="left"/>
+      <w:pPr>
+        <w:ind w:left="3240"/>
+      </w:pPr>
+      <w:rPr>
+        <w:rFonts w:ascii="Arial" w:eastAsia="Arial" w:hAnsi="Arial" w:cs="Arial"/>
+        <w:b w:val="0"/>
+        <w:i w:val="0"/>
+        <w:strike w:val="0"/>
+        <w:dstrike w:val="0"/>
+        <w:color w:val="000000"/>
+        <w:sz w:val="48"/>
+        <w:szCs w:val="48"/>
+        <w:u w:val="none" w:color="000000"/>
+        <w:bdr w:val="none" w:sz="0" w:space="0" w:color="auto"/>
+        <w:shd w:val="clear" w:color="auto" w:fill="auto"/>
+        <w:vertAlign w:val="baseline"/>
+      </w:rPr>
+    </w:lvl>
+    <w:lvl w:ilvl="5" w:tplc="2C369B40">
+      <w:start w:val="1"/>
+      <w:numFmt w:val="bullet"/>
+      <w:lvlText w:val="▪"/>
+      <w:lvlJc w:val="left"/>
+      <w:pPr>
+        <w:ind w:left="3960"/>
+      </w:pPr>
+      <w:rPr>
+        <w:rFonts w:ascii="Arial" w:eastAsia="Arial" w:hAnsi="Arial" w:cs="Arial"/>
+        <w:b w:val="0"/>
+        <w:i w:val="0"/>
+        <w:strike w:val="0"/>
+        <w:dstrike w:val="0"/>
+        <w:color w:val="000000"/>
+        <w:sz w:val="48"/>
+        <w:szCs w:val="48"/>
+        <w:u w:val="none" w:color="000000"/>
+        <w:bdr w:val="none" w:sz="0" w:space="0" w:color="auto"/>
+        <w:shd w:val="clear" w:color="auto" w:fill="auto"/>
+        <w:vertAlign w:val="baseline"/>
+      </w:rPr>
+    </w:lvl>
+    <w:lvl w:ilvl="6" w:tplc="4DF07D60">
+      <w:start w:val="1"/>
+      <w:numFmt w:val="bullet"/>
+      <w:lvlText w:val="•"/>
+      <w:lvlJc w:val="left"/>
+      <w:pPr>
+        <w:ind w:left="4680"/>
+      </w:pPr>
+      <w:rPr>
+        <w:rFonts w:ascii="Arial" w:eastAsia="Arial" w:hAnsi="Arial" w:cs="Arial"/>
+        <w:b w:val="0"/>
+        <w:i w:val="0"/>
+        <w:strike w:val="0"/>
+        <w:dstrike w:val="0"/>
+        <w:color w:val="000000"/>
+        <w:sz w:val="48"/>
+        <w:szCs w:val="48"/>
+        <w:u w:val="none" w:color="000000"/>
+        <w:bdr w:val="none" w:sz="0" w:space="0" w:color="auto"/>
+        <w:shd w:val="clear" w:color="auto" w:fill="auto"/>
+        <w:vertAlign w:val="baseline"/>
+      </w:rPr>
+    </w:lvl>
+    <w:lvl w:ilvl="7" w:tplc="4F921C6C">
+      <w:start w:val="1"/>
+      <w:numFmt w:val="bullet"/>
+      <w:lvlText w:val="o"/>
+      <w:lvlJc w:val="left"/>
+      <w:pPr>
+        <w:ind w:left="5400"/>
+      </w:pPr>
+      <w:rPr>
+        <w:rFonts w:ascii="Arial" w:eastAsia="Arial" w:hAnsi="Arial" w:cs="Arial"/>
+        <w:b w:val="0"/>
+        <w:i w:val="0"/>
+        <w:strike w:val="0"/>
+        <w:dstrike w:val="0"/>
+        <w:color w:val="000000"/>
+        <w:sz w:val="48"/>
+        <w:szCs w:val="48"/>
+        <w:u w:val="none" w:color="000000"/>
+        <w:bdr w:val="none" w:sz="0" w:space="0" w:color="auto"/>
+        <w:shd w:val="clear" w:color="auto" w:fill="auto"/>
+        <w:vertAlign w:val="baseline"/>
+      </w:rPr>
+    </w:lvl>
+    <w:lvl w:ilvl="8" w:tplc="9EDE1A58">
+      <w:start w:val="1"/>
+      <w:numFmt w:val="bullet"/>
+      <w:lvlText w:val="▪"/>
+      <w:lvlJc w:val="left"/>
+      <w:pPr>
+        <w:ind w:left="6120"/>
+      </w:pPr>
+      <w:rPr>
+        <w:rFonts w:ascii="Arial" w:eastAsia="Arial" w:hAnsi="Arial" w:cs="Arial"/>
+        <w:b w:val="0"/>
+        <w:i w:val="0"/>
+        <w:strike w:val="0"/>
+        <w:dstrike w:val="0"/>
+        <w:color w:val="000000"/>
+        <w:sz w:val="48"/>
+        <w:szCs w:val="48"/>
+        <w:u w:val="none" w:color="000000"/>
+        <w:bdr w:val="none" w:sz="0" w:space="0" w:color="auto"/>
+        <w:shd w:val="clear" w:color="auto" w:fill="auto"/>
+        <w:vertAlign w:val="baseline"/>
+      </w:rPr>
+    </w:lvl>
+  </w:abstractNum>
+  <w:abstractNum w:abstractNumId="11" w15:restartNumberingAfterBreak="0">
     <w:nsid w:val="4B623D19"/>
     <w:multiLevelType w:val="multilevel"/>
     <w:tmpl w:val="2E2C95DE"/>
@@ -9081,7 +11648,219 @@
       </w:rPr>
     </w:lvl>
   </w:abstractNum>
-  <w:abstractNum w:abstractNumId="7" w15:restartNumberingAfterBreak="0">
+  <w:abstractNum w:abstractNumId="12" w15:restartNumberingAfterBreak="0">
+    <w:nsid w:val="53DB467E"/>
+    <w:multiLevelType w:val="hybridMultilevel"/>
+    <w:tmpl w:val="0150BB8C"/>
+    <w:lvl w:ilvl="0" w:tplc="8D34964E">
+      <w:start w:val="1"/>
+      <w:numFmt w:val="bullet"/>
+      <w:lvlText w:val="•"/>
+      <w:lvlJc w:val="left"/>
+      <w:pPr>
+        <w:ind w:left="361"/>
+      </w:pPr>
+      <w:rPr>
+        <w:rFonts w:ascii="Arial" w:eastAsia="Arial" w:hAnsi="Arial" w:cs="Arial"/>
+        <w:b w:val="0"/>
+        <w:i w:val="0"/>
+        <w:strike w:val="0"/>
+        <w:dstrike w:val="0"/>
+        <w:color w:val="000000"/>
+        <w:sz w:val="48"/>
+        <w:szCs w:val="48"/>
+        <w:u w:val="none" w:color="000000"/>
+        <w:bdr w:val="none" w:sz="0" w:space="0" w:color="auto"/>
+        <w:shd w:val="clear" w:color="auto" w:fill="auto"/>
+        <w:vertAlign w:val="baseline"/>
+      </w:rPr>
+    </w:lvl>
+    <w:lvl w:ilvl="1" w:tplc="B9DA85F8">
+      <w:start w:val="1"/>
+      <w:numFmt w:val="bullet"/>
+      <w:lvlText w:val="o"/>
+      <w:lvlJc w:val="left"/>
+      <w:pPr>
+        <w:ind w:left="1080"/>
+      </w:pPr>
+      <w:rPr>
+        <w:rFonts w:ascii="Arial" w:eastAsia="Arial" w:hAnsi="Arial" w:cs="Arial"/>
+        <w:b w:val="0"/>
+        <w:i w:val="0"/>
+        <w:strike w:val="0"/>
+        <w:dstrike w:val="0"/>
+        <w:color w:val="000000"/>
+        <w:sz w:val="48"/>
+        <w:szCs w:val="48"/>
+        <w:u w:val="none" w:color="000000"/>
+        <w:bdr w:val="none" w:sz="0" w:space="0" w:color="auto"/>
+        <w:shd w:val="clear" w:color="auto" w:fill="auto"/>
+        <w:vertAlign w:val="baseline"/>
+      </w:rPr>
+    </w:lvl>
+    <w:lvl w:ilvl="2" w:tplc="014874FA">
+      <w:start w:val="1"/>
+      <w:numFmt w:val="bullet"/>
+      <w:lvlText w:val="▪"/>
+      <w:lvlJc w:val="left"/>
+      <w:pPr>
+        <w:ind w:left="1800"/>
+      </w:pPr>
+      <w:rPr>
+        <w:rFonts w:ascii="Arial" w:eastAsia="Arial" w:hAnsi="Arial" w:cs="Arial"/>
+        <w:b w:val="0"/>
+        <w:i w:val="0"/>
+        <w:strike w:val="0"/>
+        <w:dstrike w:val="0"/>
+        <w:color w:val="000000"/>
+        <w:sz w:val="48"/>
+        <w:szCs w:val="48"/>
+        <w:u w:val="none" w:color="000000"/>
+        <w:bdr w:val="none" w:sz="0" w:space="0" w:color="auto"/>
+        <w:shd w:val="clear" w:color="auto" w:fill="auto"/>
+        <w:vertAlign w:val="baseline"/>
+      </w:rPr>
+    </w:lvl>
+    <w:lvl w:ilvl="3" w:tplc="1610C4EC">
+      <w:start w:val="1"/>
+      <w:numFmt w:val="bullet"/>
+      <w:lvlText w:val="•"/>
+      <w:lvlJc w:val="left"/>
+      <w:pPr>
+        <w:ind w:left="2520"/>
+      </w:pPr>
+      <w:rPr>
+        <w:rFonts w:ascii="Arial" w:eastAsia="Arial" w:hAnsi="Arial" w:cs="Arial"/>
+        <w:b w:val="0"/>
+        <w:i w:val="0"/>
+        <w:strike w:val="0"/>
+        <w:dstrike w:val="0"/>
+        <w:color w:val="000000"/>
+        <w:sz w:val="48"/>
+        <w:szCs w:val="48"/>
+        <w:u w:val="none" w:color="000000"/>
+        <w:bdr w:val="none" w:sz="0" w:space="0" w:color="auto"/>
+        <w:shd w:val="clear" w:color="auto" w:fill="auto"/>
+        <w:vertAlign w:val="baseline"/>
+      </w:rPr>
+    </w:lvl>
+    <w:lvl w:ilvl="4" w:tplc="31D2BE78">
+      <w:start w:val="1"/>
+      <w:numFmt w:val="bullet"/>
+      <w:lvlText w:val="o"/>
+      <w:lvlJc w:val="left"/>
+      <w:pPr>
+        <w:ind w:left="3240"/>
+      </w:pPr>
+      <w:rPr>
+        <w:rFonts w:ascii="Arial" w:eastAsia="Arial" w:hAnsi="Arial" w:cs="Arial"/>
+        <w:b w:val="0"/>
+        <w:i w:val="0"/>
+        <w:strike w:val="0"/>
+        <w:dstrike w:val="0"/>
+        <w:color w:val="000000"/>
+        <w:sz w:val="48"/>
+        <w:szCs w:val="48"/>
+        <w:u w:val="none" w:color="000000"/>
+        <w:bdr w:val="none" w:sz="0" w:space="0" w:color="auto"/>
+        <w:shd w:val="clear" w:color="auto" w:fill="auto"/>
+        <w:vertAlign w:val="baseline"/>
+      </w:rPr>
+    </w:lvl>
+    <w:lvl w:ilvl="5" w:tplc="8E1A133A">
+      <w:start w:val="1"/>
+      <w:numFmt w:val="bullet"/>
+      <w:lvlText w:val="▪"/>
+      <w:lvlJc w:val="left"/>
+      <w:pPr>
+        <w:ind w:left="3960"/>
+      </w:pPr>
+      <w:rPr>
+        <w:rFonts w:ascii="Arial" w:eastAsia="Arial" w:hAnsi="Arial" w:cs="Arial"/>
+        <w:b w:val="0"/>
+        <w:i w:val="0"/>
+        <w:strike w:val="0"/>
+        <w:dstrike w:val="0"/>
+        <w:color w:val="000000"/>
+        <w:sz w:val="48"/>
+        <w:szCs w:val="48"/>
+        <w:u w:val="none" w:color="000000"/>
+        <w:bdr w:val="none" w:sz="0" w:space="0" w:color="auto"/>
+        <w:shd w:val="clear" w:color="auto" w:fill="auto"/>
+        <w:vertAlign w:val="baseline"/>
+      </w:rPr>
+    </w:lvl>
+    <w:lvl w:ilvl="6" w:tplc="F70056BE">
+      <w:start w:val="1"/>
+      <w:numFmt w:val="bullet"/>
+      <w:lvlText w:val="•"/>
+      <w:lvlJc w:val="left"/>
+      <w:pPr>
+        <w:ind w:left="4680"/>
+      </w:pPr>
+      <w:rPr>
+        <w:rFonts w:ascii="Arial" w:eastAsia="Arial" w:hAnsi="Arial" w:cs="Arial"/>
+        <w:b w:val="0"/>
+        <w:i w:val="0"/>
+        <w:strike w:val="0"/>
+        <w:dstrike w:val="0"/>
+        <w:color w:val="000000"/>
+        <w:sz w:val="48"/>
+        <w:szCs w:val="48"/>
+        <w:u w:val="none" w:color="000000"/>
+        <w:bdr w:val="none" w:sz="0" w:space="0" w:color="auto"/>
+        <w:shd w:val="clear" w:color="auto" w:fill="auto"/>
+        <w:vertAlign w:val="baseline"/>
+      </w:rPr>
+    </w:lvl>
+    <w:lvl w:ilvl="7" w:tplc="1EFACFB8">
+      <w:start w:val="1"/>
+      <w:numFmt w:val="bullet"/>
+      <w:lvlText w:val="o"/>
+      <w:lvlJc w:val="left"/>
+      <w:pPr>
+        <w:ind w:left="5400"/>
+      </w:pPr>
+      <w:rPr>
+        <w:rFonts w:ascii="Arial" w:eastAsia="Arial" w:hAnsi="Arial" w:cs="Arial"/>
+        <w:b w:val="0"/>
+        <w:i w:val="0"/>
+        <w:strike w:val="0"/>
+        <w:dstrike w:val="0"/>
+        <w:color w:val="000000"/>
+        <w:sz w:val="48"/>
+        <w:szCs w:val="48"/>
+        <w:u w:val="none" w:color="000000"/>
+        <w:bdr w:val="none" w:sz="0" w:space="0" w:color="auto"/>
+        <w:shd w:val="clear" w:color="auto" w:fill="auto"/>
+        <w:vertAlign w:val="baseline"/>
+      </w:rPr>
+    </w:lvl>
+    <w:lvl w:ilvl="8" w:tplc="7BFCDB6E">
+      <w:start w:val="1"/>
+      <w:numFmt w:val="bullet"/>
+      <w:lvlText w:val="▪"/>
+      <w:lvlJc w:val="left"/>
+      <w:pPr>
+        <w:ind w:left="6120"/>
+      </w:pPr>
+      <w:rPr>
+        <w:rFonts w:ascii="Arial" w:eastAsia="Arial" w:hAnsi="Arial" w:cs="Arial"/>
+        <w:b w:val="0"/>
+        <w:i w:val="0"/>
+        <w:strike w:val="0"/>
+        <w:dstrike w:val="0"/>
+        <w:color w:val="000000"/>
+        <w:sz w:val="48"/>
+        <w:szCs w:val="48"/>
+        <w:u w:val="none" w:color="000000"/>
+        <w:bdr w:val="none" w:sz="0" w:space="0" w:color="auto"/>
+        <w:shd w:val="clear" w:color="auto" w:fill="auto"/>
+        <w:vertAlign w:val="baseline"/>
+      </w:rPr>
+    </w:lvl>
+  </w:abstractNum>
+  <w:abstractNum w:abstractNumId="13" w15:restartNumberingAfterBreak="0">
     <w:nsid w:val="75EA5FD6"/>
     <w:multiLevelType w:val="multilevel"/>
     <w:tmpl w:val="BF6628F6"/>
@@ -9201,7 +11980,7 @@
       </w:rPr>
     </w:lvl>
   </w:abstractNum>
-  <w:abstractNum w:abstractNumId="8" w15:restartNumberingAfterBreak="0">
+  <w:abstractNum w:abstractNumId="14" w15:restartNumberingAfterBreak="0">
     <w:nsid w:val="7817639C"/>
     <w:multiLevelType w:val="multilevel"/>
     <w:tmpl w:val="E4449038"/>
@@ -9305,34 +12084,52 @@
     </w:lvl>
   </w:abstractNum>
   <w:num w:numId="1" w16cid:durableId="5140358">
-    <w:abstractNumId w:val="5"/>
+    <w:abstractNumId w:val="9"/>
   </w:num>
   <w:num w:numId="2" w16cid:durableId="1901401339">
-    <w:abstractNumId w:val="8"/>
+    <w:abstractNumId w:val="14"/>
   </w:num>
   <w:num w:numId="3" w16cid:durableId="701050716">
-    <w:abstractNumId w:val="7"/>
+    <w:abstractNumId w:val="13"/>
   </w:num>
   <w:num w:numId="4" w16cid:durableId="1319113702">
-    <w:abstractNumId w:val="6"/>
+    <w:abstractNumId w:val="11"/>
   </w:num>
   <w:num w:numId="5" w16cid:durableId="2062946737">
-    <w:abstractNumId w:val="2"/>
+    <w:abstractNumId w:val="5"/>
   </w:num>
   <w:num w:numId="6" w16cid:durableId="56786316">
     <w:abstractNumId w:val="0"/>
   </w:num>
   <w:num w:numId="7" w16cid:durableId="1913201332">
+    <w:abstractNumId w:val="7"/>
+  </w:num>
+  <w:num w:numId="8" w16cid:durableId="1432042206">
+    <w:abstractNumId w:val="6"/>
+  </w:num>
+  <w:num w:numId="9" w16cid:durableId="480344299">
     <w:abstractNumId w:val="4"/>
   </w:num>
-  <w:num w:numId="8" w16cid:durableId="1432042206">
+  <w:num w:numId="10" w16cid:durableId="936985239">
+    <w:abstractNumId w:val="4"/>
+  </w:num>
+  <w:num w:numId="11" w16cid:durableId="1243874629">
+    <w:abstractNumId w:val="1"/>
+  </w:num>
+  <w:num w:numId="12" w16cid:durableId="1209803112">
+    <w:abstractNumId w:val="2"/>
+  </w:num>
+  <w:num w:numId="13" w16cid:durableId="1237982293">
+    <w:abstractNumId w:val="10"/>
+  </w:num>
+  <w:num w:numId="14" w16cid:durableId="538474539">
+    <w:abstractNumId w:val="12"/>
+  </w:num>
+  <w:num w:numId="15" w16cid:durableId="331685512">
     <w:abstractNumId w:val="3"/>
   </w:num>
-  <w:num w:numId="9" w16cid:durableId="480344299">
-    <w:abstractNumId w:val="1"/>
-  </w:num>
-  <w:num w:numId="10" w16cid:durableId="936985239">
-    <w:abstractNumId w:val="1"/>
+  <w:num w:numId="16" w16cid:durableId="91972697">
+    <w:abstractNumId w:val="8"/>
   </w:num>
   <w:numIdMacAtCleanup w:val="7"/>
 </w:numbering>
@@ -10914,28 +13711,28 @@
 </file>
 
 <file path=customXml/item1.xml><?xml version="1.0" encoding="utf-8"?>
+<b:Sources xmlns:b="http://schemas.openxmlformats.org/officeDocument/2006/bibliography" xmlns="http://schemas.openxmlformats.org/officeDocument/2006/bibliography" SelectedStyle="\APASixthEditionOfficeOnline.xsl" StyleName="APA" Version="6"/>
+</file>
+
+<file path=customXml/item2.xml><?xml version="1.0" encoding="utf-8"?>
 <go:gDocsCustomXmlDataStorage xmlns:go="http://customooxmlschemas.google.com/" xmlns:r="http://schemas.openxmlformats.org/officeDocument/2006/relationships" uri="GoogleDocsCustomDataVersion2">
   <go:docsCustomData xmlns:go="http://customooxmlschemas.google.com/" roundtripDataSignature="AMtx7mhjiWIrsbhXVErYUIn3yRmatBEaag==">CgMxLjAaHQoBMBIYChYIB0ISEhBBcmlhbCBVbmljb2RlIE1TGh0KATESGAoWCAdCEhIQQXJpYWwgVW5pY29kZSBNUxodCgEyEhgKFggHQhISEEFyaWFsIFVuaWNvZGUgTVMaHQoBMxIYChYIB0ISEhBBcmlhbCBVbmljb2RlIE1TGh0KATQSGAoWCAdCEhIQQXJpYWwgVW5pY29kZSBNUzIJaC4ycDJjc3J5MgloLjE0N24yenIyCWguM283YWxuazIJaC4yM2NrdnZkMghoLmlodjYzNjIJaC4zMmhpb3F6OAByITF0Q3g2YzNEX3htQm1ESFExOTNEaGY5ZUZpNnBSY1hhNw==</go:docsCustomData>
 </go:gDocsCustomXmlDataStorage>
 </file>
 
-<file path=customXml/item2.xml><?xml version="1.0" encoding="utf-8"?>
-<b:Sources xmlns:b="http://schemas.openxmlformats.org/officeDocument/2006/bibliography" xmlns="http://schemas.openxmlformats.org/officeDocument/2006/bibliography" SelectedStyle="\APASixthEditionOfficeOnline.xsl" StyleName="APA" Version="6"/>
+<file path=customXml/itemProps1.xml><?xml version="1.0" encoding="utf-8"?>
+<ds:datastoreItem xmlns:ds="http://schemas.openxmlformats.org/officeDocument/2006/customXml" ds:itemID="{1D9C642D-2AB1-47E2-BC06-597126BD0132}">
+  <ds:schemaRefs>
+    <ds:schemaRef ds:uri="http://schemas.openxmlformats.org/officeDocument/2006/bibliography"/>
+  </ds:schemaRefs>
+</ds:datastoreItem>
 </file>
 
-<file path=customXml/itemProps1.xml><?xml version="1.0" encoding="utf-8"?>
+<file path=customXml/itemProps2.xml><?xml version="1.0" encoding="utf-8"?>
 <ds:datastoreItem xmlns:ds="http://schemas.openxmlformats.org/officeDocument/2006/customXml" ds:itemID="{11111111-1234-1234-1234-123412341234}">
   <ds:schemaRefs>
     <ds:schemaRef ds:uri="http://customooxmlschemas.google.com/"/>
     <ds:schemaRef ds:uri="http://schemas.openxmlformats.org/officeDocument/2006/relationships"/>
   </ds:schemaRefs>
 </ds:datastoreItem>
-</file>
-
-<file path=customXml/itemProps2.xml><?xml version="1.0" encoding="utf-8"?>
-<ds:datastoreItem xmlns:ds="http://schemas.openxmlformats.org/officeDocument/2006/customXml" ds:itemID="{1D9C642D-2AB1-47E2-BC06-597126BD0132}">
-  <ds:schemaRefs>
-    <ds:schemaRef ds:uri="http://schemas.openxmlformats.org/officeDocument/2006/bibliography"/>
-  </ds:schemaRefs>
-</ds:datastoreItem>
 </file>